--- a/Praha_Retreat_Chanting_Book_Pali-En-Viet.docx
+++ b/Praha_Retreat_Chanting_Book_Pali-En-Viet.docx
@@ -595,7 +595,7 @@
           <w:noProof/>
           <w:sz w:val="36"/>
           <w:szCs w:val="36"/>
-          <w:lang w:val="vi-VN"/>
+          <w:lang w:val="en-US"/>
         </w:rPr>
       </w:pPr>
       <w:r>
@@ -605,7 +605,7 @@
           <w:noProof/>
           <w:sz w:val="36"/>
           <w:szCs w:val="36"/>
-          <w:lang w:val="vi-VN"/>
+          <w:lang w:val="en-US"/>
         </w:rPr>
         <w:t>Praha, Czech Republic</w:t>
       </w:r>
@@ -731,7 +731,7 @@
           <w:b w:val="0"/>
           <w:bCs w:val="0"/>
           <w:noProof w:val="0"/>
-          <w:color w:val="auto"/>
+          <w:color w:val="000080"/>
           <w:kern w:val="2"/>
           <w:sz w:val="24"/>
           <w:szCs w:val="24"/>
@@ -747,6 +747,7 @@
       <w:sdtEndPr>
         <w:rPr>
           <w:rFonts w:eastAsia="Times New Roman"/>
+          <w:color w:val="auto"/>
           <w:kern w:val="0"/>
           <w14:ligatures w14:val="none"/>
         </w:rPr>
@@ -757,12 +758,14 @@
             <w:pStyle w:val="TOCHeading"/>
             <w:rPr>
               <w:rFonts w:ascii="Times New Roman" w:hAnsi="Times New Roman" w:cs="Times New Roman"/>
+              <w:color w:val="000080"/>
               <w:lang w:val="en-US"/>
             </w:rPr>
           </w:pPr>
           <w:r>
             <w:rPr>
               <w:rFonts w:ascii="Times New Roman" w:hAnsi="Times New Roman" w:cs="Times New Roman"/>
+              <w:color w:val="000080"/>
               <w:lang w:val="en-US"/>
             </w:rPr>
             <w:t>Table of Contents</w:t>
@@ -770,6 +773,7 @@
           <w:r>
             <w:rPr>
               <w:rFonts w:ascii="Times New Roman" w:hAnsi="Times New Roman" w:cs="Times New Roman"/>
+              <w:color w:val="000080"/>
               <w:lang w:val="en-US"/>
             </w:rPr>
             <w:t xml:space="preserve"> / Mục lục</w:t>
@@ -817,7 +821,7 @@
             </w:rPr>
             <w:fldChar w:fldCharType="separate"/>
           </w:r>
-          <w:hyperlink w:anchor="_Toc236159934" w:history="1">
+          <w:hyperlink w:anchor="_Toc236370565" w:history="1">
             <w:r>
               <w:rPr>
                 <w:rStyle w:val="Hyperlink"/>
@@ -845,7 +849,7 @@
                 <w:noProof/>
                 <w:webHidden/>
               </w:rPr>
-              <w:instrText xml:space="preserve"> PAGEREF _Toc236159934 \h </w:instrText>
+              <w:instrText xml:space="preserve"> PAGEREF _Toc236370565 \h </w:instrText>
             </w:r>
             <w:r>
               <w:rPr>
@@ -893,7 +897,7 @@
               <w14:ligatures w14:val="standardContextual"/>
             </w:rPr>
           </w:pPr>
-          <w:hyperlink w:anchor="_Toc236159935" w:history="1">
+          <w:hyperlink w:anchor="_Toc236370566" w:history="1">
             <w:r>
               <w:rPr>
                 <w:rStyle w:val="Hyperlink"/>
@@ -938,7 +942,7 @@
                 <w:noProof/>
                 <w:webHidden/>
               </w:rPr>
-              <w:instrText xml:space="preserve"> PAGEREF _Toc236159935 \h </w:instrText>
+              <w:instrText xml:space="preserve"> PAGEREF _Toc236370566 \h </w:instrText>
             </w:r>
             <w:r>
               <w:rPr>
@@ -986,7 +990,7 @@
               <w14:ligatures w14:val="standardContextual"/>
             </w:rPr>
           </w:pPr>
-          <w:hyperlink w:anchor="_Toc236159936" w:history="1">
+          <w:hyperlink w:anchor="_Toc236370567" w:history="1">
             <w:r>
               <w:rPr>
                 <w:rStyle w:val="Hyperlink"/>
@@ -1014,7 +1018,7 @@
                 <w:noProof/>
                 <w:webHidden/>
               </w:rPr>
-              <w:instrText xml:space="preserve"> PAGEREF _Toc236159936 \h </w:instrText>
+              <w:instrText xml:space="preserve"> PAGEREF _Toc236370567 \h </w:instrText>
             </w:r>
             <w:r>
               <w:rPr>
@@ -1062,7 +1066,7 @@
               <w14:ligatures w14:val="standardContextual"/>
             </w:rPr>
           </w:pPr>
-          <w:hyperlink w:anchor="_Toc236159937" w:history="1">
+          <w:hyperlink w:anchor="_Toc236370568" w:history="1">
             <w:r>
               <w:rPr>
                 <w:rStyle w:val="Hyperlink"/>
@@ -1090,7 +1094,7 @@
                 <w:noProof/>
                 <w:webHidden/>
               </w:rPr>
-              <w:instrText xml:space="preserve"> PAGEREF _Toc236159937 \h </w:instrText>
+              <w:instrText xml:space="preserve"> PAGEREF _Toc236370568 \h </w:instrText>
             </w:r>
             <w:r>
               <w:rPr>
@@ -1138,7 +1142,7 @@
               <w14:ligatures w14:val="standardContextual"/>
             </w:rPr>
           </w:pPr>
-          <w:hyperlink w:anchor="_Toc236159938" w:history="1">
+          <w:hyperlink w:anchor="_Toc236370569" w:history="1">
             <w:r>
               <w:rPr>
                 <w:rStyle w:val="Hyperlink"/>
@@ -1166,7 +1170,7 @@
                 <w:noProof/>
                 <w:webHidden/>
               </w:rPr>
-              <w:instrText xml:space="preserve"> PAGEREF _Toc236159938 \h </w:instrText>
+              <w:instrText xml:space="preserve"> PAGEREF _Toc236370569 \h </w:instrText>
             </w:r>
             <w:r>
               <w:rPr>
@@ -1214,7 +1218,7 @@
               <w14:ligatures w14:val="standardContextual"/>
             </w:rPr>
           </w:pPr>
-          <w:hyperlink w:anchor="_Toc236159939" w:history="1">
+          <w:hyperlink w:anchor="_Toc236370570" w:history="1">
             <w:r>
               <w:rPr>
                 <w:rStyle w:val="Hyperlink"/>
@@ -1242,7 +1246,7 @@
                 <w:noProof/>
                 <w:webHidden/>
               </w:rPr>
-              <w:instrText xml:space="preserve"> PAGEREF _Toc236159939 \h </w:instrText>
+              <w:instrText xml:space="preserve"> PAGEREF _Toc236370570 \h </w:instrText>
             </w:r>
             <w:r>
               <w:rPr>
@@ -1290,7 +1294,7 @@
               <w14:ligatures w14:val="standardContextual"/>
             </w:rPr>
           </w:pPr>
-          <w:hyperlink w:anchor="_Toc236159940" w:history="1">
+          <w:hyperlink w:anchor="_Toc236370571" w:history="1">
             <w:r>
               <w:rPr>
                 <w:rStyle w:val="Hyperlink"/>
@@ -1327,7 +1331,7 @@
                 <w:noProof/>
                 <w:webHidden/>
               </w:rPr>
-              <w:instrText xml:space="preserve"> PAGEREF _Toc236159940 \h </w:instrText>
+              <w:instrText xml:space="preserve"> PAGEREF _Toc236370571 \h </w:instrText>
             </w:r>
             <w:r>
               <w:rPr>
@@ -1375,7 +1379,7 @@
               <w14:ligatures w14:val="standardContextual"/>
             </w:rPr>
           </w:pPr>
-          <w:hyperlink w:anchor="_Toc236159941" w:history="1">
+          <w:hyperlink w:anchor="_Toc236370572" w:history="1">
             <w:r>
               <w:rPr>
                 <w:rStyle w:val="Hyperlink"/>
@@ -1420,7 +1424,7 @@
                 <w:noProof/>
                 <w:webHidden/>
               </w:rPr>
-              <w:instrText xml:space="preserve"> PAGEREF _Toc236159941 \h </w:instrText>
+              <w:instrText xml:space="preserve"> PAGEREF _Toc236370572 \h </w:instrText>
             </w:r>
             <w:r>
               <w:rPr>
@@ -1468,7 +1472,7 @@
               <w14:ligatures w14:val="standardContextual"/>
             </w:rPr>
           </w:pPr>
-          <w:hyperlink w:anchor="_Toc236159942" w:history="1">
+          <w:hyperlink w:anchor="_Toc236370573" w:history="1">
             <w:r>
               <w:rPr>
                 <w:rStyle w:val="Hyperlink"/>
@@ -1522,7 +1526,7 @@
                 <w:noProof/>
                 <w:webHidden/>
               </w:rPr>
-              <w:instrText xml:space="preserve"> PAGEREF _Toc236159942 \h </w:instrText>
+              <w:instrText xml:space="preserve"> PAGEREF _Toc236370573 \h </w:instrText>
             </w:r>
             <w:r>
               <w:rPr>
@@ -1570,7 +1574,7 @@
               <w14:ligatures w14:val="standardContextual"/>
             </w:rPr>
           </w:pPr>
-          <w:hyperlink w:anchor="_Toc236159943" w:history="1">
+          <w:hyperlink w:anchor="_Toc236370574" w:history="1">
             <w:r>
               <w:rPr>
                 <w:rStyle w:val="Hyperlink"/>
@@ -1598,7 +1602,7 @@
                 <w:noProof/>
                 <w:webHidden/>
               </w:rPr>
-              <w:instrText xml:space="preserve"> PAGEREF _Toc236159943 \h </w:instrText>
+              <w:instrText xml:space="preserve"> PAGEREF _Toc236370574 \h </w:instrText>
             </w:r>
             <w:r>
               <w:rPr>
@@ -1646,7 +1650,7 @@
               <w14:ligatures w14:val="standardContextual"/>
             </w:rPr>
           </w:pPr>
-          <w:hyperlink w:anchor="_Toc236159944" w:history="1">
+          <w:hyperlink w:anchor="_Toc236370575" w:history="1">
             <w:r>
               <w:rPr>
                 <w:rStyle w:val="Hyperlink"/>
@@ -1674,7 +1678,7 @@
                 <w:noProof/>
                 <w:webHidden/>
               </w:rPr>
-              <w:instrText xml:space="preserve"> PAGEREF _Toc236159944 \h </w:instrText>
+              <w:instrText xml:space="preserve"> PAGEREF _Toc236370575 \h </w:instrText>
             </w:r>
             <w:r>
               <w:rPr>
@@ -1722,7 +1726,7 @@
               <w14:ligatures w14:val="standardContextual"/>
             </w:rPr>
           </w:pPr>
-          <w:hyperlink w:anchor="_Toc236159945" w:history="1">
+          <w:hyperlink w:anchor="_Toc236370576" w:history="1">
             <w:r>
               <w:rPr>
                 <w:rStyle w:val="Hyperlink"/>
@@ -1750,7 +1754,7 @@
                 <w:noProof/>
                 <w:webHidden/>
               </w:rPr>
-              <w:instrText xml:space="preserve"> PAGEREF _Toc236159945 \h </w:instrText>
+              <w:instrText xml:space="preserve"> PAGEREF _Toc236370576 \h </w:instrText>
             </w:r>
             <w:r>
               <w:rPr>
@@ -1798,7 +1802,7 @@
               <w14:ligatures w14:val="standardContextual"/>
             </w:rPr>
           </w:pPr>
-          <w:hyperlink w:anchor="_Toc236159946" w:history="1">
+          <w:hyperlink w:anchor="_Toc236370577" w:history="1">
             <w:r>
               <w:rPr>
                 <w:rStyle w:val="Hyperlink"/>
@@ -1842,7 +1846,7 @@
                 <w:noProof/>
                 <w:webHidden/>
               </w:rPr>
-              <w:instrText xml:space="preserve"> PAGEREF _Toc236159946 \h </w:instrText>
+              <w:instrText xml:space="preserve"> PAGEREF _Toc236370577 \h </w:instrText>
             </w:r>
             <w:r>
               <w:rPr>
@@ -2400,7 +2404,7 @@
           <w:lang w:val="en-US"/>
         </w:rPr>
       </w:pPr>
-      <w:bookmarkStart w:id="0" w:name="_Toc236159934"/>
+      <w:bookmarkStart w:id="0" w:name="_Toc236370565"/>
       <w:r>
         <w:rPr>
           <w:lang w:val="en-US"/>
@@ -2417,7 +2421,7 @@
           <w:lang w:val="en-US"/>
         </w:rPr>
       </w:pPr>
-      <w:bookmarkStart w:id="1" w:name="_Toc236159935"/>
+      <w:bookmarkStart w:id="1" w:name="_Toc236370566"/>
       <w:r>
         <w:rPr>
           <w:lang w:val="en-US"/>
@@ -6663,7 +6667,7 @@
           <w:lang w:val="en-US"/>
         </w:rPr>
       </w:pPr>
-      <w:bookmarkStart w:id="3" w:name="_Toc236159936"/>
+      <w:bookmarkStart w:id="3" w:name="_Toc236370567"/>
       <w:r>
         <w:rPr>
           <w:lang w:val="en-US"/>
@@ -7710,7 +7714,7 @@
           <w:lang w:val="en-US"/>
         </w:rPr>
       </w:pPr>
-      <w:bookmarkStart w:id="5" w:name="_Toc236159937"/>
+      <w:bookmarkStart w:id="5" w:name="_Toc236370568"/>
       <w:r>
         <w:rPr>
           <w:lang w:val="en-US"/>
@@ -8782,7 +8786,7 @@
           <w:lang w:val="en-US"/>
         </w:rPr>
       </w:pPr>
-      <w:bookmarkStart w:id="7" w:name="_Toc236159938"/>
+      <w:bookmarkStart w:id="7" w:name="_Toc236370569"/>
       <w:r>
         <w:rPr>
           <w:lang w:val="en-US"/>
@@ -8811,7 +8815,7 @@
           <w:lang w:val="en-US"/>
         </w:rPr>
       </w:pPr>
-      <w:bookmarkStart w:id="8" w:name="_Toc236159939"/>
+      <w:bookmarkStart w:id="8" w:name="_Toc236370570"/>
       <w:r>
         <w:rPr>
           <w:lang w:val="en-US"/>
@@ -9092,7 +9096,7 @@
           <w:lang w:val="en-US"/>
         </w:rPr>
       </w:pPr>
-      <w:bookmarkStart w:id="10" w:name="_Toc236159940"/>
+      <w:bookmarkStart w:id="10" w:name="_Toc236370571"/>
       <w:r>
         <w:rPr>
           <w:lang w:val="en-US"/>
@@ -10646,7 +10650,7 @@
           <w:lang w:val="en-US"/>
         </w:rPr>
       </w:pPr>
-      <w:bookmarkStart w:id="12" w:name="_Toc236159941"/>
+      <w:bookmarkStart w:id="12" w:name="_Toc236370572"/>
       <w:r>
         <w:rPr>
           <w:lang w:val="en-US"/>
@@ -11656,7 +11660,7 @@
           <w:lang w:val="en-US"/>
         </w:rPr>
       </w:pPr>
-      <w:bookmarkStart w:id="14" w:name="_Toc236159942"/>
+      <w:bookmarkStart w:id="14" w:name="_Toc236370573"/>
       <w:r>
         <w:rPr>
           <w:lang w:val="en-US"/>
@@ -12473,7 +12477,7 @@
           <w:lang w:val="en-US"/>
         </w:rPr>
       </w:pPr>
-      <w:bookmarkStart w:id="16" w:name="_Toc236159943"/>
+      <w:bookmarkStart w:id="16" w:name="_Toc236370574"/>
       <w:r>
         <w:rPr>
           <w:lang w:val="en-US"/>
@@ -14909,7 +14913,7 @@
           <w:lang w:val="en-US"/>
         </w:rPr>
       </w:pPr>
-      <w:bookmarkStart w:id="18" w:name="_Toc236159944"/>
+      <w:bookmarkStart w:id="18" w:name="_Toc236370575"/>
       <w:r>
         <w:rPr>
           <w:lang w:val="en-US"/>
@@ -14974,7 +14978,7 @@
           <w:lang w:val="en-US"/>
         </w:rPr>
       </w:pPr>
-      <w:bookmarkStart w:id="19" w:name="_Toc236159945"/>
+      <w:bookmarkStart w:id="19" w:name="_Toc236370576"/>
       <w:r>
         <w:rPr>
           <w:lang w:val="en-US"/>
@@ -16808,7 +16812,7 @@
           <w:lang w:val="en-US"/>
         </w:rPr>
       </w:pPr>
-      <w:bookmarkStart w:id="22" w:name="_Toc236159946"/>
+      <w:bookmarkStart w:id="22" w:name="_Toc236370577"/>
       <w:r>
         <w:rPr>
           <w:lang w:val="en-US"/>
@@ -17801,10 +17805,8 @@
     <w:sdtPr>
       <w:rPr>
         <w:rStyle w:val="PageNumber"/>
-        <w:sz w:val="20"/>
-        <w:szCs w:val="20"/>
       </w:rPr>
-      <w:id w:val="75870906"/>
+      <w:id w:val="-1453623004"/>
       <w:docPartObj>
         <w:docPartGallery w:val="Page Numbers (Top of Page)"/>
         <w:docPartUnique/>
@@ -17814,51 +17816,38 @@
       <w:p>
         <w:pPr>
           <w:pStyle w:val="Header"/>
-          <w:framePr w:wrap="none" w:vAnchor="text" w:hAnchor="margin" w:xAlign="outside" w:y="1"/>
+          <w:framePr w:wrap="none" w:vAnchor="text" w:hAnchor="margin" w:xAlign="right" w:y="1"/>
           <w:rPr>
             <w:rStyle w:val="PageNumber"/>
-            <w:sz w:val="20"/>
-            <w:szCs w:val="20"/>
           </w:rPr>
         </w:pPr>
         <w:r>
           <w:rPr>
             <w:rStyle w:val="PageNumber"/>
-            <w:sz w:val="20"/>
-            <w:szCs w:val="20"/>
           </w:rPr>
           <w:fldChar w:fldCharType="begin"/>
         </w:r>
         <w:r>
           <w:rPr>
             <w:rStyle w:val="PageNumber"/>
-            <w:sz w:val="20"/>
-            <w:szCs w:val="20"/>
           </w:rPr>
           <w:instrText xml:space="preserve"> PAGE </w:instrText>
         </w:r>
         <w:r>
           <w:rPr>
             <w:rStyle w:val="PageNumber"/>
-            <w:sz w:val="20"/>
-            <w:szCs w:val="20"/>
           </w:rPr>
           <w:fldChar w:fldCharType="separate"/>
         </w:r>
         <w:r>
           <w:rPr>
             <w:rStyle w:val="PageNumber"/>
-            <w:noProof/>
-            <w:sz w:val="20"/>
-            <w:szCs w:val="20"/>
           </w:rPr>
-          <w:t>6</w:t>
+          <w:t>42</w:t>
         </w:r>
         <w:r>
           <w:rPr>
             <w:rStyle w:val="PageNumber"/>
-            <w:sz w:val="20"/>
-            <w:szCs w:val="20"/>
           </w:rPr>
           <w:fldChar w:fldCharType="end"/>
         </w:r>
@@ -17867,67 +17856,24 @@
   </w:sdt>
   <w:p>
     <w:pPr>
+      <w:pStyle w:val="Header"/>
       <w:pBdr>
-        <w:bottom w:val="single" w:sz="6" w:space="1" w:color="auto"/>
+        <w:bottom w:val="single" w:sz="4" w:space="1" w:color="auto"/>
       </w:pBdr>
-      <w:tabs>
-        <w:tab w:val="left" w:pos="4098"/>
-      </w:tabs>
-      <w:spacing w:line="244" w:lineRule="exact"/>
-      <w:ind w:right="360" w:firstLine="360"/>
+      <w:ind w:right="360"/>
       <w:rPr>
         <w:sz w:val="20"/>
         <w:szCs w:val="20"/>
-        <w:lang w:val="en-US"/>
+        <w:lang w:val="vi-VN"/>
       </w:rPr>
     </w:pPr>
     <w:r>
       <w:rPr>
         <w:sz w:val="20"/>
         <w:szCs w:val="20"/>
-        <w:lang w:val="en-US"/>
-      </w:rPr>
-      <w:t xml:space="preserve">Taking the </w:t>
-    </w:r>
-    <w:r>
-      <w:rPr>
-        <w:sz w:val="20"/>
-        <w:szCs w:val="20"/>
         <w:lang w:val="vi-VN"/>
       </w:rPr>
-      <w:t xml:space="preserve">Three Refuges </w:t>
-    </w:r>
-    <w:r>
-      <w:rPr>
-        <w:sz w:val="20"/>
-        <w:szCs w:val="20"/>
-        <w:lang w:val="en-US"/>
-      </w:rPr>
-      <w:t>&amp;</w:t>
-    </w:r>
-    <w:r>
-      <w:rPr>
-        <w:sz w:val="20"/>
-        <w:szCs w:val="20"/>
-        <w:lang w:val="vi-VN"/>
-      </w:rPr>
-      <w:t xml:space="preserve"> Precepts – Quy Y Tam Bảo </w:t>
-    </w:r>
-    <w:r>
-      <w:rPr>
-        <w:sz w:val="20"/>
-        <w:szCs w:val="20"/>
-        <w:lang w:val="en-US"/>
-      </w:rPr>
-      <w:t>&amp;</w:t>
-    </w:r>
-    <w:r>
-      <w:rPr>
-        <w:sz w:val="20"/>
-        <w:szCs w:val="20"/>
-        <w:lang w:val="vi-VN"/>
-      </w:rPr>
-      <w:t xml:space="preserve"> Thọ Giới</w:t>
+      <w:t>Taking the Three Refuges &amp; Precepts – Quy Y Tam Bảo &amp; Thọ Giới</w:t>
     </w:r>
   </w:p>
 </w:hdr>
@@ -17940,7 +17886,7 @@
       <w:rPr>
         <w:rStyle w:val="PageNumber"/>
       </w:rPr>
-      <w:id w:val="-4751165"/>
+      <w:id w:val="-1768689682"/>
       <w:docPartObj>
         <w:docPartGallery w:val="Page Numbers (Top of Page)"/>
         <w:docPartUnique/>
@@ -17950,7 +17896,7 @@
       <w:p>
         <w:pPr>
           <w:pStyle w:val="Header"/>
-          <w:framePr w:wrap="none" w:vAnchor="text" w:hAnchor="margin" w:xAlign="outside" w:y="1"/>
+          <w:framePr w:wrap="none" w:vAnchor="text" w:hAnchor="margin" w:xAlign="right" w:y="1"/>
           <w:rPr>
             <w:rStyle w:val="PageNumber"/>
           </w:rPr>
@@ -17958,41 +17904,30 @@
         <w:r>
           <w:rPr>
             <w:rStyle w:val="PageNumber"/>
-            <w:sz w:val="20"/>
-            <w:szCs w:val="20"/>
           </w:rPr>
           <w:fldChar w:fldCharType="begin"/>
         </w:r>
         <w:r>
           <w:rPr>
             <w:rStyle w:val="PageNumber"/>
-            <w:sz w:val="20"/>
-            <w:szCs w:val="20"/>
           </w:rPr>
           <w:instrText xml:space="preserve"> PAGE </w:instrText>
         </w:r>
         <w:r>
           <w:rPr>
             <w:rStyle w:val="PageNumber"/>
-            <w:sz w:val="20"/>
-            <w:szCs w:val="20"/>
           </w:rPr>
           <w:fldChar w:fldCharType="separate"/>
         </w:r>
         <w:r>
           <w:rPr>
             <w:rStyle w:val="PageNumber"/>
-            <w:noProof/>
-            <w:sz w:val="20"/>
-            <w:szCs w:val="20"/>
           </w:rPr>
-          <w:t>5</w:t>
+          <w:t>23</w:t>
         </w:r>
         <w:r>
           <w:rPr>
             <w:rStyle w:val="PageNumber"/>
-            <w:sz w:val="20"/>
-            <w:szCs w:val="20"/>
           </w:rPr>
           <w:fldChar w:fldCharType="end"/>
         </w:r>
@@ -18002,66 +17937,27 @@
   <w:p>
     <w:pPr>
       <w:pBdr>
-        <w:bottom w:val="single" w:sz="6" w:space="1" w:color="auto"/>
+        <w:bottom w:val="single" w:sz="4" w:space="1" w:color="auto"/>
       </w:pBdr>
       <w:tabs>
         <w:tab w:val="left" w:pos="4098"/>
       </w:tabs>
       <w:spacing w:line="244" w:lineRule="exact"/>
-      <w:ind w:right="360" w:firstLine="360"/>
+      <w:ind w:right="360"/>
+      <w:jc w:val="right"/>
       <w:rPr>
         <w:sz w:val="20"/>
         <w:szCs w:val="20"/>
-        <w:lang w:val="en-US"/>
+        <w:lang w:val="vi-VN"/>
       </w:rPr>
     </w:pPr>
     <w:r>
       <w:rPr>
         <w:sz w:val="20"/>
         <w:szCs w:val="20"/>
-        <w:lang w:val="en-US"/>
-      </w:rPr>
-      <w:t xml:space="preserve">Taking the </w:t>
-    </w:r>
-    <w:r>
-      <w:rPr>
-        <w:sz w:val="20"/>
-        <w:szCs w:val="20"/>
         <w:lang w:val="vi-VN"/>
       </w:rPr>
-      <w:t xml:space="preserve">Three Refuges </w:t>
-    </w:r>
-    <w:r>
-      <w:rPr>
-        <w:sz w:val="20"/>
-        <w:szCs w:val="20"/>
-        <w:lang w:val="en-US"/>
-      </w:rPr>
-      <w:t>&amp;</w:t>
-    </w:r>
-    <w:r>
-      <w:rPr>
-        <w:sz w:val="20"/>
-        <w:szCs w:val="20"/>
-        <w:lang w:val="vi-VN"/>
-      </w:rPr>
-      <w:t xml:space="preserve"> Precepts – Quy Y Tam Bảo </w:t>
-    </w:r>
-    <w:r>
-      <w:rPr>
-        <w:sz w:val="20"/>
-        <w:szCs w:val="20"/>
-        <w:lang w:val="en-US"/>
-      </w:rPr>
-      <w:t>&amp;</w:t>
-    </w:r>
-    <w:r>
-      <w:rPr>
-        <w:sz w:val="20"/>
-        <w:szCs w:val="20"/>
-        <w:lang w:val="vi-VN"/>
-      </w:rPr>
-      <w:t xml:space="preserve"> Thọ Giới</w:t>
+      <w:t>Taking the Three Refuges &amp; Precepts – Quy Y Tam Bảo &amp; Thọ Giới</w:t>
     </w:r>
   </w:p>
 </w:hdr>
@@ -18073,10 +17969,8 @@
     <w:sdtPr>
       <w:rPr>
         <w:rStyle w:val="PageNumber"/>
-        <w:sz w:val="20"/>
-        <w:szCs w:val="20"/>
       </w:rPr>
-      <w:id w:val="-2113043841"/>
+      <w:id w:val="1727339951"/>
       <w:docPartObj>
         <w:docPartGallery w:val="Page Numbers (Top of Page)"/>
         <w:docPartUnique/>
@@ -18086,51 +17980,38 @@
       <w:p>
         <w:pPr>
           <w:pStyle w:val="Header"/>
-          <w:framePr w:wrap="none" w:vAnchor="text" w:hAnchor="margin" w:xAlign="outside" w:y="1"/>
-          <w:jc w:val="right"/>
+          <w:framePr w:wrap="none" w:vAnchor="text" w:hAnchor="margin" w:xAlign="right" w:y="1"/>
           <w:rPr>
             <w:rStyle w:val="PageNumber"/>
-            <w:sz w:val="20"/>
-            <w:szCs w:val="20"/>
           </w:rPr>
         </w:pPr>
         <w:r>
           <w:rPr>
             <w:rStyle w:val="PageNumber"/>
-            <w:sz w:val="20"/>
-            <w:szCs w:val="20"/>
           </w:rPr>
           <w:fldChar w:fldCharType="begin"/>
         </w:r>
         <w:r>
           <w:rPr>
             <w:rStyle w:val="PageNumber"/>
-            <w:sz w:val="20"/>
-            <w:szCs w:val="20"/>
           </w:rPr>
           <w:instrText xml:space="preserve"> PAGE </w:instrText>
         </w:r>
         <w:r>
           <w:rPr>
             <w:rStyle w:val="PageNumber"/>
-            <w:sz w:val="20"/>
-            <w:szCs w:val="20"/>
           </w:rPr>
           <w:fldChar w:fldCharType="separate"/>
         </w:r>
         <w:r>
           <w:rPr>
             <w:rStyle w:val="PageNumber"/>
-            <w:sz w:val="20"/>
-            <w:szCs w:val="20"/>
           </w:rPr>
-          <w:t>28</w:t>
+          <w:t>24</w:t>
         </w:r>
         <w:r>
           <w:rPr>
             <w:rStyle w:val="PageNumber"/>
-            <w:sz w:val="20"/>
-            <w:szCs w:val="20"/>
           </w:rPr>
           <w:fldChar w:fldCharType="end"/>
         </w:r>
@@ -18139,67 +18020,24 @@
   </w:sdt>
   <w:p>
     <w:pPr>
+      <w:pStyle w:val="Header"/>
       <w:pBdr>
-        <w:bottom w:val="single" w:sz="6" w:space="1" w:color="auto"/>
+        <w:bottom w:val="single" w:sz="4" w:space="1" w:color="auto"/>
       </w:pBdr>
-      <w:tabs>
-        <w:tab w:val="left" w:pos="4098"/>
-      </w:tabs>
-      <w:spacing w:line="244" w:lineRule="exact"/>
-      <w:ind w:right="360" w:firstLine="360"/>
+      <w:ind w:right="360"/>
       <w:rPr>
         <w:sz w:val="20"/>
         <w:szCs w:val="20"/>
-        <w:lang w:val="en-US"/>
+        <w:lang w:val="vi-VN"/>
       </w:rPr>
     </w:pPr>
     <w:r>
       <w:rPr>
         <w:sz w:val="20"/>
         <w:szCs w:val="20"/>
-        <w:lang w:val="en-US"/>
-      </w:rPr>
-      <w:t xml:space="preserve">Taking the </w:t>
-    </w:r>
-    <w:r>
-      <w:rPr>
-        <w:sz w:val="20"/>
-        <w:szCs w:val="20"/>
         <w:lang w:val="vi-VN"/>
       </w:rPr>
-      <w:t xml:space="preserve">Three Refuges </w:t>
-    </w:r>
-    <w:r>
-      <w:rPr>
-        <w:sz w:val="20"/>
-        <w:szCs w:val="20"/>
-        <w:lang w:val="en-US"/>
-      </w:rPr>
-      <w:t>&amp;</w:t>
-    </w:r>
-    <w:r>
-      <w:rPr>
-        <w:sz w:val="20"/>
-        <w:szCs w:val="20"/>
-        <w:lang w:val="vi-VN"/>
-      </w:rPr>
-      <w:t xml:space="preserve"> Precepts – Quy Y Tam Bảo </w:t>
-    </w:r>
-    <w:r>
-      <w:rPr>
-        <w:sz w:val="20"/>
-        <w:szCs w:val="20"/>
-        <w:lang w:val="en-US"/>
-      </w:rPr>
-      <w:t>&amp;</w:t>
-    </w:r>
-    <w:r>
-      <w:rPr>
-        <w:sz w:val="20"/>
-        <w:szCs w:val="20"/>
-        <w:lang w:val="vi-VN"/>
-      </w:rPr>
-      <w:t xml:space="preserve"> Thọ Giới</w:t>
+      <w:t>Taking the Three Refuges &amp; Precepts – Quy Y Tam Bảo &amp; Thọ Giới</w:t>
     </w:r>
   </w:p>
 </w:hdr>
@@ -18211,10 +18049,8 @@
     <w:sdtPr>
       <w:rPr>
         <w:rStyle w:val="PageNumber"/>
-        <w:sz w:val="20"/>
-        <w:szCs w:val="20"/>
       </w:rPr>
-      <w:id w:val="1247454558"/>
+      <w:id w:val="2092511175"/>
       <w:docPartObj>
         <w:docPartGallery w:val="Page Numbers (Top of Page)"/>
         <w:docPartUnique/>
@@ -18224,51 +18060,38 @@
       <w:p>
         <w:pPr>
           <w:pStyle w:val="Header"/>
-          <w:framePr w:wrap="none" w:vAnchor="text" w:hAnchor="margin" w:xAlign="outside" w:y="1"/>
+          <w:framePr w:wrap="none" w:vAnchor="text" w:hAnchor="margin" w:xAlign="right" w:y="1"/>
           <w:rPr>
             <w:rStyle w:val="PageNumber"/>
-            <w:sz w:val="20"/>
-            <w:szCs w:val="20"/>
           </w:rPr>
         </w:pPr>
         <w:r>
           <w:rPr>
             <w:rStyle w:val="PageNumber"/>
-            <w:sz w:val="20"/>
-            <w:szCs w:val="20"/>
           </w:rPr>
           <w:fldChar w:fldCharType="begin"/>
         </w:r>
         <w:r>
           <w:rPr>
             <w:rStyle w:val="PageNumber"/>
-            <w:sz w:val="20"/>
-            <w:szCs w:val="20"/>
           </w:rPr>
           <w:instrText xml:space="preserve"> PAGE </w:instrText>
         </w:r>
         <w:r>
           <w:rPr>
             <w:rStyle w:val="PageNumber"/>
-            <w:sz w:val="20"/>
-            <w:szCs w:val="20"/>
           </w:rPr>
           <w:fldChar w:fldCharType="separate"/>
         </w:r>
         <w:r>
           <w:rPr>
             <w:rStyle w:val="PageNumber"/>
-            <w:noProof/>
-            <w:sz w:val="20"/>
-            <w:szCs w:val="20"/>
           </w:rPr>
-          <w:t>6</w:t>
+          <w:t>42</w:t>
         </w:r>
         <w:r>
           <w:rPr>
             <w:rStyle w:val="PageNumber"/>
-            <w:sz w:val="20"/>
-            <w:szCs w:val="20"/>
           </w:rPr>
           <w:fldChar w:fldCharType="end"/>
         </w:r>
@@ -18277,14 +18100,11 @@
   </w:sdt>
   <w:p>
     <w:pPr>
+      <w:pStyle w:val="Header"/>
       <w:pBdr>
-        <w:bottom w:val="single" w:sz="6" w:space="1" w:color="auto"/>
+        <w:bottom w:val="single" w:sz="4" w:space="1" w:color="auto"/>
       </w:pBdr>
-      <w:tabs>
-        <w:tab w:val="left" w:pos="4098"/>
-      </w:tabs>
-      <w:spacing w:line="244" w:lineRule="exact"/>
-      <w:ind w:right="360" w:firstLine="360"/>
+      <w:ind w:right="360"/>
       <w:rPr>
         <w:sz w:val="20"/>
         <w:szCs w:val="20"/>
@@ -18295,6 +18115,7 @@
       <w:rPr>
         <w:sz w:val="20"/>
         <w:szCs w:val="20"/>
+        <w:lang w:val="vi-VN"/>
       </w:rPr>
       <w:t>Ask for Forgiveness &amp; Rejoice in Merit – Xám Hối &amp; Tùy Hỷ Phước</w:t>
     </w:r>
@@ -18425,10 +18246,8 @@
     <w:sdtPr>
       <w:rPr>
         <w:rStyle w:val="PageNumber"/>
-        <w:sz w:val="20"/>
-        <w:szCs w:val="20"/>
       </w:rPr>
-      <w:id w:val="1152104214"/>
+      <w:id w:val="-133179924"/>
       <w:docPartObj>
         <w:docPartGallery w:val="Page Numbers (Top of Page)"/>
         <w:docPartUnique/>
@@ -18438,51 +18257,38 @@
       <w:p>
         <w:pPr>
           <w:pStyle w:val="Header"/>
-          <w:framePr w:wrap="none" w:vAnchor="text" w:hAnchor="margin" w:xAlign="outside" w:y="1"/>
-          <w:jc w:val="right"/>
+          <w:framePr w:wrap="none" w:vAnchor="text" w:hAnchor="margin" w:xAlign="right" w:y="1"/>
           <w:rPr>
             <w:rStyle w:val="PageNumber"/>
-            <w:sz w:val="20"/>
-            <w:szCs w:val="20"/>
           </w:rPr>
         </w:pPr>
         <w:r>
           <w:rPr>
             <w:rStyle w:val="PageNumber"/>
-            <w:sz w:val="20"/>
-            <w:szCs w:val="20"/>
           </w:rPr>
           <w:fldChar w:fldCharType="begin"/>
         </w:r>
         <w:r>
           <w:rPr>
             <w:rStyle w:val="PageNumber"/>
-            <w:sz w:val="20"/>
-            <w:szCs w:val="20"/>
           </w:rPr>
           <w:instrText xml:space="preserve"> PAGE </w:instrText>
         </w:r>
         <w:r>
           <w:rPr>
             <w:rStyle w:val="PageNumber"/>
-            <w:sz w:val="20"/>
-            <w:szCs w:val="20"/>
           </w:rPr>
           <w:fldChar w:fldCharType="separate"/>
         </w:r>
         <w:r>
           <w:rPr>
             <w:rStyle w:val="PageNumber"/>
-            <w:sz w:val="20"/>
-            <w:szCs w:val="20"/>
           </w:rPr>
-          <w:t>28</w:t>
+          <w:t>45</w:t>
         </w:r>
         <w:r>
           <w:rPr>
             <w:rStyle w:val="PageNumber"/>
-            <w:sz w:val="20"/>
-            <w:szCs w:val="20"/>
           </w:rPr>
           <w:fldChar w:fldCharType="end"/>
         </w:r>
@@ -18492,13 +18298,13 @@
   <w:p>
     <w:pPr>
       <w:pBdr>
-        <w:bottom w:val="single" w:sz="6" w:space="1" w:color="auto"/>
+        <w:bottom w:val="single" w:sz="4" w:space="1" w:color="auto"/>
       </w:pBdr>
       <w:tabs>
         <w:tab w:val="left" w:pos="4098"/>
       </w:tabs>
       <w:spacing w:line="244" w:lineRule="exact"/>
-      <w:ind w:right="360" w:firstLine="360"/>
+      <w:ind w:right="360"/>
       <w:jc w:val="right"/>
       <w:rPr>
         <w:sz w:val="20"/>
@@ -18510,6 +18316,7 @@
       <w:rPr>
         <w:sz w:val="20"/>
         <w:szCs w:val="20"/>
+        <w:lang w:val="vi-VN"/>
       </w:rPr>
       <w:t>Ask for Forgiveness &amp; Rejoice in Merit – Xám Hối &amp; Tùy Hỷ Phước</w:t>
     </w:r>
@@ -18543,7 +18350,7 @@
       <w:rPr>
         <w:rStyle w:val="PageNumber"/>
       </w:rPr>
-      <w:id w:val="1099761004"/>
+      <w:id w:val="-665629048"/>
       <w:docPartObj>
         <w:docPartGallery w:val="Page Numbers (Top of Page)"/>
         <w:docPartUnique/>
@@ -18553,7 +18360,7 @@
       <w:p>
         <w:pPr>
           <w:pStyle w:val="Header"/>
-          <w:framePr w:wrap="none" w:vAnchor="text" w:hAnchor="margin" w:xAlign="outside" w:y="1"/>
+          <w:framePr w:wrap="none" w:vAnchor="text" w:hAnchor="margin" w:xAlign="right" w:y="1"/>
           <w:rPr>
             <w:rStyle w:val="PageNumber"/>
           </w:rPr>
@@ -18561,41 +18368,30 @@
         <w:r>
           <w:rPr>
             <w:rStyle w:val="PageNumber"/>
-            <w:sz w:val="20"/>
-            <w:szCs w:val="20"/>
           </w:rPr>
           <w:fldChar w:fldCharType="begin"/>
         </w:r>
         <w:r>
           <w:rPr>
             <w:rStyle w:val="PageNumber"/>
-            <w:sz w:val="20"/>
-            <w:szCs w:val="20"/>
           </w:rPr>
           <w:instrText xml:space="preserve"> PAGE </w:instrText>
         </w:r>
         <w:r>
           <w:rPr>
             <w:rStyle w:val="PageNumber"/>
-            <w:sz w:val="20"/>
-            <w:szCs w:val="20"/>
           </w:rPr>
           <w:fldChar w:fldCharType="separate"/>
         </w:r>
         <w:r>
           <w:rPr>
             <w:rStyle w:val="PageNumber"/>
-            <w:noProof/>
-            <w:sz w:val="20"/>
-            <w:szCs w:val="20"/>
           </w:rPr>
           <w:t>5</w:t>
         </w:r>
         <w:r>
           <w:rPr>
             <w:rStyle w:val="PageNumber"/>
-            <w:sz w:val="20"/>
-            <w:szCs w:val="20"/>
           </w:rPr>
           <w:fldChar w:fldCharType="end"/>
         </w:r>
@@ -18605,25 +18401,25 @@
   <w:p>
     <w:pPr>
       <w:pBdr>
-        <w:bottom w:val="single" w:sz="6" w:space="1" w:color="auto"/>
+        <w:bottom w:val="single" w:sz="4" w:space="1" w:color="auto"/>
       </w:pBdr>
       <w:tabs>
         <w:tab w:val="left" w:pos="4098"/>
       </w:tabs>
       <w:spacing w:line="244" w:lineRule="exact"/>
-      <w:ind w:right="360" w:firstLine="360"/>
+      <w:ind w:right="360"/>
       <w:jc w:val="right"/>
       <w:rPr>
-        <w:noProof/>
         <w:sz w:val="20"/>
         <w:szCs w:val="20"/>
+        <w:lang w:val="vi-VN"/>
       </w:rPr>
     </w:pPr>
     <w:r>
       <w:rPr>
-        <w:noProof/>
         <w:sz w:val="20"/>
         <w:szCs w:val="20"/>
+        <w:lang w:val="vi-VN"/>
       </w:rPr>
       <w:t>Morning Chants – Kinh Tụng Buổi Sáng</w:t>
     </w:r>
@@ -18742,8 +18538,6 @@
     <w:sdtPr>
       <w:rPr>
         <w:rStyle w:val="PageNumber"/>
-        <w:sz w:val="20"/>
-        <w:szCs w:val="20"/>
       </w:rPr>
       <w:id w:val="-759753735"/>
       <w:docPartObj>
@@ -18759,47 +18553,35 @@
           <w:jc w:val="right"/>
           <w:rPr>
             <w:rStyle w:val="PageNumber"/>
-            <w:sz w:val="20"/>
-            <w:szCs w:val="20"/>
           </w:rPr>
         </w:pPr>
         <w:r>
           <w:rPr>
             <w:rStyle w:val="PageNumber"/>
-            <w:sz w:val="20"/>
-            <w:szCs w:val="20"/>
           </w:rPr>
           <w:fldChar w:fldCharType="begin"/>
         </w:r>
         <w:r>
           <w:rPr>
             <w:rStyle w:val="PageNumber"/>
-            <w:sz w:val="20"/>
-            <w:szCs w:val="20"/>
           </w:rPr>
           <w:instrText xml:space="preserve"> PAGE </w:instrText>
         </w:r>
         <w:r>
           <w:rPr>
             <w:rStyle w:val="PageNumber"/>
-            <w:sz w:val="20"/>
-            <w:szCs w:val="20"/>
           </w:rPr>
           <w:fldChar w:fldCharType="separate"/>
         </w:r>
         <w:r>
           <w:rPr>
             <w:rStyle w:val="PageNumber"/>
-            <w:sz w:val="20"/>
-            <w:szCs w:val="20"/>
           </w:rPr>
           <w:t>28</w:t>
         </w:r>
         <w:r>
           <w:rPr>
             <w:rStyle w:val="PageNumber"/>
-            <w:sz w:val="20"/>
-            <w:szCs w:val="20"/>
           </w:rPr>
           <w:fldChar w:fldCharType="end"/>
         </w:r>
@@ -18816,7 +18598,7 @@
       </w:tabs>
       <w:spacing w:after="160" w:line="244" w:lineRule="exact"/>
       <w:ind w:right="360"/>
-      <w:jc w:val="center"/>
+      <w:jc w:val="right"/>
       <w:rPr>
         <w:rFonts w:eastAsiaTheme="minorHAnsi" w:cstheme="minorBidi"/>
         <w:noProof/>
@@ -18847,10 +18629,8 @@
     <w:sdtPr>
       <w:rPr>
         <w:rStyle w:val="PageNumber"/>
-        <w:sz w:val="20"/>
-        <w:szCs w:val="20"/>
       </w:rPr>
-      <w:id w:val="-1963720252"/>
+      <w:id w:val="-753589009"/>
       <w:docPartObj>
         <w:docPartGallery w:val="Page Numbers (Top of Page)"/>
         <w:docPartUnique/>
@@ -18860,51 +18640,38 @@
       <w:p>
         <w:pPr>
           <w:pStyle w:val="Header"/>
-          <w:framePr w:wrap="none" w:vAnchor="text" w:hAnchor="margin" w:xAlign="outside" w:y="1"/>
+          <w:framePr w:wrap="none" w:vAnchor="text" w:hAnchor="margin" w:xAlign="right" w:y="1"/>
           <w:rPr>
             <w:rStyle w:val="PageNumber"/>
-            <w:sz w:val="20"/>
-            <w:szCs w:val="20"/>
           </w:rPr>
         </w:pPr>
         <w:r>
           <w:rPr>
             <w:rStyle w:val="PageNumber"/>
-            <w:sz w:val="20"/>
-            <w:szCs w:val="20"/>
           </w:rPr>
           <w:fldChar w:fldCharType="begin"/>
         </w:r>
         <w:r>
           <w:rPr>
             <w:rStyle w:val="PageNumber"/>
-            <w:sz w:val="20"/>
-            <w:szCs w:val="20"/>
           </w:rPr>
           <w:instrText xml:space="preserve"> PAGE </w:instrText>
         </w:r>
         <w:r>
           <w:rPr>
             <w:rStyle w:val="PageNumber"/>
-            <w:sz w:val="20"/>
-            <w:szCs w:val="20"/>
           </w:rPr>
           <w:fldChar w:fldCharType="separate"/>
         </w:r>
         <w:r>
           <w:rPr>
             <w:rStyle w:val="PageNumber"/>
-            <w:noProof/>
-            <w:sz w:val="20"/>
-            <w:szCs w:val="20"/>
           </w:rPr>
-          <w:t>6</w:t>
+          <w:t>2</w:t>
         </w:r>
         <w:r>
           <w:rPr>
             <w:rStyle w:val="PageNumber"/>
-            <w:sz w:val="20"/>
-            <w:szCs w:val="20"/>
           </w:rPr>
           <w:fldChar w:fldCharType="end"/>
         </w:r>
@@ -18913,26 +18680,21 @@
   </w:sdt>
   <w:p>
     <w:pPr>
+      <w:pStyle w:val="Header"/>
       <w:pBdr>
-        <w:bottom w:val="single" w:sz="6" w:space="1" w:color="auto"/>
+        <w:bottom w:val="single" w:sz="4" w:space="1" w:color="auto"/>
       </w:pBdr>
-      <w:tabs>
-        <w:tab w:val="left" w:pos="4098"/>
-      </w:tabs>
-      <w:spacing w:line="244" w:lineRule="exact"/>
-      <w:ind w:right="360" w:firstLine="360"/>
+      <w:ind w:right="360"/>
       <w:rPr>
-        <w:noProof/>
         <w:sz w:val="20"/>
         <w:szCs w:val="20"/>
-        <w:lang w:val="vi-VN"/>
       </w:rPr>
     </w:pPr>
     <w:r>
       <w:rPr>
-        <w:noProof/>
         <w:sz w:val="20"/>
         <w:szCs w:val="20"/>
+        <w:lang w:val="vi-VN"/>
       </w:rPr>
       <w:t>Morning Chants – Kinh Tụng Buổi Sáng</w:t>
     </w:r>
@@ -18946,10 +18708,8 @@
     <w:sdtPr>
       <w:rPr>
         <w:rStyle w:val="PageNumber"/>
-        <w:sz w:val="20"/>
-        <w:szCs w:val="20"/>
       </w:rPr>
-      <w:id w:val="1033849527"/>
+      <w:id w:val="-316809141"/>
       <w:docPartObj>
         <w:docPartGallery w:val="Page Numbers (Top of Page)"/>
         <w:docPartUnique/>
@@ -18959,51 +18719,38 @@
       <w:p>
         <w:pPr>
           <w:pStyle w:val="Header"/>
-          <w:framePr w:wrap="none" w:vAnchor="text" w:hAnchor="margin" w:xAlign="outside" w:y="1"/>
-          <w:jc w:val="right"/>
+          <w:framePr w:wrap="none" w:vAnchor="text" w:hAnchor="margin" w:xAlign="right" w:y="1"/>
           <w:rPr>
             <w:rStyle w:val="PageNumber"/>
-            <w:sz w:val="20"/>
-            <w:szCs w:val="20"/>
           </w:rPr>
         </w:pPr>
         <w:r>
           <w:rPr>
             <w:rStyle w:val="PageNumber"/>
-            <w:sz w:val="20"/>
-            <w:szCs w:val="20"/>
           </w:rPr>
           <w:fldChar w:fldCharType="begin"/>
         </w:r>
         <w:r>
           <w:rPr>
             <w:rStyle w:val="PageNumber"/>
-            <w:sz w:val="20"/>
-            <w:szCs w:val="20"/>
           </w:rPr>
           <w:instrText xml:space="preserve"> PAGE </w:instrText>
         </w:r>
         <w:r>
           <w:rPr>
             <w:rStyle w:val="PageNumber"/>
-            <w:sz w:val="20"/>
-            <w:szCs w:val="20"/>
           </w:rPr>
           <w:fldChar w:fldCharType="separate"/>
         </w:r>
         <w:r>
           <w:rPr>
             <w:rStyle w:val="PageNumber"/>
-            <w:sz w:val="20"/>
-            <w:szCs w:val="20"/>
           </w:rPr>
-          <w:t>28</w:t>
+          <w:t>7</w:t>
         </w:r>
         <w:r>
           <w:rPr>
             <w:rStyle w:val="PageNumber"/>
-            <w:sz w:val="20"/>
-            <w:szCs w:val="20"/>
           </w:rPr>
           <w:fldChar w:fldCharType="end"/>
         </w:r>
@@ -19013,25 +18760,25 @@
   <w:p>
     <w:pPr>
       <w:pBdr>
-        <w:bottom w:val="single" w:sz="6" w:space="1" w:color="auto"/>
+        <w:bottom w:val="single" w:sz="4" w:space="1" w:color="auto"/>
       </w:pBdr>
       <w:tabs>
         <w:tab w:val="left" w:pos="4098"/>
       </w:tabs>
       <w:spacing w:line="244" w:lineRule="exact"/>
-      <w:ind w:right="360" w:firstLine="360"/>
+      <w:ind w:right="360"/>
       <w:jc w:val="right"/>
       <w:rPr>
-        <w:noProof/>
         <w:sz w:val="20"/>
         <w:szCs w:val="20"/>
+        <w:lang w:val="vi-VN"/>
       </w:rPr>
     </w:pPr>
     <w:r>
       <w:rPr>
-        <w:noProof/>
         <w:sz w:val="20"/>
         <w:szCs w:val="20"/>
+        <w:lang w:val="vi-VN"/>
       </w:rPr>
       <w:t>Morning Chants – Kinh Tụng Buổi Sáng</w:t>
     </w:r>
@@ -19045,10 +18792,8 @@
     <w:sdtPr>
       <w:rPr>
         <w:rStyle w:val="PageNumber"/>
-        <w:sz w:val="20"/>
-        <w:szCs w:val="20"/>
       </w:rPr>
-      <w:id w:val="708378067"/>
+      <w:id w:val="1794406340"/>
       <w:docPartObj>
         <w:docPartGallery w:val="Page Numbers (Top of Page)"/>
         <w:docPartUnique/>
@@ -19058,51 +18803,38 @@
       <w:p>
         <w:pPr>
           <w:pStyle w:val="Header"/>
-          <w:framePr w:wrap="none" w:vAnchor="text" w:hAnchor="margin" w:xAlign="outside" w:y="1"/>
+          <w:framePr w:wrap="none" w:vAnchor="text" w:hAnchor="margin" w:xAlign="right" w:y="1"/>
           <w:rPr>
             <w:rStyle w:val="PageNumber"/>
-            <w:sz w:val="20"/>
-            <w:szCs w:val="20"/>
           </w:rPr>
         </w:pPr>
         <w:r>
           <w:rPr>
             <w:rStyle w:val="PageNumber"/>
-            <w:sz w:val="20"/>
-            <w:szCs w:val="20"/>
           </w:rPr>
           <w:fldChar w:fldCharType="begin"/>
         </w:r>
         <w:r>
           <w:rPr>
             <w:rStyle w:val="PageNumber"/>
-            <w:sz w:val="20"/>
-            <w:szCs w:val="20"/>
           </w:rPr>
           <w:instrText xml:space="preserve"> PAGE </w:instrText>
         </w:r>
         <w:r>
           <w:rPr>
             <w:rStyle w:val="PageNumber"/>
-            <w:sz w:val="20"/>
-            <w:szCs w:val="20"/>
           </w:rPr>
           <w:fldChar w:fldCharType="separate"/>
         </w:r>
         <w:r>
           <w:rPr>
             <w:rStyle w:val="PageNumber"/>
-            <w:noProof/>
-            <w:sz w:val="20"/>
-            <w:szCs w:val="20"/>
           </w:rPr>
-          <w:t>6</w:t>
+          <w:t>20</w:t>
         </w:r>
         <w:r>
           <w:rPr>
             <w:rStyle w:val="PageNumber"/>
-            <w:sz w:val="20"/>
-            <w:szCs w:val="20"/>
           </w:rPr>
           <w:fldChar w:fldCharType="end"/>
         </w:r>
@@ -19111,28 +18843,39 @@
   </w:sdt>
   <w:p>
     <w:pPr>
+      <w:pStyle w:val="Header"/>
       <w:pBdr>
-        <w:bottom w:val="single" w:sz="6" w:space="1" w:color="auto"/>
+        <w:bottom w:val="single" w:sz="4" w:space="1" w:color="auto"/>
       </w:pBdr>
-      <w:tabs>
-        <w:tab w:val="left" w:pos="4098"/>
-      </w:tabs>
-      <w:spacing w:line="244" w:lineRule="exact"/>
-      <w:ind w:right="360" w:firstLine="360"/>
+      <w:ind w:right="360"/>
       <w:rPr>
-        <w:noProof/>
+        <w:sz w:val="20"/>
+        <w:szCs w:val="20"/>
+      </w:rPr>
+    </w:pPr>
+    <w:r>
+      <w:rPr>
         <w:sz w:val="20"/>
         <w:szCs w:val="20"/>
         <w:lang w:val="vi-VN"/>
       </w:rPr>
-    </w:pPr>
+      <w:t>Evening</w:t>
+    </w:r>
     <w:r>
       <w:rPr>
-        <w:noProof/>
         <w:sz w:val="20"/>
         <w:szCs w:val="20"/>
+        <w:lang w:val="vi-VN"/>
       </w:rPr>
-      <w:t>Evening Chants – Kinh Tụng Buổi Tối</w:t>
+      <w:t xml:space="preserve"> Chants – Kinh Tụng Buổi </w:t>
+    </w:r>
+    <w:r>
+      <w:rPr>
+        <w:sz w:val="20"/>
+        <w:szCs w:val="20"/>
+        <w:lang w:val="vi-VN"/>
+      </w:rPr>
+      <w:t>Tối</w:t>
     </w:r>
   </w:p>
 </w:hdr>
@@ -19145,7 +18888,7 @@
       <w:rPr>
         <w:rStyle w:val="PageNumber"/>
       </w:rPr>
-      <w:id w:val="-754206749"/>
+      <w:id w:val="353389744"/>
       <w:docPartObj>
         <w:docPartGallery w:val="Page Numbers (Top of Page)"/>
         <w:docPartUnique/>
@@ -19155,7 +18898,7 @@
       <w:p>
         <w:pPr>
           <w:pStyle w:val="Header"/>
-          <w:framePr w:wrap="none" w:vAnchor="text" w:hAnchor="margin" w:xAlign="outside" w:y="1"/>
+          <w:framePr w:wrap="none" w:vAnchor="text" w:hAnchor="margin" w:xAlign="right" w:y="1"/>
           <w:rPr>
             <w:rStyle w:val="PageNumber"/>
           </w:rPr>
@@ -19163,41 +18906,30 @@
         <w:r>
           <w:rPr>
             <w:rStyle w:val="PageNumber"/>
-            <w:sz w:val="20"/>
-            <w:szCs w:val="20"/>
           </w:rPr>
           <w:fldChar w:fldCharType="begin"/>
         </w:r>
         <w:r>
           <w:rPr>
             <w:rStyle w:val="PageNumber"/>
-            <w:sz w:val="20"/>
-            <w:szCs w:val="20"/>
           </w:rPr>
           <w:instrText xml:space="preserve"> PAGE </w:instrText>
         </w:r>
         <w:r>
           <w:rPr>
             <w:rStyle w:val="PageNumber"/>
-            <w:sz w:val="20"/>
-            <w:szCs w:val="20"/>
           </w:rPr>
           <w:fldChar w:fldCharType="separate"/>
         </w:r>
         <w:r>
           <w:rPr>
             <w:rStyle w:val="PageNumber"/>
-            <w:noProof/>
-            <w:sz w:val="20"/>
-            <w:szCs w:val="20"/>
           </w:rPr>
-          <w:t>5</w:t>
+          <w:t>23</w:t>
         </w:r>
         <w:r>
           <w:rPr>
             <w:rStyle w:val="PageNumber"/>
-            <w:sz w:val="20"/>
-            <w:szCs w:val="20"/>
           </w:rPr>
           <w:fldChar w:fldCharType="end"/>
         </w:r>
@@ -19207,13 +18939,13 @@
   <w:p>
     <w:pPr>
       <w:pBdr>
-        <w:bottom w:val="single" w:sz="6" w:space="1" w:color="auto"/>
+        <w:bottom w:val="single" w:sz="4" w:space="1" w:color="auto"/>
       </w:pBdr>
       <w:tabs>
         <w:tab w:val="left" w:pos="4098"/>
       </w:tabs>
       <w:spacing w:line="244" w:lineRule="exact"/>
-      <w:ind w:right="360" w:firstLine="360"/>
+      <w:ind w:right="360"/>
       <w:jc w:val="right"/>
       <w:rPr>
         <w:sz w:val="20"/>
@@ -19227,7 +18959,23 @@
         <w:szCs w:val="20"/>
         <w:lang w:val="vi-VN"/>
       </w:rPr>
-      <w:t>Evening Chants – Kinh Tụng Buổi Tối</w:t>
+      <w:t>Evening</w:t>
+    </w:r>
+    <w:r>
+      <w:rPr>
+        <w:sz w:val="20"/>
+        <w:szCs w:val="20"/>
+        <w:lang w:val="vi-VN"/>
+      </w:rPr>
+      <w:t xml:space="preserve"> Chants – Kinh Tụng Buổi </w:t>
+    </w:r>
+    <w:r>
+      <w:rPr>
+        <w:sz w:val="20"/>
+        <w:szCs w:val="20"/>
+        <w:lang w:val="vi-VN"/>
+      </w:rPr>
+      <w:t>Tối</w:t>
     </w:r>
   </w:p>
 </w:hdr>
@@ -19239,10 +18987,8 @@
     <w:sdtPr>
       <w:rPr>
         <w:rStyle w:val="PageNumber"/>
-        <w:sz w:val="20"/>
-        <w:szCs w:val="20"/>
       </w:rPr>
-      <w:id w:val="1919828193"/>
+      <w:id w:val="602774321"/>
       <w:docPartObj>
         <w:docPartGallery w:val="Page Numbers (Top of Page)"/>
         <w:docPartUnique/>
@@ -19252,51 +18998,38 @@
       <w:p>
         <w:pPr>
           <w:pStyle w:val="Header"/>
-          <w:framePr w:wrap="none" w:vAnchor="text" w:hAnchor="margin" w:xAlign="outside" w:y="1"/>
-          <w:jc w:val="right"/>
+          <w:framePr w:wrap="none" w:vAnchor="text" w:hAnchor="margin" w:xAlign="right" w:y="1"/>
           <w:rPr>
             <w:rStyle w:val="PageNumber"/>
-            <w:sz w:val="20"/>
-            <w:szCs w:val="20"/>
           </w:rPr>
         </w:pPr>
         <w:r>
           <w:rPr>
             <w:rStyle w:val="PageNumber"/>
-            <w:sz w:val="20"/>
-            <w:szCs w:val="20"/>
           </w:rPr>
           <w:fldChar w:fldCharType="begin"/>
         </w:r>
         <w:r>
           <w:rPr>
             <w:rStyle w:val="PageNumber"/>
-            <w:sz w:val="20"/>
-            <w:szCs w:val="20"/>
           </w:rPr>
           <w:instrText xml:space="preserve"> PAGE </w:instrText>
         </w:r>
         <w:r>
           <w:rPr>
             <w:rStyle w:val="PageNumber"/>
-            <w:sz w:val="20"/>
-            <w:szCs w:val="20"/>
           </w:rPr>
           <w:fldChar w:fldCharType="separate"/>
         </w:r>
         <w:r>
           <w:rPr>
             <w:rStyle w:val="PageNumber"/>
-            <w:sz w:val="20"/>
-            <w:szCs w:val="20"/>
           </w:rPr>
-          <w:t>28</w:t>
+          <w:t>5</w:t>
         </w:r>
         <w:r>
           <w:rPr>
             <w:rStyle w:val="PageNumber"/>
-            <w:sz w:val="20"/>
-            <w:szCs w:val="20"/>
           </w:rPr>
           <w:fldChar w:fldCharType="end"/>
         </w:r>
@@ -19306,13 +19039,13 @@
   <w:p>
     <w:pPr>
       <w:pBdr>
-        <w:bottom w:val="single" w:sz="6" w:space="1" w:color="auto"/>
+        <w:bottom w:val="single" w:sz="4" w:space="1" w:color="auto"/>
       </w:pBdr>
       <w:tabs>
         <w:tab w:val="left" w:pos="4098"/>
       </w:tabs>
       <w:spacing w:line="244" w:lineRule="exact"/>
-      <w:ind w:right="360" w:firstLine="360"/>
+      <w:ind w:right="360"/>
       <w:jc w:val="right"/>
       <w:rPr>
         <w:sz w:val="20"/>
@@ -19324,8 +19057,25 @@
       <w:rPr>
         <w:sz w:val="20"/>
         <w:szCs w:val="20"/>
+        <w:lang w:val="vi-VN"/>
       </w:rPr>
-      <w:t>Evening Chants – Kinh Tụng Buổi Tối</w:t>
+      <w:t>Evening</w:t>
+    </w:r>
+    <w:r>
+      <w:rPr>
+        <w:sz w:val="20"/>
+        <w:szCs w:val="20"/>
+        <w:lang w:val="vi-VN"/>
+      </w:rPr>
+      <w:t xml:space="preserve"> Chants – Kinh Tụng Buổi </w:t>
+    </w:r>
+    <w:r>
+      <w:rPr>
+        <w:sz w:val="20"/>
+        <w:szCs w:val="20"/>
+        <w:lang w:val="vi-VN"/>
+      </w:rPr>
+      <w:t>Tối</w:t>
     </w:r>
   </w:p>
 </w:hdr>

--- a/Praha_Retreat_Chanting_Book_Pali-En-Viet.docx
+++ b/Praha_Retreat_Chanting_Book_Pali-En-Viet.docx
@@ -514,106 +514,6 @@
     </w:p>
     <w:p>
       <w:pPr>
-        <w:jc w:val="both"/>
-        <w:rPr>
-          <w:b/>
-          <w:bCs/>
-          <w:noProof/>
-          <w:sz w:val="26"/>
-          <w:szCs w:val="26"/>
-          <w:lang w:val="en-US"/>
-        </w:rPr>
-      </w:pPr>
-    </w:p>
-    <w:p>
-      <w:pPr>
-        <w:jc w:val="both"/>
-        <w:rPr>
-          <w:b/>
-          <w:bCs/>
-          <w:noProof/>
-          <w:sz w:val="30"/>
-          <w:szCs w:val="30"/>
-          <w:lang w:val="en-US"/>
-        </w:rPr>
-      </w:pPr>
-    </w:p>
-    <w:p>
-      <w:pPr>
-        <w:rPr>
-          <w:b/>
-          <w:bCs/>
-          <w:noProof/>
-          <w:sz w:val="26"/>
-          <w:szCs w:val="26"/>
-          <w:lang w:val="en-US"/>
-        </w:rPr>
-      </w:pPr>
-    </w:p>
-    <w:p>
-      <w:pPr>
-        <w:rPr>
-          <w:b/>
-          <w:bCs/>
-          <w:noProof/>
-          <w:sz w:val="26"/>
-          <w:szCs w:val="26"/>
-          <w:lang w:val="en-US"/>
-        </w:rPr>
-      </w:pPr>
-    </w:p>
-    <w:p>
-      <w:pPr>
-        <w:rPr>
-          <w:b/>
-          <w:bCs/>
-          <w:noProof/>
-          <w:sz w:val="26"/>
-          <w:szCs w:val="26"/>
-          <w:lang w:val="en-US"/>
-        </w:rPr>
-      </w:pPr>
-    </w:p>
-    <w:p>
-      <w:pPr>
-        <w:rPr>
-          <w:b/>
-          <w:bCs/>
-          <w:noProof/>
-          <w:sz w:val="36"/>
-          <w:szCs w:val="36"/>
-          <w:lang w:val="en-US"/>
-        </w:rPr>
-      </w:pPr>
-    </w:p>
-    <w:p>
-      <w:pPr>
-        <w:jc w:val="center"/>
-        <w:rPr>
-          <w:b/>
-          <w:bCs/>
-          <w:noProof/>
-          <w:sz w:val="36"/>
-          <w:szCs w:val="36"/>
-          <w:lang w:val="en-US"/>
-        </w:rPr>
-      </w:pPr>
-      <w:r>
-        <w:rPr>
-          <w:b/>
-          <w:bCs/>
-          <w:noProof/>
-          <w:sz w:val="36"/>
-          <w:szCs w:val="36"/>
-          <w:lang w:val="en-US"/>
-        </w:rPr>
-        <w:t>Praha, Czech Republic</w:t>
-      </w:r>
-    </w:p>
-    <w:p>
-      <w:pPr>
-        <w:spacing w:before="240"/>
-        <w:jc w:val="center"/>
         <w:rPr>
           <w:b/>
           <w:bCs/>
@@ -623,28 +523,149 @@
           <w:lang w:val="vi-VN"/>
         </w:rPr>
       </w:pPr>
-      <w:r>
+    </w:p>
+    <w:p>
+      <w:pPr>
         <w:rPr>
           <w:b/>
           <w:bCs/>
           <w:noProof/>
           <w:sz w:val="26"/>
           <w:szCs w:val="26"/>
-          <w:lang w:val="en-US"/>
-        </w:rPr>
-        <w:t>September</w:t>
-      </w:r>
-      <w:r>
+          <w:lang w:val="vi-VN"/>
+        </w:rPr>
+      </w:pPr>
+    </w:p>
+    <w:p>
+      <w:pPr>
+        <w:rPr>
+          <w:b/>
+          <w:bCs/>
+          <w:noProof/>
+          <w:sz w:val="36"/>
+          <w:szCs w:val="36"/>
+          <w:lang w:val="en-US"/>
+        </w:rPr>
+      </w:pPr>
+    </w:p>
+    <w:p>
+      <w:pPr>
+        <w:jc w:val="center"/>
+        <w:rPr>
+          <w:b/>
+          <w:bCs/>
+          <w:noProof/>
+          <w:sz w:val="36"/>
+          <w:szCs w:val="36"/>
+          <w:lang w:val="en-US"/>
+        </w:rPr>
+      </w:pPr>
+      <w:r>
+        <w:rPr>
+          <w:b/>
+          <w:bCs/>
+          <w:noProof/>
+          <w:sz w:val="36"/>
+          <w:szCs w:val="36"/>
+          <w:lang w:val="en-US"/>
+        </w:rPr>
+        <w:t>Pāḷi</w:t>
+      </w:r>
+      <w:r>
+        <w:rPr>
+          <w:b/>
+          <w:bCs/>
+          <w:noProof/>
+          <w:sz w:val="36"/>
+          <w:szCs w:val="36"/>
+          <w:lang w:val="en-US"/>
+        </w:rPr>
+        <w:t xml:space="preserve"> – </w:t>
+      </w:r>
+      <w:r>
+        <w:rPr>
+          <w:b/>
+          <w:bCs/>
+          <w:noProof/>
+          <w:sz w:val="36"/>
+          <w:szCs w:val="36"/>
+          <w:lang w:val="en-US"/>
+        </w:rPr>
+        <w:t>English</w:t>
+      </w:r>
+      <w:r>
+        <w:rPr>
+          <w:b/>
+          <w:bCs/>
+          <w:noProof/>
+          <w:sz w:val="36"/>
+          <w:szCs w:val="36"/>
+          <w:lang w:val="en-US"/>
+        </w:rPr>
+        <w:t xml:space="preserve"> – </w:t>
+      </w:r>
+      <w:r>
+        <w:rPr>
+          <w:b/>
+          <w:bCs/>
+          <w:noProof/>
+          <w:sz w:val="36"/>
+          <w:szCs w:val="36"/>
+          <w:lang w:val="en-US"/>
+        </w:rPr>
+        <w:t>Vietnamese</w:t>
+      </w:r>
+    </w:p>
+    <w:p>
+      <w:pPr>
+        <w:rPr>
+          <w:b/>
+          <w:bCs/>
+          <w:noProof/>
+          <w:sz w:val="36"/>
+          <w:szCs w:val="36"/>
+          <w:lang w:val="vi-VN"/>
+        </w:rPr>
+      </w:pPr>
+    </w:p>
+    <w:p>
+      <w:pPr>
+        <w:spacing w:before="240"/>
+        <w:jc w:val="center"/>
+        <w:rPr>
+          <w:b/>
+          <w:bCs/>
+          <w:noProof/>
+          <w:sz w:val="32"/>
+          <w:szCs w:val="32"/>
+          <w:lang w:val="vi-VN"/>
+        </w:rPr>
+      </w:pPr>
+      <w:r>
+        <w:rPr>
+          <w:b/>
+          <w:bCs/>
+          <w:noProof/>
+          <w:sz w:val="32"/>
+          <w:szCs w:val="32"/>
+          <w:lang w:val="vi-VN"/>
+        </w:rPr>
+        <w:t>Praha, Czech Republic</w:t>
+      </w:r>
+    </w:p>
+    <w:p>
+      <w:pPr>
+        <w:spacing w:before="160"/>
+        <w:jc w:val="center"/>
         <w:rPr>
           <w:b/>
           <w:bCs/>
           <w:noProof/>
           <w:sz w:val="26"/>
           <w:szCs w:val="26"/>
-          <w:lang w:val="en-US"/>
-        </w:rPr>
-        <w:t xml:space="preserve"> </w:t>
-      </w:r>
+          <w:lang w:val="vi-VN"/>
+        </w:rPr>
+      </w:pPr>
       <w:r>
         <w:rPr>
           <w:b/>
@@ -654,20 +675,30 @@
           <w:szCs w:val="26"/>
           <w:lang w:val="en-US"/>
         </w:rPr>
-        <w:t>2026</w:t>
-      </w:r>
-    </w:p>
-    <w:p>
-      <w:pPr>
+        <w:t>September</w:t>
+      </w:r>
+      <w:r>
         <w:rPr>
           <w:b/>
           <w:bCs/>
           <w:noProof/>
-          <w:sz w:val="30"/>
-          <w:szCs w:val="30"/>
-          <w:lang w:val="en-US"/>
-        </w:rPr>
-      </w:pPr>
+          <w:sz w:val="26"/>
+          <w:szCs w:val="26"/>
+          <w:lang w:val="en-US"/>
+        </w:rPr>
+        <w:t xml:space="preserve"> </w:t>
+      </w:r>
+      <w:r>
+        <w:rPr>
+          <w:b/>
+          <w:bCs/>
+          <w:noProof/>
+          <w:sz w:val="26"/>
+          <w:szCs w:val="26"/>
+          <w:lang w:val="en-US"/>
+        </w:rPr>
+        <w:t>2026</w:t>
+      </w:r>
       <w:r>
         <w:rPr>
           <w:b/>
@@ -821,7 +852,7 @@
             </w:rPr>
             <w:fldChar w:fldCharType="separate"/>
           </w:r>
-          <w:hyperlink w:anchor="_Toc236370565" w:history="1">
+          <w:hyperlink w:anchor="_Toc236716982" w:history="1">
             <w:r>
               <w:rPr>
                 <w:rStyle w:val="Hyperlink"/>
@@ -849,7 +880,7 @@
                 <w:noProof/>
                 <w:webHidden/>
               </w:rPr>
-              <w:instrText xml:space="preserve"> PAGEREF _Toc236370565 \h </w:instrText>
+              <w:instrText xml:space="preserve"> PAGEREF _Toc236716982 \h </w:instrText>
             </w:r>
             <w:r>
               <w:rPr>
@@ -897,7 +928,7 @@
               <w14:ligatures w14:val="standardContextual"/>
             </w:rPr>
           </w:pPr>
-          <w:hyperlink w:anchor="_Toc236370566" w:history="1">
+          <w:hyperlink w:anchor="_Toc236716983" w:history="1">
             <w:r>
               <w:rPr>
                 <w:rStyle w:val="Hyperlink"/>
@@ -942,7 +973,7 @@
                 <w:noProof/>
                 <w:webHidden/>
               </w:rPr>
-              <w:instrText xml:space="preserve"> PAGEREF _Toc236370566 \h </w:instrText>
+              <w:instrText xml:space="preserve"> PAGEREF _Toc236716983 \h </w:instrText>
             </w:r>
             <w:r>
               <w:rPr>
@@ -990,7 +1021,7 @@
               <w14:ligatures w14:val="standardContextual"/>
             </w:rPr>
           </w:pPr>
-          <w:hyperlink w:anchor="_Toc236370567" w:history="1">
+          <w:hyperlink w:anchor="_Toc236716984" w:history="1">
             <w:r>
               <w:rPr>
                 <w:rStyle w:val="Hyperlink"/>
@@ -1018,7 +1049,7 @@
                 <w:noProof/>
                 <w:webHidden/>
               </w:rPr>
-              <w:instrText xml:space="preserve"> PAGEREF _Toc236370567 \h </w:instrText>
+              <w:instrText xml:space="preserve"> PAGEREF _Toc236716984 \h </w:instrText>
             </w:r>
             <w:r>
               <w:rPr>
@@ -1066,7 +1097,7 @@
               <w14:ligatures w14:val="standardContextual"/>
             </w:rPr>
           </w:pPr>
-          <w:hyperlink w:anchor="_Toc236370568" w:history="1">
+          <w:hyperlink w:anchor="_Toc236716985" w:history="1">
             <w:r>
               <w:rPr>
                 <w:rStyle w:val="Hyperlink"/>
@@ -1094,7 +1125,7 @@
                 <w:noProof/>
                 <w:webHidden/>
               </w:rPr>
-              <w:instrText xml:space="preserve"> PAGEREF _Toc236370568 \h </w:instrText>
+              <w:instrText xml:space="preserve"> PAGEREF _Toc236716985 \h </w:instrText>
             </w:r>
             <w:r>
               <w:rPr>
@@ -1142,7 +1173,7 @@
               <w14:ligatures w14:val="standardContextual"/>
             </w:rPr>
           </w:pPr>
-          <w:hyperlink w:anchor="_Toc236370569" w:history="1">
+          <w:hyperlink w:anchor="_Toc236716986" w:history="1">
             <w:r>
               <w:rPr>
                 <w:rStyle w:val="Hyperlink"/>
@@ -1170,7 +1201,7 @@
                 <w:noProof/>
                 <w:webHidden/>
               </w:rPr>
-              <w:instrText xml:space="preserve"> PAGEREF _Toc236370569 \h </w:instrText>
+              <w:instrText xml:space="preserve"> PAGEREF _Toc236716986 \h </w:instrText>
             </w:r>
             <w:r>
               <w:rPr>
@@ -1218,7 +1249,7 @@
               <w14:ligatures w14:val="standardContextual"/>
             </w:rPr>
           </w:pPr>
-          <w:hyperlink w:anchor="_Toc236370570" w:history="1">
+          <w:hyperlink w:anchor="_Toc236716987" w:history="1">
             <w:r>
               <w:rPr>
                 <w:rStyle w:val="Hyperlink"/>
@@ -1246,7 +1277,7 @@
                 <w:noProof/>
                 <w:webHidden/>
               </w:rPr>
-              <w:instrText xml:space="preserve"> PAGEREF _Toc236370570 \h </w:instrText>
+              <w:instrText xml:space="preserve"> PAGEREF _Toc236716987 \h </w:instrText>
             </w:r>
             <w:r>
               <w:rPr>
@@ -1294,7 +1325,7 @@
               <w14:ligatures w14:val="standardContextual"/>
             </w:rPr>
           </w:pPr>
-          <w:hyperlink w:anchor="_Toc236370571" w:history="1">
+          <w:hyperlink w:anchor="_Toc236716988" w:history="1">
             <w:r>
               <w:rPr>
                 <w:rStyle w:val="Hyperlink"/>
@@ -1331,7 +1362,7 @@
                 <w:noProof/>
                 <w:webHidden/>
               </w:rPr>
-              <w:instrText xml:space="preserve"> PAGEREF _Toc236370571 \h </w:instrText>
+              <w:instrText xml:space="preserve"> PAGEREF _Toc236716988 \h </w:instrText>
             </w:r>
             <w:r>
               <w:rPr>
@@ -1379,7 +1410,7 @@
               <w14:ligatures w14:val="standardContextual"/>
             </w:rPr>
           </w:pPr>
-          <w:hyperlink w:anchor="_Toc236370572" w:history="1">
+          <w:hyperlink w:anchor="_Toc236716989" w:history="1">
             <w:r>
               <w:rPr>
                 <w:rStyle w:val="Hyperlink"/>
@@ -1424,7 +1455,7 @@
                 <w:noProof/>
                 <w:webHidden/>
               </w:rPr>
-              <w:instrText xml:space="preserve"> PAGEREF _Toc236370572 \h </w:instrText>
+              <w:instrText xml:space="preserve"> PAGEREF _Toc236716989 \h </w:instrText>
             </w:r>
             <w:r>
               <w:rPr>
@@ -1472,7 +1503,7 @@
               <w14:ligatures w14:val="standardContextual"/>
             </w:rPr>
           </w:pPr>
-          <w:hyperlink w:anchor="_Toc236370573" w:history="1">
+          <w:hyperlink w:anchor="_Toc236716990" w:history="1">
             <w:r>
               <w:rPr>
                 <w:rStyle w:val="Hyperlink"/>
@@ -1526,7 +1557,7 @@
                 <w:noProof/>
                 <w:webHidden/>
               </w:rPr>
-              <w:instrText xml:space="preserve"> PAGEREF _Toc236370573 \h </w:instrText>
+              <w:instrText xml:space="preserve"> PAGEREF _Toc236716990 \h </w:instrText>
             </w:r>
             <w:r>
               <w:rPr>
@@ -1574,7 +1605,7 @@
               <w14:ligatures w14:val="standardContextual"/>
             </w:rPr>
           </w:pPr>
-          <w:hyperlink w:anchor="_Toc236370574" w:history="1">
+          <w:hyperlink w:anchor="_Toc236716991" w:history="1">
             <w:r>
               <w:rPr>
                 <w:rStyle w:val="Hyperlink"/>
@@ -1602,7 +1633,7 @@
                 <w:noProof/>
                 <w:webHidden/>
               </w:rPr>
-              <w:instrText xml:space="preserve"> PAGEREF _Toc236370574 \h </w:instrText>
+              <w:instrText xml:space="preserve"> PAGEREF _Toc236716991 \h </w:instrText>
             </w:r>
             <w:r>
               <w:rPr>
@@ -1650,7 +1681,7 @@
               <w14:ligatures w14:val="standardContextual"/>
             </w:rPr>
           </w:pPr>
-          <w:hyperlink w:anchor="_Toc236370575" w:history="1">
+          <w:hyperlink w:anchor="_Toc236716992" w:history="1">
             <w:r>
               <w:rPr>
                 <w:rStyle w:val="Hyperlink"/>
@@ -1678,7 +1709,7 @@
                 <w:noProof/>
                 <w:webHidden/>
               </w:rPr>
-              <w:instrText xml:space="preserve"> PAGEREF _Toc236370575 \h </w:instrText>
+              <w:instrText xml:space="preserve"> PAGEREF _Toc236716992 \h </w:instrText>
             </w:r>
             <w:r>
               <w:rPr>
@@ -1726,7 +1757,7 @@
               <w14:ligatures w14:val="standardContextual"/>
             </w:rPr>
           </w:pPr>
-          <w:hyperlink w:anchor="_Toc236370576" w:history="1">
+          <w:hyperlink w:anchor="_Toc236716993" w:history="1">
             <w:r>
               <w:rPr>
                 <w:rStyle w:val="Hyperlink"/>
@@ -1754,7 +1785,7 @@
                 <w:noProof/>
                 <w:webHidden/>
               </w:rPr>
-              <w:instrText xml:space="preserve"> PAGEREF _Toc236370576 \h </w:instrText>
+              <w:instrText xml:space="preserve"> PAGEREF _Toc236716993 \h </w:instrText>
             </w:r>
             <w:r>
               <w:rPr>
@@ -1802,30 +1833,13 @@
               <w14:ligatures w14:val="standardContextual"/>
             </w:rPr>
           </w:pPr>
-          <w:hyperlink w:anchor="_Toc236370577" w:history="1">
+          <w:hyperlink w:anchor="_Toc236716994" w:history="1">
             <w:r>
               <w:rPr>
                 <w:rStyle w:val="Hyperlink"/>
                 <w:noProof/>
-                <w:lang w:val="en-US"/>
               </w:rPr>
-              <w:t>Ask For Forgiveness &amp; Rejoice in Merit / Xám hối &amp; Tuỳ</w:t>
-            </w:r>
-            <w:r>
-              <w:rPr>
-                <w:rStyle w:val="Hyperlink"/>
-                <w:noProof/>
-                <w:lang w:val="vi-VN"/>
-              </w:rPr>
-              <w:t xml:space="preserve"> Hỷ</w:t>
-            </w:r>
-            <w:r>
-              <w:rPr>
-                <w:rStyle w:val="Hyperlink"/>
-                <w:noProof/>
-                <w:lang w:val="en-US"/>
-              </w:rPr>
-              <w:t xml:space="preserve"> Phước</w:t>
+              <w:t>Appendix / Phụ Lục</w:t>
             </w:r>
             <w:r>
               <w:rPr>
@@ -1846,7 +1860,82 @@
                 <w:noProof/>
                 <w:webHidden/>
               </w:rPr>
-              <w:instrText xml:space="preserve"> PAGEREF _Toc236370577 \h </w:instrText>
+              <w:instrText xml:space="preserve"> PAGEREF _Toc236716994 \h </w:instrText>
+            </w:r>
+            <w:r>
+              <w:rPr>
+                <w:noProof/>
+                <w:webHidden/>
+              </w:rPr>
+            </w:r>
+            <w:r>
+              <w:rPr>
+                <w:noProof/>
+                <w:webHidden/>
+              </w:rPr>
+              <w:fldChar w:fldCharType="separate"/>
+            </w:r>
+            <w:r>
+              <w:rPr>
+                <w:noProof/>
+                <w:webHidden/>
+              </w:rPr>
+              <w:t>49</w:t>
+            </w:r>
+            <w:r>
+              <w:rPr>
+                <w:noProof/>
+                <w:webHidden/>
+              </w:rPr>
+              <w:fldChar w:fldCharType="end"/>
+            </w:r>
+          </w:hyperlink>
+        </w:p>
+        <w:p>
+          <w:pPr>
+            <w:pStyle w:val="TOC2"/>
+            <w:tabs>
+              <w:tab w:val="right" w:leader="dot" w:pos="6536"/>
+            </w:tabs>
+            <w:rPr>
+              <w:rFonts w:asciiTheme="minorHAnsi" w:eastAsiaTheme="minorEastAsia" w:hAnsiTheme="minorHAnsi" w:cstheme="minorBidi"/>
+              <w:b w:val="0"/>
+              <w:bCs w:val="0"/>
+              <w:noProof/>
+              <w:kern w:val="2"/>
+              <w:sz w:val="24"/>
+              <w:szCs w:val="24"/>
+              <w14:ligatures w14:val="standardContextual"/>
+            </w:rPr>
+          </w:pPr>
+          <w:hyperlink w:anchor="_Toc236716995" w:history="1">
+            <w:r>
+              <w:rPr>
+                <w:rStyle w:val="Hyperlink"/>
+                <w:noProof/>
+              </w:rPr>
+              <w:t>Ask For Forgiveness &amp; Rejoice in Merit / Xám hối &amp; Tuỳ Hỷ Phước</w:t>
+            </w:r>
+            <w:r>
+              <w:rPr>
+                <w:noProof/>
+                <w:webHidden/>
+              </w:rPr>
+              <w:tab/>
+            </w:r>
+            <w:r>
+              <w:rPr>
+                <w:noProof/>
+                <w:webHidden/>
+              </w:rPr>
+              <w:fldChar w:fldCharType="begin"/>
+            </w:r>
+            <w:r>
+              <w:rPr>
+                <w:noProof/>
+                <w:webHidden/>
+              </w:rPr>
+              <w:instrText xml:space="preserve"> PAGEREF _Toc236716995 \h </w:instrText>
             </w:r>
             <w:r>
               <w:rPr>
@@ -2404,7 +2493,7 @@
           <w:lang w:val="en-US"/>
         </w:rPr>
       </w:pPr>
-      <w:bookmarkStart w:id="0" w:name="_Toc236370565"/>
+      <w:bookmarkStart w:id="0" w:name="_Toc236716982"/>
       <w:r>
         <w:rPr>
           <w:lang w:val="en-US"/>
@@ -2421,7 +2510,7 @@
           <w:lang w:val="en-US"/>
         </w:rPr>
       </w:pPr>
-      <w:bookmarkStart w:id="1" w:name="_Toc236370566"/>
+      <w:bookmarkStart w:id="1" w:name="_Toc236716983"/>
       <w:r>
         <w:rPr>
           <w:lang w:val="en-US"/>
@@ -6667,7 +6756,7 @@
           <w:lang w:val="en-US"/>
         </w:rPr>
       </w:pPr>
-      <w:bookmarkStart w:id="3" w:name="_Toc236370567"/>
+      <w:bookmarkStart w:id="3" w:name="_Toc236716984"/>
       <w:r>
         <w:rPr>
           <w:lang w:val="en-US"/>
@@ -7714,7 +7803,7 @@
           <w:lang w:val="en-US"/>
         </w:rPr>
       </w:pPr>
-      <w:bookmarkStart w:id="5" w:name="_Toc236370568"/>
+      <w:bookmarkStart w:id="5" w:name="_Toc236716985"/>
       <w:r>
         <w:rPr>
           <w:lang w:val="en-US"/>
@@ -8786,7 +8875,7 @@
           <w:lang w:val="en-US"/>
         </w:rPr>
       </w:pPr>
-      <w:bookmarkStart w:id="7" w:name="_Toc236370569"/>
+      <w:bookmarkStart w:id="7" w:name="_Toc236716986"/>
       <w:r>
         <w:rPr>
           <w:lang w:val="en-US"/>
@@ -8815,7 +8904,7 @@
           <w:lang w:val="en-US"/>
         </w:rPr>
       </w:pPr>
-      <w:bookmarkStart w:id="8" w:name="_Toc236370570"/>
+      <w:bookmarkStart w:id="8" w:name="_Toc236716987"/>
       <w:r>
         <w:rPr>
           <w:lang w:val="en-US"/>
@@ -9096,7 +9185,7 @@
           <w:lang w:val="en-US"/>
         </w:rPr>
       </w:pPr>
-      <w:bookmarkStart w:id="10" w:name="_Toc236370571"/>
+      <w:bookmarkStart w:id="10" w:name="_Toc236716988"/>
       <w:r>
         <w:rPr>
           <w:lang w:val="en-US"/>
@@ -10650,7 +10739,7 @@
           <w:lang w:val="en-US"/>
         </w:rPr>
       </w:pPr>
-      <w:bookmarkStart w:id="12" w:name="_Toc236370572"/>
+      <w:bookmarkStart w:id="12" w:name="_Toc236716989"/>
       <w:r>
         <w:rPr>
           <w:lang w:val="en-US"/>
@@ -11660,7 +11749,7 @@
           <w:lang w:val="en-US"/>
         </w:rPr>
       </w:pPr>
-      <w:bookmarkStart w:id="14" w:name="_Toc236370573"/>
+      <w:bookmarkStart w:id="14" w:name="_Toc236716990"/>
       <w:r>
         <w:rPr>
           <w:lang w:val="en-US"/>
@@ -12477,7 +12566,7 @@
           <w:lang w:val="en-US"/>
         </w:rPr>
       </w:pPr>
-      <w:bookmarkStart w:id="16" w:name="_Toc236370574"/>
+      <w:bookmarkStart w:id="16" w:name="_Toc236716991"/>
       <w:r>
         <w:rPr>
           <w:lang w:val="en-US"/>
@@ -14913,7 +15002,7 @@
           <w:lang w:val="en-US"/>
         </w:rPr>
       </w:pPr>
-      <w:bookmarkStart w:id="18" w:name="_Toc236370575"/>
+      <w:bookmarkStart w:id="18" w:name="_Toc236716992"/>
       <w:r>
         <w:rPr>
           <w:lang w:val="en-US"/>
@@ -14978,7 +15067,7 @@
           <w:lang w:val="en-US"/>
         </w:rPr>
       </w:pPr>
-      <w:bookmarkStart w:id="19" w:name="_Toc236370576"/>
+      <w:bookmarkStart w:id="19" w:name="_Toc236716993"/>
       <w:r>
         <w:rPr>
           <w:lang w:val="en-US"/>
@@ -15149,15 +15238,33 @@
     </w:p>
     <w:p>
       <w:pPr>
-        <w:pStyle w:val="pnry3pali"/>
-        <w:rPr>
-          <w:lang w:val="en-US"/>
-        </w:rPr>
-      </w:pPr>
-      <w:r>
-        <w:rPr>
-          <w:lang w:val="en-US"/>
-        </w:rPr>
+        <w:spacing w:after="160" w:line="278" w:lineRule="auto"/>
+        <w:rPr>
+          <w:noProof/>
+          <w:color w:val="800000"/>
+          <w:szCs w:val="27"/>
+          <w:lang w:val="en-US"/>
+        </w:rPr>
+      </w:pPr>
+      <w:r>
+        <w:rPr>
+          <w:lang w:val="en-US"/>
+        </w:rPr>
+        <w:br w:type="page"/>
+      </w:r>
+    </w:p>
+    <w:p>
+      <w:pPr>
+        <w:pStyle w:val="pnry3pali"/>
+        <w:rPr>
+          <w:lang w:val="en-US"/>
+        </w:rPr>
+      </w:pPr>
+      <w:r>
+        <w:rPr>
+          <w:lang w:val="en-US"/>
+        </w:rPr>
+        <w:lastRenderedPageBreak/>
         <w:t xml:space="preserve">Tatiyam’pi, ahaṃ bhante, tisaraṇena saha, </w:t>
       </w:r>
       <w:r>
@@ -15171,14 +15278,7 @@
         <w:rPr>
           <w:lang w:val="en-US"/>
         </w:rPr>
-        <w:t xml:space="preserve"> / Aṭṭhaṅga-samannāgataṃ </w:t>
-      </w:r>
-      <w:r>
-        <w:rPr>
-          <w:lang w:val="en-US"/>
-        </w:rPr>
-        <w:lastRenderedPageBreak/>
-        <w:t>uposathasīlaṃ, dhammaṃ yācāmi, anuggahaṃ katvā, sīlaṃ detha, me bhante.</w:t>
+        <w:t xml:space="preserve"> / Aṭṭhaṅga-samannāgataṃ uposathasīlaṃ, dhammaṃ yācāmi, anuggahaṃ katvā, sīlaṃ detha, me bhante.</w:t>
       </w:r>
     </w:p>
     <w:p>
@@ -16624,7 +16724,25 @@
         <w:rPr>
           <w:lang w:val="en-US"/>
         </w:rPr>
-        <w:t>/ aṭṭhaṅga-samannāgataṃ uposathasīlaṃ dhammasādhukaṃ katvā appamādena sampādetha</w:t>
+        <w:t>/ aṭṭhaṅga-samannāgataṃ uposathasīlaṃ dhamma</w:t>
+      </w:r>
+      <w:r>
+        <w:rPr>
+          <w:lang w:val="en-US"/>
+        </w:rPr>
+        <w:t>ṃ</w:t>
+      </w:r>
+      <w:r>
+        <w:rPr>
+          <w:lang w:val="vi-VN"/>
+        </w:rPr>
+        <w:t xml:space="preserve"> </w:t>
+      </w:r>
+      <w:r>
+        <w:rPr>
+          <w:lang w:val="en-US"/>
+        </w:rPr>
+        <w:t>sādhukaṃ katvā appamādena sampādetha</w:t>
       </w:r>
     </w:p>
     <w:p>
@@ -16809,43 +16927,35 @@
       <w:pPr>
         <w:pStyle w:val="Heading1"/>
         <w:rPr>
-          <w:lang w:val="en-US"/>
-        </w:rPr>
-      </w:pPr>
-      <w:bookmarkStart w:id="22" w:name="_Toc236370577"/>
-      <w:r>
-        <w:rPr>
-          <w:lang w:val="en-US"/>
-        </w:rPr>
+          <w:lang w:val="vi-VN"/>
+        </w:rPr>
+      </w:pPr>
+      <w:bookmarkStart w:id="22" w:name="_Toc236716994"/>
+      <w:r>
         <w:lastRenderedPageBreak/>
+        <w:t>Appendix / Phụ Lục</w:t>
+      </w:r>
+      <w:bookmarkEnd w:id="22"/>
+    </w:p>
+    <w:p>
+      <w:pPr>
+        <w:pStyle w:val="Heading2"/>
+      </w:pPr>
+      <w:bookmarkStart w:id="23" w:name="_Toc236716995"/>
+      <w:r>
         <w:t>Ask For Forgiveness &amp; Rejoice in Merit</w:t>
       </w:r>
       <w:bookmarkEnd w:id="21"/>
       <w:r>
-        <w:rPr>
-          <w:lang w:val="en-US"/>
-        </w:rPr>
         <w:t xml:space="preserve"> / Xám hối &amp; </w:t>
       </w:r>
       <w:r>
-        <w:rPr>
-          <w:lang w:val="en-US"/>
-        </w:rPr>
-        <w:t>Tuỳ</w:t>
-      </w:r>
-      <w:r>
-        <w:rPr>
-          <w:lang w:val="vi-VN"/>
-        </w:rPr>
-        <w:t xml:space="preserve"> Hỷ</w:t>
-      </w:r>
-      <w:r>
-        <w:rPr>
-          <w:lang w:val="en-US"/>
-        </w:rPr>
+        <w:t>Tuỳ Hỷ</w:t>
+      </w:r>
+      <w:r>
         <w:t xml:space="preserve"> Phước</w:t>
       </w:r>
-      <w:bookmarkEnd w:id="22"/>
+      <w:bookmarkEnd w:id="23"/>
     </w:p>
     <w:p>
       <w:pPr>
@@ -17274,6 +17384,7 @@
         <w:rPr>
           <w:lang w:val="en-US"/>
         </w:rPr>
+        <w:lastRenderedPageBreak/>
         <w:t>Bhante: Surely! You should rejoice in it.</w:t>
       </w:r>
     </w:p>
@@ -17317,7 +17428,6 @@
         <w:rPr>
           <w:lang w:val="en-US"/>
         </w:rPr>
-        <w:lastRenderedPageBreak/>
         <w:t>Ᾱvuso: Sādhu! Sādhu! Anumodāmi. Okāsa dvārattayena kataṃ sabbaṃ accayaṃ khamatha me bhante.</w:t>
       </w:r>
     </w:p>
@@ -17686,19 +17796,8 @@
         </w:rPr>
         <w:t>Lành thay! Lành thay! Lành thay!</w:t>
       </w:r>
-    </w:p>
-    <w:p>
-      <w:pPr>
-        <w:rPr>
-          <w:noProof/>
-          <w:color w:val="A02B93" w:themeColor="accent5"/>
-          <w:szCs w:val="27"/>
-          <w:lang w:val="en-US"/>
-        </w:rPr>
-      </w:pPr>
-      <w:r>
-        <w:rPr>
-          <w:noProof/>
+      <w:r>
+        <w:rPr>
           <w:lang w:val="en-US"/>
         </w:rPr>
         <w:br w:type="page"/>
@@ -17722,11 +17821,11 @@
         </w:sectPr>
       </w:pPr>
     </w:p>
-    <w:p>
-      <w:pPr>
-        <w:pStyle w:val="pnry2vicenter"/>
-        <w:rPr>
-          <w:lang w:val="en-US"/>
+    <w:p/>
+    <w:p>
+      <w:pPr>
+        <w:rPr>
+          <w:lang w:val="vi-VN"/>
         </w:rPr>
       </w:pPr>
     </w:p>
@@ -23106,7 +23205,6 @@
     </w:pPr>
     <w:rPr>
       <w:rFonts w:eastAsiaTheme="majorEastAsia" w:cstheme="majorBidi"/>
-      <w:color w:val="000080"/>
       <w:sz w:val="32"/>
       <w:szCs w:val="32"/>
     </w:rPr>
@@ -23889,7 +23987,7 @@
     <w:name w:val="pnry_3_en"/>
     <w:basedOn w:val="Normal"/>
     <w:next w:val="pnry3vi"/>
-    <w:rsid w:val="00F5067B"/>
+    <w:rsid w:val="00DB165E"/>
     <w:pPr>
       <w:shd w:val="clear" w:color="auto" w:fill="FDFDFD"/>
       <w:spacing w:before="80" w:after="80"/>
@@ -23897,6 +23995,7 @@
     </w:pPr>
     <w:rPr>
       <w:noProof/>
+      <w:color w:val="0C3512"/>
       <w:sz w:val="22"/>
       <w:szCs w:val="27"/>
     </w:rPr>
@@ -23904,7 +24003,7 @@
   <w:style w:type="paragraph" w:customStyle="1" w:styleId="pnry3vi">
     <w:name w:val="pnry_3_vi"/>
     <w:basedOn w:val="Normal"/>
-    <w:rsid w:val="00314F4B"/>
+    <w:rsid w:val="00DB165E"/>
     <w:pPr>
       <w:shd w:val="clear" w:color="auto" w:fill="FDFDFD"/>
       <w:spacing w:before="48" w:after="48"/>
@@ -23912,7 +24011,7 @@
     </w:pPr>
     <w:rPr>
       <w:noProof/>
-      <w:color w:val="0000C2"/>
+      <w:color w:val="800000"/>
       <w:szCs w:val="27"/>
       <w:lang w:val="vi-VN"/>
     </w:rPr>
@@ -23932,10 +24031,10 @@
   <w:style w:type="paragraph" w:customStyle="1" w:styleId="pnry3pali">
     <w:name w:val="pnry_3__pali"/>
     <w:basedOn w:val="Normal"/>
-    <w:rsid w:val="00B06126"/>
+    <w:rsid w:val="00D1477A"/>
     <w:pPr>
       <w:pBdr>
-        <w:left w:val="single" w:sz="8" w:space="4" w:color="800000"/>
+        <w:left w:val="single" w:sz="8" w:space="4" w:color="000080"/>
       </w:pBdr>
       <w:shd w:val="clear" w:color="auto" w:fill="FDFDFD"/>
       <w:spacing w:before="288" w:after="48"/>
@@ -23944,7 +24043,7 @@
       <w:b/>
       <w:bCs/>
       <w:noProof/>
-      <w:color w:val="800000"/>
+      <w:color w:val="000080"/>
       <w:sz w:val="28"/>
       <w:szCs w:val="27"/>
     </w:rPr>
@@ -24044,6 +24143,59 @@
     <w:rPr>
       <w:color w:val="605E5C"/>
       <w:shd w:val="clear" w:color="auto" w:fill="E1DFDD"/>
+    </w:rPr>
+  </w:style>
+  <w:style w:type="paragraph" w:customStyle="1" w:styleId="PaliTranslation">
+    <w:name w:val="Pali_Translation"/>
+    <w:basedOn w:val="Normal"/>
+    <w:autoRedefine/>
+    <w:qFormat/>
+    <w:rsid w:val="00DB165E"/>
+    <w:pPr>
+      <w:spacing w:before="9" w:after="160" w:line="244" w:lineRule="atLeast"/>
+      <w:ind w:right="-200"/>
+      <w:jc w:val="both"/>
+    </w:pPr>
+    <w:rPr>
+      <w:noProof/>
+      <w:color w:val="800000"/>
+      <w:kern w:val="2"/>
+      <w:sz w:val="28"/>
+      <w:szCs w:val="28"/>
+      <w:lang w:val="en-US"/>
+      <w14:ligatures w14:val="standardContextual"/>
+    </w:rPr>
+  </w:style>
+  <w:style w:type="paragraph" w:customStyle="1" w:styleId="PaliRoman">
+    <w:name w:val="Pali_Roman"/>
+    <w:basedOn w:val="Normal"/>
+    <w:autoRedefine/>
+    <w:qFormat/>
+    <w:rsid w:val="00DB165E"/>
+    <w:pPr>
+      <w:spacing w:before="64" w:after="160" w:line="286" w:lineRule="atLeast"/>
+      <w:ind w:right="-200"/>
+    </w:pPr>
+    <w:rPr>
+      <w:b/>
+      <w:bCs/>
+      <w:noProof/>
+      <w:color w:val="000080"/>
+      <w:kern w:val="2"/>
+      <w:sz w:val="36"/>
+      <w:szCs w:val="36"/>
+      <w:lang w:val="en-US"/>
+      <w14:ligatures w14:val="standardContextual"/>
+    </w:rPr>
+  </w:style>
+  <w:style w:type="paragraph" w:customStyle="1" w:styleId="PaliTranlationViet">
+    <w:name w:val="Pali_Tranlation_Viet"/>
+    <w:basedOn w:val="PaliTranslation"/>
+    <w:autoRedefine/>
+    <w:qFormat/>
+    <w:rsid w:val="00DB165E"/>
+    <w:rPr>
+      <w:color w:val="0C3512"/>
     </w:rPr>
   </w:style>
 </w:styles>

--- a/Praha_Retreat_Chanting_Book_Pali-En-Viet.docx
+++ b/Praha_Retreat_Chanting_Book_Pali-En-Viet.docx
@@ -16724,7 +16724,19 @@
         <w:rPr>
           <w:lang w:val="en-US"/>
         </w:rPr>
-        <w:t>/ aṭṭhaṅga-samannāgataṃ uposathasīlaṃ dhamma</w:t>
+        <w:t>/ aṭṭhaṅga-samannāgataṃ uposathasīlaṃ</w:t>
+      </w:r>
+      <w:r>
+        <w:rPr>
+          <w:lang w:val="en-US"/>
+        </w:rPr>
+        <w:t>,</w:t>
+      </w:r>
+      <w:r>
+        <w:rPr>
+          <w:lang w:val="en-US"/>
+        </w:rPr>
+        <w:t xml:space="preserve"> dhamma</w:t>
       </w:r>
       <w:r>
         <w:rPr>

--- a/Praha_Retreat_Chanting_Book_Pali-En-Viet.docx
+++ b/Praha_Retreat_Chanting_Book_Pali-En-Viet.docx
@@ -146,11 +146,114 @@
           <w:b/>
           <w:bCs/>
           <w:noProof/>
-          <w:sz w:val="54"/>
-          <w:szCs w:val="54"/>
-          <w:lang w:val="en-US"/>
-        </w:rPr>
-        <w:t>Retreat Chanting Boo</w:t>
+          <w:sz w:val="34"/>
+          <w:szCs w:val="34"/>
+          <w:lang w:val="en-US"/>
+        </w:rPr>
+        <mc:AlternateContent>
+          <mc:Choice Requires="wps">
+            <w:drawing>
+              <wp:anchor distT="0" distB="0" distL="114300" distR="114300" simplePos="0" relativeHeight="251661312" behindDoc="1" locked="0" layoutInCell="1" allowOverlap="1" wp14:anchorId="5C5A23AF" wp14:editId="0917E4CB">
+                <wp:simplePos x="0" y="0"/>
+                <wp:positionH relativeFrom="column">
+                  <wp:posOffset>-1535373</wp:posOffset>
+                </wp:positionH>
+                <wp:positionV relativeFrom="paragraph">
+                  <wp:posOffset>-743803</wp:posOffset>
+                </wp:positionV>
+                <wp:extent cx="6640830" cy="8512829"/>
+                <wp:effectExtent l="0" t="0" r="1270" b="0"/>
+                <wp:wrapNone/>
+                <wp:docPr id="691484426" name="Rectangle 1"/>
+                <wp:cNvGraphicFramePr/>
+                <a:graphic xmlns:a="http://schemas.openxmlformats.org/drawingml/2006/main">
+                  <a:graphicData uri="http://schemas.microsoft.com/office/word/2010/wordprocessingShape">
+                    <wps:wsp>
+                      <wps:cNvSpPr/>
+                      <wps:spPr>
+                        <a:xfrm>
+                          <a:off x="0" y="0"/>
+                          <a:ext cx="6640830" cy="8512829"/>
+                        </a:xfrm>
+                        <a:prstGeom prst="rect">
+                          <a:avLst/>
+                        </a:prstGeom>
+                        <a:gradFill flip="none" rotWithShape="1">
+                          <a:gsLst>
+                            <a:gs pos="0">
+                              <a:schemeClr val="accent4">
+                                <a:lumMod val="40000"/>
+                                <a:lumOff val="60000"/>
+                                <a:tint val="66000"/>
+                                <a:satMod val="160000"/>
+                              </a:schemeClr>
+                            </a:gs>
+                            <a:gs pos="50000">
+                              <a:schemeClr val="accent4">
+                                <a:lumMod val="40000"/>
+                                <a:lumOff val="60000"/>
+                                <a:tint val="44500"/>
+                                <a:satMod val="160000"/>
+                              </a:schemeClr>
+                            </a:gs>
+                            <a:gs pos="100000">
+                              <a:schemeClr val="accent4">
+                                <a:lumMod val="40000"/>
+                                <a:lumOff val="60000"/>
+                                <a:tint val="23500"/>
+                                <a:satMod val="160000"/>
+                              </a:schemeClr>
+                            </a:gs>
+                          </a:gsLst>
+                          <a:lin ang="16200000" scaled="1"/>
+                          <a:tileRect/>
+                        </a:gradFill>
+                        <a:ln>
+                          <a:noFill/>
+                        </a:ln>
+                      </wps:spPr>
+                      <wps:style>
+                        <a:lnRef idx="2">
+                          <a:schemeClr val="accent1">
+                            <a:shade val="15000"/>
+                          </a:schemeClr>
+                        </a:lnRef>
+                        <a:fillRef idx="1">
+                          <a:schemeClr val="accent1"/>
+                        </a:fillRef>
+                        <a:effectRef idx="0">
+                          <a:schemeClr val="accent1"/>
+                        </a:effectRef>
+                        <a:fontRef idx="minor">
+                          <a:schemeClr val="lt1"/>
+                        </a:fontRef>
+                      </wps:style>
+                      <wps:bodyPr rot="0" spcFirstLastPara="0" vertOverflow="overflow" horzOverflow="overflow" vert="horz" wrap="square" lIns="91440" tIns="45720" rIns="91440" bIns="45720" numCol="1" spcCol="0" rtlCol="0" fromWordArt="0" anchor="ctr" anchorCtr="0" forceAA="0" compatLnSpc="1">
+                        <a:prstTxWarp prst="textNoShape">
+                          <a:avLst/>
+                        </a:prstTxWarp>
+                        <a:noAutofit/>
+                      </wps:bodyPr>
+                    </wps:wsp>
+                  </a:graphicData>
+                </a:graphic>
+                <wp14:sizeRelH relativeFrom="margin">
+                  <wp14:pctWidth>0</wp14:pctWidth>
+                </wp14:sizeRelH>
+                <wp14:sizeRelV relativeFrom="margin">
+                  <wp14:pctHeight>0</wp14:pctHeight>
+                </wp14:sizeRelV>
+              </wp:anchor>
+            </w:drawing>
+          </mc:Choice>
+          <mc:Fallback>
+            <w:pict>
+              <v:rect w14:anchorId="6943598E" id="Rectangle 1" o:spid="_x0000_s1026" style="position:absolute;margin-left:-120.9pt;margin-top:-58.55pt;width:522.9pt;height:670.3pt;z-index:-251655168;visibility:visible;mso-wrap-style:square;mso-width-percent:0;mso-height-percent:0;mso-wrap-distance-left:9pt;mso-wrap-distance-top:0;mso-wrap-distance-right:9pt;mso-wrap-distance-bottom:0;mso-position-horizontal:absolute;mso-position-horizontal-relative:text;mso-position-vertical:absolute;mso-position-vertical-relative:text;mso-width-percent:0;mso-height-percent:0;mso-width-relative:margin;mso-height-relative:margin;v-text-anchor:middle" o:gfxdata="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" fillcolor="#95dcf7 [1303]" stroked="f" strokeweight="1.5pt">
+                <v:fill color2="#95dcf7 [1303]" rotate="t" angle="180" colors="0 #b1efff;.5 #cef4ff;1 #e6f9ff" focus="100%" type="gradient"/>
+              </v:rect>
+            </w:pict>
+          </mc:Fallback>
+        </mc:AlternateContent>
       </w:r>
       <w:r>
         <w:rPr>
@@ -161,7 +264,7 @@
           <w:szCs w:val="54"/>
           <w:lang w:val="en-US"/>
         </w:rPr>
-        <w:t>k</w:t>
+        <w:t>Retreat Chanting Book</w:t>
       </w:r>
     </w:p>
     <w:p>
@@ -236,7 +339,7 @@
           <w:lang w:val="en-US"/>
         </w:rPr>
         <w:drawing>
-          <wp:anchor distT="0" distB="0" distL="114300" distR="114300" simplePos="0" relativeHeight="251660288" behindDoc="0" locked="0" layoutInCell="1" allowOverlap="1" wp14:anchorId="47A0516F" wp14:editId="0E1CCA7D">
+          <wp:anchor distT="0" distB="0" distL="114300" distR="114300" simplePos="0" relativeHeight="251662336" behindDoc="0" locked="0" layoutInCell="1" allowOverlap="1" wp14:anchorId="74B0E8A7" wp14:editId="41DA559D">
             <wp:simplePos x="0" y="0"/>
             <wp:positionH relativeFrom="margin">
               <wp:align>center</wp:align>
@@ -675,18 +778,7 @@
           <w:szCs w:val="26"/>
           <w:lang w:val="en-US"/>
         </w:rPr>
-        <w:t>September</w:t>
-      </w:r>
-      <w:r>
-        <w:rPr>
-          <w:b/>
-          <w:bCs/>
-          <w:noProof/>
-          <w:sz w:val="26"/>
-          <w:szCs w:val="26"/>
-          <w:lang w:val="en-US"/>
-        </w:rPr>
-        <w:t xml:space="preserve"> </w:t>
+        <w:t xml:space="preserve">September </w:t>
       </w:r>
       <w:r>
         <w:rPr>
@@ -852,7 +944,7 @@
             </w:rPr>
             <w:fldChar w:fldCharType="separate"/>
           </w:r>
-          <w:hyperlink w:anchor="_Toc236716982" w:history="1">
+          <w:hyperlink w:anchor="_Toc236724326" w:history="1">
             <w:r>
               <w:rPr>
                 <w:rStyle w:val="Hyperlink"/>
@@ -880,7 +972,7 @@
                 <w:noProof/>
                 <w:webHidden/>
               </w:rPr>
-              <w:instrText xml:space="preserve"> PAGEREF _Toc236716982 \h </w:instrText>
+              <w:instrText xml:space="preserve"> PAGEREF _Toc236724326 \h </w:instrText>
             </w:r>
             <w:r>
               <w:rPr>
@@ -928,7 +1020,7 @@
               <w14:ligatures w14:val="standardContextual"/>
             </w:rPr>
           </w:pPr>
-          <w:hyperlink w:anchor="_Toc236716983" w:history="1">
+          <w:hyperlink w:anchor="_Toc236724327" w:history="1">
             <w:r>
               <w:rPr>
                 <w:rStyle w:val="Hyperlink"/>
@@ -973,7 +1065,7 @@
                 <w:noProof/>
                 <w:webHidden/>
               </w:rPr>
-              <w:instrText xml:space="preserve"> PAGEREF _Toc236716983 \h </w:instrText>
+              <w:instrText xml:space="preserve"> PAGEREF _Toc236724327 \h </w:instrText>
             </w:r>
             <w:r>
               <w:rPr>
@@ -1021,7 +1113,7 @@
               <w14:ligatures w14:val="standardContextual"/>
             </w:rPr>
           </w:pPr>
-          <w:hyperlink w:anchor="_Toc236716984" w:history="1">
+          <w:hyperlink w:anchor="_Toc236724328" w:history="1">
             <w:r>
               <w:rPr>
                 <w:rStyle w:val="Hyperlink"/>
@@ -1049,7 +1141,7 @@
                 <w:noProof/>
                 <w:webHidden/>
               </w:rPr>
-              <w:instrText xml:space="preserve"> PAGEREF _Toc236716984 \h </w:instrText>
+              <w:instrText xml:space="preserve"> PAGEREF _Toc236724328 \h </w:instrText>
             </w:r>
             <w:r>
               <w:rPr>
@@ -1097,7 +1189,7 @@
               <w14:ligatures w14:val="standardContextual"/>
             </w:rPr>
           </w:pPr>
-          <w:hyperlink w:anchor="_Toc236716985" w:history="1">
+          <w:hyperlink w:anchor="_Toc236724329" w:history="1">
             <w:r>
               <w:rPr>
                 <w:rStyle w:val="Hyperlink"/>
@@ -1125,7 +1217,7 @@
                 <w:noProof/>
                 <w:webHidden/>
               </w:rPr>
-              <w:instrText xml:space="preserve"> PAGEREF _Toc236716985 \h </w:instrText>
+              <w:instrText xml:space="preserve"> PAGEREF _Toc236724329 \h </w:instrText>
             </w:r>
             <w:r>
               <w:rPr>
@@ -1173,7 +1265,7 @@
               <w14:ligatures w14:val="standardContextual"/>
             </w:rPr>
           </w:pPr>
-          <w:hyperlink w:anchor="_Toc236716986" w:history="1">
+          <w:hyperlink w:anchor="_Toc236724330" w:history="1">
             <w:r>
               <w:rPr>
                 <w:rStyle w:val="Hyperlink"/>
@@ -1201,7 +1293,7 @@
                 <w:noProof/>
                 <w:webHidden/>
               </w:rPr>
-              <w:instrText xml:space="preserve"> PAGEREF _Toc236716986 \h </w:instrText>
+              <w:instrText xml:space="preserve"> PAGEREF _Toc236724330 \h </w:instrText>
             </w:r>
             <w:r>
               <w:rPr>
@@ -1249,7 +1341,7 @@
               <w14:ligatures w14:val="standardContextual"/>
             </w:rPr>
           </w:pPr>
-          <w:hyperlink w:anchor="_Toc236716987" w:history="1">
+          <w:hyperlink w:anchor="_Toc236724331" w:history="1">
             <w:r>
               <w:rPr>
                 <w:rStyle w:val="Hyperlink"/>
@@ -1277,7 +1369,7 @@
                 <w:noProof/>
                 <w:webHidden/>
               </w:rPr>
-              <w:instrText xml:space="preserve"> PAGEREF _Toc236716987 \h </w:instrText>
+              <w:instrText xml:space="preserve"> PAGEREF _Toc236724331 \h </w:instrText>
             </w:r>
             <w:r>
               <w:rPr>
@@ -1325,7 +1417,7 @@
               <w14:ligatures w14:val="standardContextual"/>
             </w:rPr>
           </w:pPr>
-          <w:hyperlink w:anchor="_Toc236716988" w:history="1">
+          <w:hyperlink w:anchor="_Toc236724332" w:history="1">
             <w:r>
               <w:rPr>
                 <w:rStyle w:val="Hyperlink"/>
@@ -1362,7 +1454,7 @@
                 <w:noProof/>
                 <w:webHidden/>
               </w:rPr>
-              <w:instrText xml:space="preserve"> PAGEREF _Toc236716988 \h </w:instrText>
+              <w:instrText xml:space="preserve"> PAGEREF _Toc236724332 \h </w:instrText>
             </w:r>
             <w:r>
               <w:rPr>
@@ -1410,7 +1502,7 @@
               <w14:ligatures w14:val="standardContextual"/>
             </w:rPr>
           </w:pPr>
-          <w:hyperlink w:anchor="_Toc236716989" w:history="1">
+          <w:hyperlink w:anchor="_Toc236724333" w:history="1">
             <w:r>
               <w:rPr>
                 <w:rStyle w:val="Hyperlink"/>
@@ -1455,7 +1547,7 @@
                 <w:noProof/>
                 <w:webHidden/>
               </w:rPr>
-              <w:instrText xml:space="preserve"> PAGEREF _Toc236716989 \h </w:instrText>
+              <w:instrText xml:space="preserve"> PAGEREF _Toc236724333 \h </w:instrText>
             </w:r>
             <w:r>
               <w:rPr>
@@ -1503,7 +1595,7 @@
               <w14:ligatures w14:val="standardContextual"/>
             </w:rPr>
           </w:pPr>
-          <w:hyperlink w:anchor="_Toc236716990" w:history="1">
+          <w:hyperlink w:anchor="_Toc236724334" w:history="1">
             <w:r>
               <w:rPr>
                 <w:rStyle w:val="Hyperlink"/>
@@ -1557,7 +1649,7 @@
                 <w:noProof/>
                 <w:webHidden/>
               </w:rPr>
-              <w:instrText xml:space="preserve"> PAGEREF _Toc236716990 \h </w:instrText>
+              <w:instrText xml:space="preserve"> PAGEREF _Toc236724334 \h </w:instrText>
             </w:r>
             <w:r>
               <w:rPr>
@@ -1605,7 +1697,7 @@
               <w14:ligatures w14:val="standardContextual"/>
             </w:rPr>
           </w:pPr>
-          <w:hyperlink w:anchor="_Toc236716991" w:history="1">
+          <w:hyperlink w:anchor="_Toc236724335" w:history="1">
             <w:r>
               <w:rPr>
                 <w:rStyle w:val="Hyperlink"/>
@@ -1633,7 +1725,7 @@
                 <w:noProof/>
                 <w:webHidden/>
               </w:rPr>
-              <w:instrText xml:space="preserve"> PAGEREF _Toc236716991 \h </w:instrText>
+              <w:instrText xml:space="preserve"> PAGEREF _Toc236724335 \h </w:instrText>
             </w:r>
             <w:r>
               <w:rPr>
@@ -1681,7 +1773,7 @@
               <w14:ligatures w14:val="standardContextual"/>
             </w:rPr>
           </w:pPr>
-          <w:hyperlink w:anchor="_Toc236716992" w:history="1">
+          <w:hyperlink w:anchor="_Toc236724336" w:history="1">
             <w:r>
               <w:rPr>
                 <w:rStyle w:val="Hyperlink"/>
@@ -1709,7 +1801,7 @@
                 <w:noProof/>
                 <w:webHidden/>
               </w:rPr>
-              <w:instrText xml:space="preserve"> PAGEREF _Toc236716992 \h </w:instrText>
+              <w:instrText xml:space="preserve"> PAGEREF _Toc236724336 \h </w:instrText>
             </w:r>
             <w:r>
               <w:rPr>
@@ -1757,7 +1849,7 @@
               <w14:ligatures w14:val="standardContextual"/>
             </w:rPr>
           </w:pPr>
-          <w:hyperlink w:anchor="_Toc236716993" w:history="1">
+          <w:hyperlink w:anchor="_Toc236724337" w:history="1">
             <w:r>
               <w:rPr>
                 <w:rStyle w:val="Hyperlink"/>
@@ -1785,7 +1877,7 @@
                 <w:noProof/>
                 <w:webHidden/>
               </w:rPr>
-              <w:instrText xml:space="preserve"> PAGEREF _Toc236716993 \h </w:instrText>
+              <w:instrText xml:space="preserve"> PAGEREF _Toc236724337 \h </w:instrText>
             </w:r>
             <w:r>
               <w:rPr>
@@ -1833,7 +1925,7 @@
               <w14:ligatures w14:val="standardContextual"/>
             </w:rPr>
           </w:pPr>
-          <w:hyperlink w:anchor="_Toc236716994" w:history="1">
+          <w:hyperlink w:anchor="_Toc236724338" w:history="1">
             <w:r>
               <w:rPr>
                 <w:rStyle w:val="Hyperlink"/>
@@ -1860,7 +1952,7 @@
                 <w:noProof/>
                 <w:webHidden/>
               </w:rPr>
-              <w:instrText xml:space="preserve"> PAGEREF _Toc236716994 \h </w:instrText>
+              <w:instrText xml:space="preserve"> PAGEREF _Toc236724338 \h </w:instrText>
             </w:r>
             <w:r>
               <w:rPr>
@@ -1908,7 +2000,7 @@
               <w14:ligatures w14:val="standardContextual"/>
             </w:rPr>
           </w:pPr>
-          <w:hyperlink w:anchor="_Toc236716995" w:history="1">
+          <w:hyperlink w:anchor="_Toc236724339" w:history="1">
             <w:r>
               <w:rPr>
                 <w:rStyle w:val="Hyperlink"/>
@@ -1935,7 +2027,7 @@
                 <w:noProof/>
                 <w:webHidden/>
               </w:rPr>
-              <w:instrText xml:space="preserve"> PAGEREF _Toc236716995 \h </w:instrText>
+              <w:instrText xml:space="preserve"> PAGEREF _Toc236724339 \h </w:instrText>
             </w:r>
             <w:r>
               <w:rPr>
@@ -2168,7 +2260,14 @@
     <w:p>
       <w:pPr>
         <w:rPr>
-          <w:lang w:val="vi-VN"/>
+          <w:lang w:val="en-US"/>
+        </w:rPr>
+      </w:pPr>
+    </w:p>
+    <w:p>
+      <w:pPr>
+        <w:rPr>
+          <w:lang w:val="en-US"/>
         </w:rPr>
       </w:pPr>
     </w:p>
@@ -2438,14 +2537,6 @@
     </w:p>
     <w:p>
       <w:pPr>
-        <w:rPr>
-          <w:noProof/>
-          <w:lang w:val="en-US"/>
-        </w:rPr>
-      </w:pPr>
-    </w:p>
-    <w:p>
-      <w:pPr>
         <w:jc w:val="both"/>
         <w:rPr>
           <w:rFonts w:ascii="DejaVu Sans Condensed" w:hAnsi="DejaVu Sans Condensed" w:cs="DejaVu Sans Condensed"/>
@@ -2493,7 +2584,7 @@
           <w:lang w:val="en-US"/>
         </w:rPr>
       </w:pPr>
-      <w:bookmarkStart w:id="0" w:name="_Toc236716982"/>
+      <w:bookmarkStart w:id="0" w:name="_Toc236724326"/>
       <w:r>
         <w:rPr>
           <w:lang w:val="en-US"/>
@@ -2510,7 +2601,7 @@
           <w:lang w:val="en-US"/>
         </w:rPr>
       </w:pPr>
-      <w:bookmarkStart w:id="1" w:name="_Toc236716983"/>
+      <w:bookmarkStart w:id="1" w:name="_Toc236724327"/>
       <w:r>
         <w:rPr>
           <w:lang w:val="en-US"/>
@@ -6756,7 +6847,7 @@
           <w:lang w:val="en-US"/>
         </w:rPr>
       </w:pPr>
-      <w:bookmarkStart w:id="3" w:name="_Toc236716984"/>
+      <w:bookmarkStart w:id="3" w:name="_Toc236724328"/>
       <w:r>
         <w:rPr>
           <w:lang w:val="en-US"/>
@@ -7803,7 +7894,7 @@
           <w:lang w:val="en-US"/>
         </w:rPr>
       </w:pPr>
-      <w:bookmarkStart w:id="5" w:name="_Toc236716985"/>
+      <w:bookmarkStart w:id="5" w:name="_Toc236724329"/>
       <w:r>
         <w:rPr>
           <w:lang w:val="en-US"/>
@@ -8875,7 +8966,7 @@
           <w:lang w:val="en-US"/>
         </w:rPr>
       </w:pPr>
-      <w:bookmarkStart w:id="7" w:name="_Toc236716986"/>
+      <w:bookmarkStart w:id="7" w:name="_Toc236724330"/>
       <w:r>
         <w:rPr>
           <w:lang w:val="en-US"/>
@@ -8904,7 +8995,7 @@
           <w:lang w:val="en-US"/>
         </w:rPr>
       </w:pPr>
-      <w:bookmarkStart w:id="8" w:name="_Toc236716987"/>
+      <w:bookmarkStart w:id="8" w:name="_Toc236724331"/>
       <w:r>
         <w:rPr>
           <w:lang w:val="en-US"/>
@@ -9185,7 +9276,7 @@
           <w:lang w:val="en-US"/>
         </w:rPr>
       </w:pPr>
-      <w:bookmarkStart w:id="10" w:name="_Toc236716988"/>
+      <w:bookmarkStart w:id="10" w:name="_Toc236724332"/>
       <w:r>
         <w:rPr>
           <w:lang w:val="en-US"/>
@@ -10739,7 +10830,7 @@
           <w:lang w:val="en-US"/>
         </w:rPr>
       </w:pPr>
-      <w:bookmarkStart w:id="12" w:name="_Toc236716989"/>
+      <w:bookmarkStart w:id="12" w:name="_Toc236724333"/>
       <w:r>
         <w:rPr>
           <w:lang w:val="en-US"/>
@@ -11749,7 +11840,7 @@
           <w:lang w:val="en-US"/>
         </w:rPr>
       </w:pPr>
-      <w:bookmarkStart w:id="14" w:name="_Toc236716990"/>
+      <w:bookmarkStart w:id="14" w:name="_Toc236724334"/>
       <w:r>
         <w:rPr>
           <w:lang w:val="en-US"/>
@@ -12566,7 +12657,7 @@
           <w:lang w:val="en-US"/>
         </w:rPr>
       </w:pPr>
-      <w:bookmarkStart w:id="16" w:name="_Toc236716991"/>
+      <w:bookmarkStart w:id="16" w:name="_Toc236724335"/>
       <w:r>
         <w:rPr>
           <w:lang w:val="en-US"/>
@@ -15002,7 +15093,7 @@
           <w:lang w:val="en-US"/>
         </w:rPr>
       </w:pPr>
-      <w:bookmarkStart w:id="18" w:name="_Toc236716992"/>
+      <w:bookmarkStart w:id="18" w:name="_Toc236724336"/>
       <w:r>
         <w:rPr>
           <w:lang w:val="en-US"/>
@@ -15067,7 +15158,7 @@
           <w:lang w:val="en-US"/>
         </w:rPr>
       </w:pPr>
-      <w:bookmarkStart w:id="19" w:name="_Toc236716993"/>
+      <w:bookmarkStart w:id="19" w:name="_Toc236724337"/>
       <w:r>
         <w:rPr>
           <w:lang w:val="en-US"/>
@@ -15115,14 +15206,19 @@
     <w:p>
       <w:pPr>
         <w:pStyle w:val="pnry6silaustudent"/>
-        <w:rPr>
-          <w:lang w:val="en-US"/>
-        </w:rPr>
-      </w:pPr>
-      <w:r>
-        <w:rPr>
-          <w:lang w:val="en-US"/>
-        </w:rPr>
+      </w:pPr>
+      <w:r>
+        <w:rPr>
+          <w:rFonts w:ascii="Apple Color Emoji" w:hAnsi="Apple Color Emoji" w:cs="Apple Color Emoji"/>
+          <w:i w:val="0"/>
+          <w:iCs w:val="0"/>
+        </w:rPr>
+        <w:t>🙏</w:t>
+      </w:r>
+      <w:r>
+        <w:t xml:space="preserve"> </w:t>
+      </w:r>
+      <w:r>
         <w:t>Candidate / Người thọ giới đọc</w:t>
       </w:r>
     </w:p>
@@ -15312,16 +15408,23 @@
     <w:p>
       <w:pPr>
         <w:pStyle w:val="pnry6silateacher"/>
-        <w:rPr>
-          <w:noProof/>
-          <w:lang w:val="en-US"/>
-        </w:rPr>
-      </w:pPr>
-      <w:r>
-        <w:rPr>
-          <w:noProof/>
-          <w:lang w:val="en-US"/>
-        </w:rPr>
+      </w:pPr>
+      <w:r>
+        <w:rPr>
+          <w:rFonts w:ascii="Apple Color Emoji" w:hAnsi="Apple Color Emoji" w:cs="Apple Color Emoji"/>
+          <w:i w:val="0"/>
+          <w:iCs/>
+        </w:rPr>
+        <w:t>☸️</w:t>
+      </w:r>
+      <w:r>
+        <w:rPr>
+          <w:i w:val="0"/>
+          <w:iCs/>
+        </w:rPr>
+        <w:t xml:space="preserve"> </w:t>
+      </w:r>
+      <w:r>
         <w:t>Bhikkhu / Vị thầy đọc</w:t>
       </w:r>
     </w:p>
@@ -15370,14 +15473,23 @@
     <w:p>
       <w:pPr>
         <w:pStyle w:val="pnry6silaustudent"/>
-        <w:rPr>
-          <w:lang w:val="en-US"/>
-        </w:rPr>
-      </w:pPr>
-      <w:r>
-        <w:rPr>
-          <w:lang w:val="en-US"/>
-        </w:rPr>
+      </w:pPr>
+      <w:r>
+        <w:rPr>
+          <w:rFonts w:ascii="Apple Color Emoji" w:hAnsi="Apple Color Emoji" w:cs="Apple Color Emoji"/>
+          <w:i w:val="0"/>
+          <w:iCs w:val="0"/>
+        </w:rPr>
+        <w:t>🙏</w:t>
+      </w:r>
+      <w:r>
+        <w:rPr>
+          <w:i w:val="0"/>
+          <w:iCs w:val="0"/>
+        </w:rPr>
+        <w:t xml:space="preserve"> </w:t>
+      </w:r>
+      <w:r>
         <w:t>Candidate / Người thọ giới đọc</w:t>
       </w:r>
     </w:p>
@@ -15426,68 +15538,58 @@
     <w:p>
       <w:pPr>
         <w:pStyle w:val="pnry6silateacher"/>
-        <w:rPr>
-          <w:noProof/>
-          <w:lang w:val="en-US"/>
-        </w:rPr>
-      </w:pPr>
-      <w:r>
-        <w:rPr>
-          <w:noProof/>
-          <w:lang w:val="en-US"/>
-        </w:rPr>
+      </w:pPr>
+      <w:r>
+        <w:rPr>
+          <w:rFonts w:ascii="Apple Color Emoji" w:hAnsi="Apple Color Emoji" w:cs="Apple Color Emoji"/>
+          <w:i w:val="0"/>
+          <w:iCs/>
+        </w:rPr>
+        <w:t>☸️</w:t>
+      </w:r>
+      <w:r>
+        <w:rPr>
+          <w:i w:val="0"/>
+          <w:iCs/>
+        </w:rPr>
+        <w:t xml:space="preserve"> </w:t>
+      </w:r>
+      <w:r>
         <w:t>Bhikkhu / Vị thầy đọc (</w:t>
       </w:r>
       <w:r>
-        <w:rPr>
-          <w:noProof/>
-          <w:lang w:val="en-US"/>
-        </w:rPr>
         <w:t>x1</w:t>
       </w:r>
       <w:r>
-        <w:rPr>
-          <w:noProof/>
-          <w:lang w:val="en-US"/>
-        </w:rPr>
         <w:t>)</w:t>
       </w:r>
     </w:p>
     <w:p>
       <w:pPr>
         <w:pStyle w:val="pnry6silateacher"/>
-        <w:rPr>
-          <w:b/>
-          <w:bCs/>
-          <w:noProof/>
-          <w:lang w:val="en-US"/>
-        </w:rPr>
-      </w:pPr>
-      <w:r>
-        <w:rPr>
-          <w:b/>
-          <w:bCs/>
-          <w:noProof/>
-          <w:lang w:val="en-US"/>
-        </w:rPr>
+      </w:pPr>
+      <w:r>
+        <w:rPr>
+          <w:rFonts w:ascii="Apple Color Emoji" w:hAnsi="Apple Color Emoji" w:cs="Apple Color Emoji"/>
+          <w:i w:val="0"/>
+          <w:iCs/>
+        </w:rPr>
+        <w:t>🙏</w:t>
+      </w:r>
+      <w:r>
+        <w:rPr>
+          <w:i w:val="0"/>
+          <w:iCs/>
+        </w:rPr>
+        <w:t xml:space="preserve"> </w:t>
+      </w:r>
+      <w:r>
         <w:t>Then the candidate repeats / Người thọ giới đọc (</w:t>
       </w:r>
       <w:r>
-        <w:rPr>
-          <w:b/>
-          <w:bCs/>
-          <w:noProof/>
-          <w:lang w:val="en-US"/>
-        </w:rPr>
         <w:t>x</w:t>
       </w:r>
       <w:r>
-        <w:rPr>
-          <w:b/>
-          <w:bCs/>
-          <w:noProof/>
-          <w:lang w:val="en-US"/>
-        </w:rPr>
         <w:t>3)</w:t>
       </w:r>
     </w:p>
@@ -15547,37 +15649,47 @@
     <w:p>
       <w:pPr>
         <w:pStyle w:val="pnry6silateacher"/>
-        <w:rPr>
-          <w:noProof/>
-          <w:lang w:val="en-US"/>
-        </w:rPr>
-      </w:pPr>
-      <w:r>
-        <w:rPr>
-          <w:noProof/>
-          <w:lang w:val="en-US"/>
+      </w:pPr>
+      <w:r>
+        <w:rPr>
+          <w:rFonts w:ascii="Apple Color Emoji" w:hAnsi="Apple Color Emoji" w:cs="Apple Color Emoji"/>
+          <w:i w:val="0"/>
+          <w:iCs/>
         </w:rPr>
         <w:lastRenderedPageBreak/>
+        <w:t>☸️</w:t>
+      </w:r>
+      <w:r>
+        <w:rPr>
+          <w:i w:val="0"/>
+          <w:iCs/>
+        </w:rPr>
+        <w:t xml:space="preserve"> </w:t>
+      </w:r>
+      <w:r>
         <w:t>Bhikkhu / Vị thầy đọc</w:t>
       </w:r>
     </w:p>
     <w:p>
       <w:pPr>
         <w:pStyle w:val="pnry6silateacher"/>
-        <w:rPr>
-          <w:b/>
-          <w:bCs/>
-          <w:noProof/>
-          <w:lang w:val="en-US"/>
-        </w:rPr>
-      </w:pPr>
-      <w:r>
-        <w:rPr>
-          <w:b/>
-          <w:bCs/>
-          <w:noProof/>
-          <w:lang w:val="en-US"/>
-        </w:rPr>
+      </w:pPr>
+      <w:r>
+        <w:rPr>
+          <w:rFonts w:ascii="Apple Color Emoji" w:hAnsi="Apple Color Emoji" w:cs="Apple Color Emoji"/>
+          <w:i w:val="0"/>
+          <w:iCs/>
+        </w:rPr>
+        <w:t>🙏</w:t>
+      </w:r>
+      <w:r>
+        <w:rPr>
+          <w:i w:val="0"/>
+          <w:iCs/>
+        </w:rPr>
+        <w:t xml:space="preserve"> </w:t>
+      </w:r>
+      <w:r>
         <w:t>Then the candidate repeats / Người thọ giới lặp lại</w:t>
       </w:r>
     </w:p>
@@ -15963,16 +16075,23 @@
     <w:p>
       <w:pPr>
         <w:pStyle w:val="pnry6silateacher"/>
-        <w:rPr>
-          <w:noProof/>
-          <w:lang w:val="en-US"/>
-        </w:rPr>
-      </w:pPr>
-      <w:r>
-        <w:rPr>
-          <w:noProof/>
-          <w:lang w:val="en-US"/>
-        </w:rPr>
+      </w:pPr>
+      <w:r>
+        <w:rPr>
+          <w:rFonts w:ascii="Apple Color Emoji" w:hAnsi="Apple Color Emoji" w:cs="Apple Color Emoji"/>
+          <w:i w:val="0"/>
+          <w:iCs/>
+        </w:rPr>
+        <w:t>☸️</w:t>
+      </w:r>
+      <w:r>
+        <w:rPr>
+          <w:i w:val="0"/>
+          <w:iCs/>
+        </w:rPr>
+        <w:t xml:space="preserve"> </w:t>
+      </w:r>
+      <w:r>
         <w:t>Bhikkhu / Vị thầy đọc</w:t>
       </w:r>
     </w:p>
@@ -16021,14 +16140,23 @@
     <w:p>
       <w:pPr>
         <w:pStyle w:val="pnry6silaustudent"/>
-        <w:rPr>
-          <w:lang w:val="en-US"/>
-        </w:rPr>
-      </w:pPr>
-      <w:r>
-        <w:rPr>
-          <w:lang w:val="en-US"/>
-        </w:rPr>
+      </w:pPr>
+      <w:r>
+        <w:rPr>
+          <w:rFonts w:ascii="Apple Color Emoji" w:hAnsi="Apple Color Emoji" w:cs="Apple Color Emoji"/>
+          <w:i w:val="0"/>
+          <w:iCs w:val="0"/>
+        </w:rPr>
+        <w:t>🙏</w:t>
+      </w:r>
+      <w:r>
+        <w:rPr>
+          <w:i w:val="0"/>
+          <w:iCs w:val="0"/>
+        </w:rPr>
+        <w:t xml:space="preserve"> </w:t>
+      </w:r>
+      <w:r>
         <w:t>Candidate / Người thọ giới đọc</w:t>
       </w:r>
     </w:p>
@@ -16077,14 +16205,23 @@
     <w:p>
       <w:pPr>
         <w:pStyle w:val="pnry6silaustudent"/>
-        <w:rPr>
-          <w:lang w:val="en-US"/>
-        </w:rPr>
-      </w:pPr>
-      <w:r>
-        <w:rPr>
-          <w:lang w:val="en-US"/>
-        </w:rPr>
+      </w:pPr>
+      <w:r>
+        <w:rPr>
+          <w:rFonts w:ascii="Apple Color Emoji" w:hAnsi="Apple Color Emoji" w:cs="Apple Color Emoji"/>
+          <w:i w:val="0"/>
+          <w:iCs w:val="0"/>
+        </w:rPr>
+        <w:t>🙏</w:t>
+      </w:r>
+      <w:r>
+        <w:rPr>
+          <w:i w:val="0"/>
+          <w:iCs w:val="0"/>
+        </w:rPr>
+        <w:t xml:space="preserve"> </w:t>
+      </w:r>
+      <w:r>
         <w:t>Candidate / Người thọ giới đọc</w:t>
       </w:r>
     </w:p>
@@ -16192,6 +16329,7 @@
     <w:p>
       <w:pPr>
         <w:pStyle w:val="pnry4suttaintro"/>
+        <w:shd w:val="clear" w:color="auto" w:fill="D9D9D9" w:themeFill="background1" w:themeFillShade="D9"/>
         <w:rPr>
           <w:rFonts w:eastAsiaTheme="minorHAnsi"/>
           <w:b/>
@@ -16203,388 +16341,401 @@
       <w:r>
         <w:rPr>
           <w:rFonts w:eastAsiaTheme="minorHAnsi"/>
-          <w:noProof/>
-          <w:lang w:val="en-US"/>
-        </w:rPr>
-        <w:lastRenderedPageBreak/>
-        <w:t>[For those taking the Five Precepts / Dành cho người thọ 5 giới:</w:t>
-      </w:r>
-    </w:p>
-    <w:p>
-      <w:pPr>
-        <w:pStyle w:val="pnry3pali"/>
-        <w:ind w:left="720"/>
-        <w:rPr>
-          <w:color w:val="0070C0"/>
-          <w:lang w:val="en-US"/>
-        </w:rPr>
-      </w:pPr>
-      <w:r>
-        <w:rPr>
-          <w:color w:val="0070C0"/>
-          <w:lang w:val="en-US"/>
-        </w:rPr>
-        <w:t>3. Kāmesu micchācārā veramaṇī sikkhāpadaṃ samādiyāmi</w:t>
-      </w:r>
-    </w:p>
-    <w:p>
-      <w:pPr>
-        <w:pStyle w:val="pnry2encenter"/>
-        <w:rPr>
-          <w:lang w:val="en-US"/>
-        </w:rPr>
-      </w:pPr>
-      <w:r>
-        <w:rPr>
-          <w:lang w:val="en-US"/>
-        </w:rPr>
-        <w:t>I undertake the training rule to abstain from unchaste conduct</w:t>
-      </w:r>
-    </w:p>
-    <w:p>
-      <w:pPr>
-        <w:pStyle w:val="pnry2vicenter"/>
-        <w:rPr>
-          <w:lang w:val="en-US"/>
-        </w:rPr>
-      </w:pPr>
-      <w:r>
-        <w:rPr>
-          <w:lang w:val="en-US"/>
-        </w:rPr>
-        <w:t>Con xin vâng giữ điều học là cố ý tránh xa sự tà dâm.]</w:t>
-      </w:r>
-    </w:p>
-    <w:p>
-      <w:pPr>
-        <w:pStyle w:val="pnry3pali"/>
-        <w:rPr>
-          <w:lang w:val="en-US"/>
-        </w:rPr>
-      </w:pPr>
-      <w:r>
-        <w:rPr>
-          <w:lang w:val="en-US"/>
-        </w:rPr>
-        <w:t>3. Abrahmacariyā veramaṇī sikkhāpadaṃ samādiyāmi</w:t>
-      </w:r>
-    </w:p>
-    <w:p>
-      <w:pPr>
-        <w:pStyle w:val="pnry3en"/>
-        <w:rPr>
-          <w:lang w:val="en-US"/>
-        </w:rPr>
-      </w:pPr>
-      <w:r>
-        <w:rPr>
-          <w:lang w:val="en-US"/>
-        </w:rPr>
-        <w:t>I undertake the training rule to abstain from unchaste conduct</w:t>
-      </w:r>
-    </w:p>
-    <w:p>
-      <w:pPr>
-        <w:pStyle w:val="pnry3vi"/>
-        <w:rPr>
-          <w:lang w:val="en-US"/>
-        </w:rPr>
-      </w:pPr>
-      <w:r>
-        <w:rPr>
-          <w:lang w:val="en-US"/>
-        </w:rPr>
-        <w:t>Con xin vâng giữ điều học là cố ý tránh xa sự hành dâm.</w:t>
-      </w:r>
-    </w:p>
-    <w:p>
-      <w:pPr>
-        <w:pStyle w:val="pnry3pali"/>
-        <w:rPr>
-          <w:lang w:val="en-US"/>
-        </w:rPr>
-      </w:pPr>
-      <w:r>
-        <w:rPr>
-          <w:lang w:val="en-US"/>
-        </w:rPr>
-        <w:t>4. Musāvādā veramaṇī sikkhāpadaṃ samādiyāmi</w:t>
-      </w:r>
-    </w:p>
-    <w:p>
-      <w:pPr>
-        <w:pStyle w:val="pnry3en"/>
-        <w:rPr>
-          <w:lang w:val="en-US"/>
-        </w:rPr>
-      </w:pPr>
-      <w:r>
-        <w:rPr>
-          <w:lang w:val="en-US"/>
-        </w:rPr>
-        <w:t>I undertake the training rule to abstain from false speech</w:t>
-      </w:r>
-    </w:p>
-    <w:p>
-      <w:pPr>
-        <w:pStyle w:val="pnry3vi"/>
-        <w:rPr>
-          <w:lang w:val="en-US"/>
-        </w:rPr>
-      </w:pPr>
-      <w:r>
-        <w:rPr>
-          <w:lang w:val="en-US"/>
-        </w:rPr>
-        <w:t>Con xin vâng giữ điều học là cố ý tránh xa sự nói dối.</w:t>
-      </w:r>
-    </w:p>
-    <w:p>
-      <w:pPr>
-        <w:pStyle w:val="pnry3pali"/>
-        <w:rPr>
-          <w:lang w:val="en-US"/>
-        </w:rPr>
-      </w:pPr>
-      <w:r>
-        <w:rPr>
-          <w:lang w:val="en-US"/>
-        </w:rPr>
-        <w:t>5. Surā-meraya-majja-pamādaṭṭhānā veramaṇī sikkhāpadaṃ samādiyāmi</w:t>
-      </w:r>
-    </w:p>
-    <w:p>
-      <w:pPr>
-        <w:pStyle w:val="pnry3en"/>
-        <w:rPr>
-          <w:lang w:val="en-US"/>
-        </w:rPr>
-      </w:pPr>
-      <w:r>
-        <w:rPr>
-          <w:lang w:val="en-US"/>
-        </w:rPr>
-        <w:t>I undertake the training rule to abstain from intoxicants and drugs such as wine, liquor that causing heedlessness</w:t>
-      </w:r>
-    </w:p>
-    <w:p>
-      <w:pPr>
-        <w:pStyle w:val="pnry3vi"/>
-        <w:rPr>
-          <w:lang w:val="en-US"/>
-        </w:rPr>
-      </w:pPr>
-      <w:r>
-        <w:rPr>
-          <w:lang w:val="en-US"/>
-        </w:rPr>
-        <w:t xml:space="preserve">Con xin vâng giữ điều học là cố ý tránh xa sự phóng túng uống rượu và các chất say. </w:t>
-      </w:r>
-    </w:p>
-    <w:p>
-      <w:pPr>
-        <w:pStyle w:val="pnry4suttaintro"/>
-        <w:rPr>
-          <w:noProof/>
-          <w:lang w:val="en-US"/>
-        </w:rPr>
-      </w:pPr>
-      <w:r>
-        <w:rPr>
-          <w:noProof/>
-          <w:lang w:val="en-US"/>
-        </w:rPr>
-        <w:t xml:space="preserve">[The </w:t>
-      </w:r>
-      <w:r>
-        <w:rPr>
-          <w:noProof/>
-          <w:lang w:val="en-US"/>
-        </w:rPr>
-        <w:t>Five</w:t>
-      </w:r>
-      <w:r>
-        <w:rPr>
-          <w:noProof/>
-          <w:lang w:val="en-US"/>
-        </w:rPr>
-        <w:t xml:space="preserve"> precepts</w:t>
-      </w:r>
-      <w:r>
-        <w:rPr>
-          <w:noProof/>
-          <w:lang w:val="en-US"/>
-        </w:rPr>
-        <w:t xml:space="preserve"> conclude</w:t>
-      </w:r>
-      <w:r>
-        <w:rPr>
-          <w:noProof/>
-          <w:lang w:val="en-US"/>
-        </w:rPr>
-        <w:t xml:space="preserve"> here / xong phần 5 giới]</w:t>
-      </w:r>
-    </w:p>
-    <w:p>
-      <w:pPr>
-        <w:pStyle w:val="pnry3pali"/>
-        <w:rPr>
-          <w:lang w:val="en-US"/>
-        </w:rPr>
-      </w:pPr>
-      <w:r>
-        <w:rPr>
-          <w:lang w:val="en-US"/>
-        </w:rPr>
-        <w:t>6. Vikāla-bhojanā veramaṇī sikkhāpadaṃ samādiyāmi</w:t>
-      </w:r>
-    </w:p>
-    <w:p>
-      <w:pPr>
-        <w:pStyle w:val="pnry3en"/>
-        <w:rPr>
-          <w:lang w:val="en-US"/>
-        </w:rPr>
-      </w:pPr>
-      <w:r>
-        <w:rPr>
-          <w:lang w:val="en-US"/>
-        </w:rPr>
-        <w:t>I undertake the training rule to abstain from taking food at improper time</w:t>
-      </w:r>
-    </w:p>
-    <w:p>
-      <w:pPr>
-        <w:pStyle w:val="pnry3vi"/>
-        <w:rPr>
-          <w:lang w:val="en-US"/>
-        </w:rPr>
-      </w:pPr>
-      <w:r>
-        <w:rPr>
-          <w:lang w:val="en-US"/>
-        </w:rPr>
-        <w:t>Con xin vâng giữ điều học là cố ý tránh xa sự ăn sái giờ.</w:t>
-      </w:r>
-    </w:p>
-    <w:p>
-      <w:pPr>
-        <w:pStyle w:val="pnry3pali"/>
-        <w:rPr>
-          <w:lang w:val="en-US"/>
-        </w:rPr>
-      </w:pPr>
-      <w:r>
-        <w:rPr>
-          <w:lang w:val="en-US"/>
-        </w:rPr>
-        <w:t>7. Nacca-gīta-vādita-visūka-dassanā-mālā-gandha-vilepana-dhāraṇa-maṇḍana-vibhūsanaṭṭhānā veramaṇī sikkhāpadaṃ samādiyāmi</w:t>
-      </w:r>
-    </w:p>
-    <w:p>
-      <w:pPr>
-        <w:pStyle w:val="pnry3en"/>
-        <w:rPr>
-          <w:lang w:val="en-US"/>
-        </w:rPr>
-      </w:pPr>
-      <w:r>
-        <w:rPr>
-          <w:lang w:val="en-US"/>
-        </w:rPr>
-        <w:lastRenderedPageBreak/>
-        <w:t>I undertake the training rule to abstain from dancing, singing and music, seeing show and from wearing garlands, using perfumes and beautifying the body with cosmetics</w:t>
-      </w:r>
-    </w:p>
-    <w:p>
-      <w:pPr>
-        <w:pStyle w:val="pnry3vi"/>
-        <w:rPr>
-          <w:lang w:val="en-US"/>
-        </w:rPr>
-      </w:pPr>
-      <w:r>
-        <w:rPr>
-          <w:lang w:val="en-US"/>
-        </w:rPr>
-        <w:t>Con xin vâng giữ điều học là cố ý tránh xa sự múa hát, thổi kèn, đờn, xem múa hát, nghe đờn kèn, trang điểm thoa vật thơm, dồi phấn, đeo tràng hoa.</w:t>
-      </w:r>
-    </w:p>
-    <w:p>
-      <w:pPr>
-        <w:pStyle w:val="pnry3pali"/>
-        <w:rPr>
-          <w:lang w:val="en-US"/>
-        </w:rPr>
-      </w:pPr>
-      <w:r>
-        <w:rPr>
-          <w:lang w:val="en-US"/>
-        </w:rPr>
-        <w:t>8. Uccā-sayana mahā-sayanā veramaṇī sikkhāpadaṃ samādiyāmi</w:t>
-      </w:r>
-    </w:p>
-    <w:p>
-      <w:pPr>
-        <w:pStyle w:val="pnry3en"/>
-        <w:rPr>
-          <w:lang w:val="en-US"/>
-        </w:rPr>
-      </w:pPr>
-      <w:r>
-        <w:rPr>
-          <w:lang w:val="en-US"/>
-        </w:rPr>
-        <w:t>I undertake the training rule to abstain from using high and luxurious beds</w:t>
-      </w:r>
-    </w:p>
-    <w:p>
-      <w:pPr>
-        <w:pStyle w:val="pnry3vi"/>
-        <w:rPr>
-          <w:lang w:val="en-US"/>
-        </w:rPr>
-      </w:pPr>
-      <w:r>
-        <w:rPr>
-          <w:lang w:val="en-US"/>
-        </w:rPr>
-        <w:t>Con xin vâng giữ điều học là cố ý tránh xa chỗ nằm ngồi quá cao và xinh đẹp.</w:t>
-      </w:r>
-    </w:p>
-    <w:p>
-      <w:pPr>
-        <w:pStyle w:val="pnry6silateacher"/>
-        <w:rPr>
-          <w:noProof/>
-          <w:lang w:val="en-US"/>
-        </w:rPr>
-      </w:pPr>
-      <w:r>
-        <w:rPr>
-          <w:noProof/>
-          <w:lang w:val="en-US"/>
-        </w:rPr>
-        <w:t>Bhikkhu / Vị thầy đọc</w:t>
-      </w:r>
-    </w:p>
-    <w:p>
-      <w:pPr>
-        <w:pStyle w:val="pnry6silateacher"/>
-        <w:rPr>
           <w:b/>
           <w:bCs/>
           <w:noProof/>
           <w:lang w:val="en-US"/>
         </w:rPr>
-      </w:pPr>
-      <w:r>
-        <w:rPr>
-          <w:b/>
-          <w:bCs/>
+        <w:lastRenderedPageBreak/>
+        <w:t>[For those taking the Five Precepts / Dành cho người thọ 5 giới:</w:t>
+      </w:r>
+    </w:p>
+    <w:p>
+      <w:pPr>
+        <w:pStyle w:val="pnry3pali"/>
+        <w:ind w:left="720"/>
+        <w:rPr>
+          <w:color w:val="0070C0"/>
+          <w:lang w:val="en-US"/>
+        </w:rPr>
+      </w:pPr>
+      <w:r>
+        <w:rPr>
+          <w:color w:val="0070C0"/>
+          <w:lang w:val="en-US"/>
+        </w:rPr>
+        <w:t>3. Kāmesu micchācārā veramaṇī sikkhāpadaṃ samādiyāmi</w:t>
+      </w:r>
+    </w:p>
+    <w:p>
+      <w:pPr>
+        <w:pStyle w:val="pnry2encenter"/>
+        <w:rPr>
+          <w:lang w:val="en-US"/>
+        </w:rPr>
+      </w:pPr>
+      <w:r>
+        <w:rPr>
+          <w:lang w:val="en-US"/>
+        </w:rPr>
+        <w:t>I undertake the training rule to abstain from unchaste conduct</w:t>
+      </w:r>
+    </w:p>
+    <w:p>
+      <w:pPr>
+        <w:pStyle w:val="pnry2vicenter"/>
+        <w:rPr>
+          <w:lang w:val="en-US"/>
+        </w:rPr>
+      </w:pPr>
+      <w:r>
+        <w:rPr>
+          <w:lang w:val="en-US"/>
+        </w:rPr>
+        <w:t>Con xin vâng giữ điều học là cố ý tránh xa sự tà dâm.]</w:t>
+      </w:r>
+    </w:p>
+    <w:p>
+      <w:pPr>
+        <w:pStyle w:val="pnry3pali"/>
+        <w:rPr>
+          <w:lang w:val="en-US"/>
+        </w:rPr>
+      </w:pPr>
+      <w:r>
+        <w:rPr>
+          <w:lang w:val="en-US"/>
+        </w:rPr>
+        <w:t>3. Abrahmacariyā veramaṇī sikkhāpadaṃ samādiyāmi</w:t>
+      </w:r>
+    </w:p>
+    <w:p>
+      <w:pPr>
+        <w:pStyle w:val="pnry3en"/>
+        <w:rPr>
+          <w:lang w:val="en-US"/>
+        </w:rPr>
+      </w:pPr>
+      <w:r>
+        <w:rPr>
+          <w:lang w:val="en-US"/>
+        </w:rPr>
+        <w:t>I undertake the training rule to abstain from unchaste conduct</w:t>
+      </w:r>
+    </w:p>
+    <w:p>
+      <w:pPr>
+        <w:pStyle w:val="pnry3vi"/>
+        <w:rPr>
+          <w:lang w:val="en-US"/>
+        </w:rPr>
+      </w:pPr>
+      <w:r>
+        <w:rPr>
+          <w:lang w:val="en-US"/>
+        </w:rPr>
+        <w:t>Con xin vâng giữ điều học là cố ý tránh xa sự hành dâm.</w:t>
+      </w:r>
+    </w:p>
+    <w:p>
+      <w:pPr>
+        <w:pStyle w:val="pnry3pali"/>
+        <w:rPr>
+          <w:lang w:val="en-US"/>
+        </w:rPr>
+      </w:pPr>
+      <w:r>
+        <w:rPr>
+          <w:lang w:val="en-US"/>
+        </w:rPr>
+        <w:t>4. Musāvādā veramaṇī sikkhāpadaṃ samādiyāmi</w:t>
+      </w:r>
+    </w:p>
+    <w:p>
+      <w:pPr>
+        <w:pStyle w:val="pnry3en"/>
+        <w:rPr>
+          <w:lang w:val="en-US"/>
+        </w:rPr>
+      </w:pPr>
+      <w:r>
+        <w:rPr>
+          <w:lang w:val="en-US"/>
+        </w:rPr>
+        <w:t>I undertake the training rule to abstain from false speech</w:t>
+      </w:r>
+    </w:p>
+    <w:p>
+      <w:pPr>
+        <w:pStyle w:val="pnry3vi"/>
+        <w:rPr>
+          <w:lang w:val="en-US"/>
+        </w:rPr>
+      </w:pPr>
+      <w:r>
+        <w:rPr>
+          <w:lang w:val="en-US"/>
+        </w:rPr>
+        <w:t>Con xin vâng giữ điều học là cố ý tránh xa sự nói dối.</w:t>
+      </w:r>
+    </w:p>
+    <w:p>
+      <w:pPr>
+        <w:pStyle w:val="pnry3pali"/>
+        <w:rPr>
+          <w:lang w:val="en-US"/>
+        </w:rPr>
+      </w:pPr>
+      <w:r>
+        <w:rPr>
+          <w:lang w:val="en-US"/>
+        </w:rPr>
+        <w:t>5. Surā-meraya-majja-pamādaṭṭhānā veramaṇī sikkhāpadaṃ samādiyāmi</w:t>
+      </w:r>
+    </w:p>
+    <w:p>
+      <w:pPr>
+        <w:pStyle w:val="pnry3en"/>
+        <w:rPr>
+          <w:lang w:val="en-US"/>
+        </w:rPr>
+      </w:pPr>
+      <w:r>
+        <w:rPr>
+          <w:lang w:val="en-US"/>
+        </w:rPr>
+        <w:t>I undertake the training rule to abstain from intoxicants and drugs such as wine, liquor that causing heedlessness</w:t>
+      </w:r>
+    </w:p>
+    <w:p>
+      <w:pPr>
+        <w:pStyle w:val="pnry3vi"/>
+        <w:rPr>
+          <w:lang w:val="en-US"/>
+        </w:rPr>
+      </w:pPr>
+      <w:r>
+        <w:rPr>
+          <w:lang w:val="en-US"/>
+        </w:rPr>
+        <w:t xml:space="preserve">Con xin vâng giữ điều học là cố ý tránh xa sự phóng túng uống rượu và các chất say. </w:t>
+      </w:r>
+    </w:p>
+    <w:p>
+      <w:pPr>
+        <w:pStyle w:val="pnry4suttaintro"/>
+        <w:shd w:val="clear" w:color="auto" w:fill="D9D9D9" w:themeFill="background1" w:themeFillShade="D9"/>
+        <w:rPr>
           <w:noProof/>
           <w:lang w:val="en-US"/>
         </w:rPr>
+      </w:pPr>
+      <w:r>
+        <w:rPr>
+          <w:noProof/>
+          <w:lang w:val="en-US"/>
+        </w:rPr>
+        <w:t xml:space="preserve">[The </w:t>
+      </w:r>
+      <w:r>
+        <w:rPr>
+          <w:noProof/>
+          <w:lang w:val="en-US"/>
+        </w:rPr>
+        <w:t>Five</w:t>
+      </w:r>
+      <w:r>
+        <w:rPr>
+          <w:noProof/>
+          <w:lang w:val="en-US"/>
+        </w:rPr>
+        <w:t xml:space="preserve"> precepts</w:t>
+      </w:r>
+      <w:r>
+        <w:rPr>
+          <w:noProof/>
+          <w:lang w:val="en-US"/>
+        </w:rPr>
+        <w:t xml:space="preserve"> conclude</w:t>
+      </w:r>
+      <w:r>
+        <w:rPr>
+          <w:noProof/>
+          <w:lang w:val="en-US"/>
+        </w:rPr>
+        <w:t xml:space="preserve"> here / xong phần 5 giới]</w:t>
+      </w:r>
+    </w:p>
+    <w:p>
+      <w:pPr>
+        <w:pStyle w:val="pnry3pali"/>
+        <w:rPr>
+          <w:lang w:val="en-US"/>
+        </w:rPr>
+      </w:pPr>
+      <w:r>
+        <w:rPr>
+          <w:lang w:val="en-US"/>
+        </w:rPr>
+        <w:t>6. Vikāla-bhojanā veramaṇī sikkhāpadaṃ samādiyāmi</w:t>
+      </w:r>
+    </w:p>
+    <w:p>
+      <w:pPr>
+        <w:pStyle w:val="pnry3en"/>
+        <w:rPr>
+          <w:lang w:val="en-US"/>
+        </w:rPr>
+      </w:pPr>
+      <w:r>
+        <w:rPr>
+          <w:lang w:val="en-US"/>
+        </w:rPr>
+        <w:t>I undertake the training rule to abstain from taking food at improper time</w:t>
+      </w:r>
+    </w:p>
+    <w:p>
+      <w:pPr>
+        <w:pStyle w:val="pnry3vi"/>
+        <w:rPr>
+          <w:lang w:val="en-US"/>
+        </w:rPr>
+      </w:pPr>
+      <w:r>
+        <w:rPr>
+          <w:lang w:val="en-US"/>
+        </w:rPr>
+        <w:t>Con xin vâng giữ điều học là cố ý tránh xa sự ăn sái giờ.</w:t>
+      </w:r>
+    </w:p>
+    <w:p>
+      <w:pPr>
+        <w:pStyle w:val="pnry3pali"/>
+        <w:rPr>
+          <w:lang w:val="en-US"/>
+        </w:rPr>
+      </w:pPr>
+      <w:r>
+        <w:rPr>
+          <w:lang w:val="en-US"/>
+        </w:rPr>
+        <w:t>7. Nacca-gīta-vādita-visūka-dassanā-mālā-gandha-vilepana-dhāraṇa-maṇḍana-vibhūsanaṭṭhānā veramaṇī sikkhāpadaṃ samādiyāmi</w:t>
+      </w:r>
+    </w:p>
+    <w:p>
+      <w:pPr>
+        <w:pStyle w:val="pnry3en"/>
+        <w:rPr>
+          <w:lang w:val="en-US"/>
+        </w:rPr>
+      </w:pPr>
+      <w:r>
+        <w:rPr>
+          <w:lang w:val="en-US"/>
+        </w:rPr>
+        <w:lastRenderedPageBreak/>
+        <w:t>I undertake the training rule to abstain from dancing, singing and music, seeing show and from wearing garlands, using perfumes and beautifying the body with cosmetics</w:t>
+      </w:r>
+    </w:p>
+    <w:p>
+      <w:pPr>
+        <w:pStyle w:val="pnry3vi"/>
+        <w:rPr>
+          <w:lang w:val="en-US"/>
+        </w:rPr>
+      </w:pPr>
+      <w:r>
+        <w:rPr>
+          <w:lang w:val="en-US"/>
+        </w:rPr>
+        <w:t>Con xin vâng giữ điều học là cố ý tránh xa sự múa hát, thổi kèn, đờn, xem múa hát, nghe đờn kèn, trang điểm thoa vật thơm, dồi phấn, đeo tràng hoa.</w:t>
+      </w:r>
+    </w:p>
+    <w:p>
+      <w:pPr>
+        <w:pStyle w:val="pnry3pali"/>
+        <w:rPr>
+          <w:lang w:val="en-US"/>
+        </w:rPr>
+      </w:pPr>
+      <w:r>
+        <w:rPr>
+          <w:lang w:val="en-US"/>
+        </w:rPr>
+        <w:t>8. Uccā-sayana mahā-sayanā veramaṇī sikkhāpadaṃ samādiyāmi</w:t>
+      </w:r>
+    </w:p>
+    <w:p>
+      <w:pPr>
+        <w:pStyle w:val="pnry3en"/>
+        <w:rPr>
+          <w:lang w:val="en-US"/>
+        </w:rPr>
+      </w:pPr>
+      <w:r>
+        <w:rPr>
+          <w:lang w:val="en-US"/>
+        </w:rPr>
+        <w:t>I undertake the training rule to abstain from using high and luxurious beds</w:t>
+      </w:r>
+    </w:p>
+    <w:p>
+      <w:pPr>
+        <w:pStyle w:val="pnry3vi"/>
+        <w:rPr>
+          <w:lang w:val="en-US"/>
+        </w:rPr>
+      </w:pPr>
+      <w:r>
+        <w:rPr>
+          <w:lang w:val="en-US"/>
+        </w:rPr>
+        <w:t>Con xin vâng giữ điều học là cố ý tránh xa chỗ nằm ngồi quá cao và xinh đẹp.</w:t>
+      </w:r>
+    </w:p>
+    <w:p>
+      <w:pPr>
+        <w:pStyle w:val="pnry6silateacher"/>
+      </w:pPr>
+      <w:r>
+        <w:rPr>
+          <w:rFonts w:ascii="Apple Color Emoji" w:hAnsi="Apple Color Emoji" w:cs="Apple Color Emoji"/>
+          <w:i w:val="0"/>
+          <w:iCs/>
+        </w:rPr>
+        <w:t>☸️</w:t>
+      </w:r>
+      <w:r>
+        <w:rPr>
+          <w:i w:val="0"/>
+          <w:iCs/>
+        </w:rPr>
+        <w:t xml:space="preserve"> </w:t>
+      </w:r>
+      <w:r>
+        <w:t>Bhikkhu / Vị thầy đọc</w:t>
+      </w:r>
+    </w:p>
+    <w:p>
+      <w:pPr>
+        <w:pStyle w:val="pnry6silateacher"/>
+      </w:pPr>
+      <w:r>
+        <w:rPr>
+          <w:rFonts w:ascii="Apple Color Emoji" w:hAnsi="Apple Color Emoji" w:cs="Apple Color Emoji"/>
+          <w:i w:val="0"/>
+          <w:iCs/>
+        </w:rPr>
+        <w:t>🙏</w:t>
+      </w:r>
+      <w:r>
+        <w:rPr>
+          <w:i w:val="0"/>
+          <w:iCs/>
+        </w:rPr>
+        <w:t xml:space="preserve"> </w:t>
+      </w:r>
+      <w:r>
         <w:t>Then the candidate repeats / Người thọ giới lặp lại</w:t>
       </w:r>
     </w:p>
@@ -16687,16 +16838,22 @@
     <w:p>
       <w:pPr>
         <w:pStyle w:val="pnry6silateacher"/>
-        <w:rPr>
-          <w:noProof/>
-          <w:lang w:val="en-US"/>
-        </w:rPr>
-      </w:pPr>
-      <w:r>
-        <w:rPr>
-          <w:noProof/>
-          <w:lang w:val="en-US"/>
-        </w:rPr>
+      </w:pPr>
+      <w:r>
+        <w:rPr>
+          <w:rFonts w:ascii="Apple Color Emoji" w:hAnsi="Apple Color Emoji" w:cs="Apple Color Emoji"/>
+          <w:i w:val="0"/>
+          <w:iCs/>
+        </w:rPr>
+        <w:t>☸️</w:t>
+      </w:r>
+      <w:r>
+        <w:rPr>
+          <w:rFonts w:ascii="Apple Color Emoji" w:hAnsi="Apple Color Emoji" w:cs="Apple Color Emoji"/>
+        </w:rPr>
+        <w:t xml:space="preserve"> </w:t>
+      </w:r>
+      <w:r>
         <w:t>Bhikkhu / Vị thầy đọc</w:t>
       </w:r>
     </w:p>
@@ -16789,14 +16946,23 @@
     <w:p>
       <w:pPr>
         <w:pStyle w:val="pnry6silaustudent"/>
-        <w:rPr>
-          <w:lang w:val="en-US"/>
-        </w:rPr>
-      </w:pPr>
-      <w:r>
-        <w:rPr>
-          <w:lang w:val="en-US"/>
-        </w:rPr>
+      </w:pPr>
+      <w:r>
+        <w:rPr>
+          <w:rFonts w:ascii="Apple Color Emoji" w:hAnsi="Apple Color Emoji" w:cs="Apple Color Emoji"/>
+          <w:i w:val="0"/>
+          <w:iCs w:val="0"/>
+        </w:rPr>
+        <w:t>🙏</w:t>
+      </w:r>
+      <w:r>
+        <w:rPr>
+          <w:i w:val="0"/>
+          <w:iCs w:val="0"/>
+        </w:rPr>
+        <w:t xml:space="preserve"> </w:t>
+      </w:r>
+      <w:r>
         <w:t>Candidate / Người thọ giới đọc</w:t>
       </w:r>
     </w:p>
@@ -16942,7 +17108,7 @@
           <w:lang w:val="vi-VN"/>
         </w:rPr>
       </w:pPr>
-      <w:bookmarkStart w:id="22" w:name="_Toc236716994"/>
+      <w:bookmarkStart w:id="22" w:name="_Toc236724338"/>
       <w:r>
         <w:lastRenderedPageBreak/>
         <w:t>Appendix / Phụ Lục</w:t>
@@ -16953,7 +17119,7 @@
       <w:pPr>
         <w:pStyle w:val="Heading2"/>
       </w:pPr>
-      <w:bookmarkStart w:id="23" w:name="_Toc236716995"/>
+      <w:bookmarkStart w:id="23" w:name="_Toc236724339"/>
       <w:r>
         <w:t>Ask For Forgiveness &amp; Rejoice in Merit</w:t>
       </w:r>
@@ -16981,16 +17147,19 @@
       </w:pPr>
       <w:r>
         <w:rPr>
+          <w:rFonts w:ascii="Apple Color Emoji" w:hAnsi="Apple Color Emoji" w:cs="Apple Color Emoji"/>
+        </w:rPr>
+        <w:t>🙏</w:t>
+      </w:r>
+      <w:r>
+        <w:t xml:space="preserve"> </w:t>
+      </w:r>
+      <w:r>
+        <w:rPr>
           <w:lang w:val="en-US"/>
         </w:rPr>
         <w:t>Ᾱvuso: Okāsa vandāmi bhante. (bow once)</w:t>
       </w:r>
-      <w:r>
-        <w:rPr>
-          <w:lang w:val="en-US"/>
-        </w:rPr>
-        <w:tab/>
-      </w:r>
     </w:p>
     <w:p>
       <w:pPr>
@@ -17053,14 +17222,17 @@
     <w:p>
       <w:pPr>
         <w:pStyle w:val="pnry3pali"/>
-        <w:rPr>
-          <w:lang w:val="en-US"/>
-        </w:rPr>
-      </w:pPr>
-      <w:r>
-        <w:rPr>
-          <w:lang w:val="en-US"/>
-        </w:rPr>
+      </w:pPr>
+      <w:r>
+        <w:rPr>
+          <w:rFonts w:ascii="Apple Color Emoji" w:hAnsi="Apple Color Emoji" w:cs="Apple Color Emoji"/>
+        </w:rPr>
+        <w:t>☸️</w:t>
+      </w:r>
+      <w:r>
+        <w:t xml:space="preserve"> </w:t>
+      </w:r>
+      <w:r>
         <w:t>Bhante: Sukhi hotu! Nibbāna paccayo hotu.</w:t>
       </w:r>
     </w:p>
@@ -17140,14 +17312,17 @@
     <w:p>
       <w:pPr>
         <w:pStyle w:val="pnry3pali"/>
-        <w:rPr>
-          <w:lang w:val="en-US"/>
-        </w:rPr>
-      </w:pPr>
-      <w:r>
-        <w:rPr>
-          <w:lang w:val="en-US"/>
-        </w:rPr>
+      </w:pPr>
+      <w:r>
+        <w:rPr>
+          <w:rFonts w:ascii="Apple Color Emoji" w:hAnsi="Apple Color Emoji" w:cs="Apple Color Emoji"/>
+        </w:rPr>
+        <w:t>🙏</w:t>
+      </w:r>
+      <w:r>
+        <w:t xml:space="preserve"> </w:t>
+      </w:r>
+      <w:r>
         <w:t>Ᾱvuso: Mayā kataṃ puññaṃ sāminā anumoditabbaṃ.</w:t>
       </w:r>
     </w:p>
@@ -17254,6 +17429,15 @@
       </w:pPr>
       <w:r>
         <w:rPr>
+          <w:rFonts w:ascii="Apple Color Emoji" w:hAnsi="Apple Color Emoji" w:cs="Apple Color Emoji"/>
+        </w:rPr>
+        <w:t>☸️</w:t>
+      </w:r>
+      <w:r>
+        <w:t xml:space="preserve"> </w:t>
+      </w:r>
+      <w:r>
+        <w:rPr>
           <w:lang w:val="en-US"/>
         </w:rPr>
         <w:t>Bhante: Sādhu! Sādhu! Anumodāmi.</w:t>
@@ -17308,14 +17492,17 @@
     <w:p>
       <w:pPr>
         <w:pStyle w:val="pnry3pali"/>
-        <w:rPr>
-          <w:lang w:val="en-US"/>
-        </w:rPr>
-      </w:pPr>
-      <w:r>
-        <w:rPr>
-          <w:lang w:val="en-US"/>
-        </w:rPr>
+      </w:pPr>
+      <w:r>
+        <w:rPr>
+          <w:rFonts w:ascii="Apple Color Emoji" w:hAnsi="Apple Color Emoji" w:cs="Apple Color Emoji"/>
+        </w:rPr>
+        <w:t>🙏</w:t>
+      </w:r>
+      <w:r>
+        <w:t xml:space="preserve"> </w:t>
+      </w:r>
+      <w:r>
         <w:t>Ᾱvuso: Sāminā kataṃ puññaṃ mayhaṃ dātabbaṃ.</w:t>
       </w:r>
     </w:p>
@@ -17380,6 +17567,16 @@
       </w:pPr>
       <w:r>
         <w:rPr>
+          <w:rFonts w:ascii="Apple Color Emoji" w:hAnsi="Apple Color Emoji" w:cs="Apple Color Emoji"/>
+        </w:rPr>
+        <w:lastRenderedPageBreak/>
+        <w:t>☸️</w:t>
+      </w:r>
+      <w:r>
+        <w:t xml:space="preserve"> </w:t>
+      </w:r>
+      <w:r>
+        <w:rPr>
           <w:lang w:val="en-US"/>
         </w:rPr>
         <w:t>Bhante: Sādhu! Anumoditabbaṃ.</w:t>
@@ -17396,7 +17593,6 @@
         <w:rPr>
           <w:lang w:val="en-US"/>
         </w:rPr>
-        <w:lastRenderedPageBreak/>
         <w:t>Bhante: Surely! You should rejoice in it.</w:t>
       </w:r>
     </w:p>
@@ -17432,14 +17628,17 @@
     <w:p>
       <w:pPr>
         <w:pStyle w:val="pnry3pali"/>
-        <w:rPr>
-          <w:lang w:val="en-US"/>
-        </w:rPr>
-      </w:pPr>
-      <w:r>
-        <w:rPr>
-          <w:lang w:val="en-US"/>
-        </w:rPr>
+      </w:pPr>
+      <w:r>
+        <w:rPr>
+          <w:rFonts w:ascii="Apple Color Emoji" w:hAnsi="Apple Color Emoji" w:cs="Apple Color Emoji"/>
+        </w:rPr>
+        <w:t>🙏</w:t>
+      </w:r>
+      <w:r>
+        <w:t xml:space="preserve"> </w:t>
+      </w:r>
+      <w:r>
         <w:t>Ᾱvuso: Sādhu! Sādhu! Anumodāmi. Okāsa dvārattayena kataṃ sabbaṃ accayaṃ khamatha me bhante.</w:t>
       </w:r>
     </w:p>
@@ -17576,6 +17775,15 @@
       </w:pPr>
       <w:r>
         <w:rPr>
+          <w:rFonts w:ascii="Apple Color Emoji" w:hAnsi="Apple Color Emoji" w:cs="Apple Color Emoji"/>
+        </w:rPr>
+        <w:t>☸️</w:t>
+      </w:r>
+      <w:r>
+        <w:t xml:space="preserve"> </w:t>
+      </w:r>
+      <w:r>
+        <w:rPr>
           <w:lang w:val="en-US"/>
         </w:rPr>
         <w:t>Bhante: Khamāmi, khamitabbaṃ!</w:t>
@@ -17642,14 +17850,17 @@
     <w:p>
       <w:pPr>
         <w:pStyle w:val="pnry3pali"/>
-        <w:rPr>
-          <w:lang w:val="en-US"/>
-        </w:rPr>
-      </w:pPr>
-      <w:r>
-        <w:rPr>
-          <w:lang w:val="en-US"/>
-        </w:rPr>
+      </w:pPr>
+      <w:r>
+        <w:rPr>
+          <w:rFonts w:ascii="Apple Color Emoji" w:hAnsi="Apple Color Emoji" w:cs="Apple Color Emoji"/>
+        </w:rPr>
+        <w:t>🙏</w:t>
+      </w:r>
+      <w:r>
+        <w:t xml:space="preserve"> </w:t>
+      </w:r>
+      <w:r>
         <w:t>Ᾱvuso: Sādhu! Okāsa khamāmi bhante! (bow three times)</w:t>
       </w:r>
     </w:p>
@@ -17708,6 +17919,15 @@
       </w:pPr>
       <w:r>
         <w:rPr>
+          <w:rFonts w:ascii="Apple Color Emoji" w:hAnsi="Apple Color Emoji" w:cs="Apple Color Emoji"/>
+        </w:rPr>
+        <w:t>☸️</w:t>
+      </w:r>
+      <w:r>
+        <w:t xml:space="preserve"> </w:t>
+      </w:r>
+      <w:r>
+        <w:rPr>
           <w:lang w:val="en-US"/>
         </w:rPr>
         <w:t>Bhante: Sukhi hotu! Nibbāna paccayo hotu.</w:t>
@@ -17761,14 +17981,6 @@
     </w:p>
     <w:p>
       <w:pPr>
-        <w:pStyle w:val="pnry3vi"/>
-        <w:rPr>
-          <w:lang w:val="en-US"/>
-        </w:rPr>
-      </w:pPr>
-    </w:p>
-    <w:p>
-      <w:pPr>
         <w:pStyle w:val="pnry2palicenter"/>
         <w:rPr>
           <w:lang w:val="en-US"/>
@@ -17793,26 +18005,6 @@
           <w:lang w:val="en-US"/>
         </w:rPr>
         <w:t xml:space="preserve">Well Said, Well Said, Well Said </w:t>
-      </w:r>
-    </w:p>
-    <w:p>
-      <w:pPr>
-        <w:pStyle w:val="pnry2vicenter"/>
-        <w:rPr>
-          <w:lang w:val="en-US"/>
-        </w:rPr>
-      </w:pPr>
-      <w:r>
-        <w:rPr>
-          <w:lang w:val="en-US"/>
-        </w:rPr>
-        <w:t>Lành thay! Lành thay! Lành thay!</w:t>
-      </w:r>
-      <w:r>
-        <w:rPr>
-          <w:lang w:val="en-US"/>
-        </w:rPr>
-        <w:br w:type="page"/>
       </w:r>
     </w:p>
     <w:p>
@@ -17832,6 +18024,24 @@
           <w:docGrid w:linePitch="360"/>
         </w:sectPr>
       </w:pPr>
+      <w:r>
+        <w:rPr>
+          <w:lang w:val="en-US"/>
+        </w:rPr>
+        <w:t xml:space="preserve">Lành thay! Lành </w:t>
+      </w:r>
+      <w:r>
+        <w:rPr>
+          <w:lang w:val="en-US"/>
+        </w:rPr>
+        <w:t>thay! Lành</w:t>
+      </w:r>
+      <w:r>
+        <w:rPr>
+          <w:lang w:val="en-US"/>
+        </w:rPr>
+        <w:t xml:space="preserve"> thay!</w:t>
+      </w:r>
     </w:p>
     <w:p/>
     <w:p>
@@ -24065,18 +24275,16 @@
     <w:basedOn w:val="Normal"/>
     <w:next w:val="pnry3pali"/>
     <w:qFormat/>
-    <w:rsid w:val="00B777E7"/>
+    <w:rsid w:val="005301B5"/>
     <w:pPr>
-      <w:pBdr>
-        <w:top w:val="single" w:sz="8" w:space="2" w:color="auto"/>
-        <w:left w:val="single" w:sz="8" w:space="4" w:color="auto"/>
-        <w:bottom w:val="single" w:sz="8" w:space="2" w:color="auto"/>
-        <w:right w:val="single" w:sz="8" w:space="4" w:color="auto"/>
-      </w:pBdr>
+      <w:shd w:val="clear" w:color="auto" w:fill="D9D9D9" w:themeFill="background1" w:themeFillShade="D9"/>
       <w:spacing w:before="160" w:after="80"/>
     </w:pPr>
     <w:rPr>
+      <w:i/>
+      <w:noProof/>
       <w:sz w:val="26"/>
+      <w:lang w:val="en-US"/>
     </w:rPr>
   </w:style>
   <w:style w:type="paragraph" w:customStyle="1" w:styleId="pnry4suttaintro">
@@ -24139,10 +24347,9 @@
     <w:name w:val="pnry_6_sila_ustudent"/>
     <w:basedOn w:val="pnry6silateacher"/>
     <w:qFormat/>
-    <w:rsid w:val="005F6A85"/>
+    <w:rsid w:val="00AA68D3"/>
     <w:rPr>
-      <w:b/>
-      <w:noProof/>
+      <w:iCs/>
     </w:rPr>
   </w:style>
   <w:style w:type="character" w:styleId="UnresolvedMention">

--- a/Praha_Retreat_Chanting_Book_Pali-En-Viet.docx
+++ b/Praha_Retreat_Chanting_Book_Pali-En-Viet.docx
@@ -146,114 +146,11 @@
           <w:b/>
           <w:bCs/>
           <w:noProof/>
-          <w:sz w:val="34"/>
-          <w:szCs w:val="34"/>
-          <w:lang w:val="en-US"/>
-        </w:rPr>
-        <mc:AlternateContent>
-          <mc:Choice Requires="wps">
-            <w:drawing>
-              <wp:anchor distT="0" distB="0" distL="114300" distR="114300" simplePos="0" relativeHeight="251661312" behindDoc="1" locked="0" layoutInCell="1" allowOverlap="1" wp14:anchorId="5C5A23AF" wp14:editId="0917E4CB">
-                <wp:simplePos x="0" y="0"/>
-                <wp:positionH relativeFrom="column">
-                  <wp:posOffset>-1535373</wp:posOffset>
-                </wp:positionH>
-                <wp:positionV relativeFrom="paragraph">
-                  <wp:posOffset>-743803</wp:posOffset>
-                </wp:positionV>
-                <wp:extent cx="6640830" cy="8512829"/>
-                <wp:effectExtent l="0" t="0" r="1270" b="0"/>
-                <wp:wrapNone/>
-                <wp:docPr id="691484426" name="Rectangle 1"/>
-                <wp:cNvGraphicFramePr/>
-                <a:graphic xmlns:a="http://schemas.openxmlformats.org/drawingml/2006/main">
-                  <a:graphicData uri="http://schemas.microsoft.com/office/word/2010/wordprocessingShape">
-                    <wps:wsp>
-                      <wps:cNvSpPr/>
-                      <wps:spPr>
-                        <a:xfrm>
-                          <a:off x="0" y="0"/>
-                          <a:ext cx="6640830" cy="8512829"/>
-                        </a:xfrm>
-                        <a:prstGeom prst="rect">
-                          <a:avLst/>
-                        </a:prstGeom>
-                        <a:gradFill flip="none" rotWithShape="1">
-                          <a:gsLst>
-                            <a:gs pos="0">
-                              <a:schemeClr val="accent4">
-                                <a:lumMod val="40000"/>
-                                <a:lumOff val="60000"/>
-                                <a:tint val="66000"/>
-                                <a:satMod val="160000"/>
-                              </a:schemeClr>
-                            </a:gs>
-                            <a:gs pos="50000">
-                              <a:schemeClr val="accent4">
-                                <a:lumMod val="40000"/>
-                                <a:lumOff val="60000"/>
-                                <a:tint val="44500"/>
-                                <a:satMod val="160000"/>
-                              </a:schemeClr>
-                            </a:gs>
-                            <a:gs pos="100000">
-                              <a:schemeClr val="accent4">
-                                <a:lumMod val="40000"/>
-                                <a:lumOff val="60000"/>
-                                <a:tint val="23500"/>
-                                <a:satMod val="160000"/>
-                              </a:schemeClr>
-                            </a:gs>
-                          </a:gsLst>
-                          <a:lin ang="16200000" scaled="1"/>
-                          <a:tileRect/>
-                        </a:gradFill>
-                        <a:ln>
-                          <a:noFill/>
-                        </a:ln>
-                      </wps:spPr>
-                      <wps:style>
-                        <a:lnRef idx="2">
-                          <a:schemeClr val="accent1">
-                            <a:shade val="15000"/>
-                          </a:schemeClr>
-                        </a:lnRef>
-                        <a:fillRef idx="1">
-                          <a:schemeClr val="accent1"/>
-                        </a:fillRef>
-                        <a:effectRef idx="0">
-                          <a:schemeClr val="accent1"/>
-                        </a:effectRef>
-                        <a:fontRef idx="minor">
-                          <a:schemeClr val="lt1"/>
-                        </a:fontRef>
-                      </wps:style>
-                      <wps:bodyPr rot="0" spcFirstLastPara="0" vertOverflow="overflow" horzOverflow="overflow" vert="horz" wrap="square" lIns="91440" tIns="45720" rIns="91440" bIns="45720" numCol="1" spcCol="0" rtlCol="0" fromWordArt="0" anchor="ctr" anchorCtr="0" forceAA="0" compatLnSpc="1">
-                        <a:prstTxWarp prst="textNoShape">
-                          <a:avLst/>
-                        </a:prstTxWarp>
-                        <a:noAutofit/>
-                      </wps:bodyPr>
-                    </wps:wsp>
-                  </a:graphicData>
-                </a:graphic>
-                <wp14:sizeRelH relativeFrom="margin">
-                  <wp14:pctWidth>0</wp14:pctWidth>
-                </wp14:sizeRelH>
-                <wp14:sizeRelV relativeFrom="margin">
-                  <wp14:pctHeight>0</wp14:pctHeight>
-                </wp14:sizeRelV>
-              </wp:anchor>
-            </w:drawing>
-          </mc:Choice>
-          <mc:Fallback>
-            <w:pict>
-              <v:rect w14:anchorId="6943598E" id="Rectangle 1" o:spid="_x0000_s1026" style="position:absolute;margin-left:-120.9pt;margin-top:-58.55pt;width:522.9pt;height:670.3pt;z-index:-251655168;visibility:visible;mso-wrap-style:square;mso-width-percent:0;mso-height-percent:0;mso-wrap-distance-left:9pt;mso-wrap-distance-top:0;mso-wrap-distance-right:9pt;mso-wrap-distance-bottom:0;mso-position-horizontal:absolute;mso-position-horizontal-relative:text;mso-position-vertical:absolute;mso-position-vertical-relative:text;mso-width-percent:0;mso-height-percent:0;mso-width-relative:margin;mso-height-relative:margin;v-text-anchor:middle" o:gfxdata="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" fillcolor="#95dcf7 [1303]" stroked="f" strokeweight="1.5pt">
-                <v:fill color2="#95dcf7 [1303]" rotate="t" angle="180" colors="0 #b1efff;.5 #cef4ff;1 #e6f9ff" focus="100%" type="gradient"/>
-              </v:rect>
-            </w:pict>
-          </mc:Fallback>
-        </mc:AlternateContent>
+          <w:sz w:val="54"/>
+          <w:szCs w:val="54"/>
+          <w:lang w:val="en-US"/>
+        </w:rPr>
+        <w:t>Retreat Chanting Boo</w:t>
       </w:r>
       <w:r>
         <w:rPr>
@@ -264,7 +161,7 @@
           <w:szCs w:val="54"/>
           <w:lang w:val="en-US"/>
         </w:rPr>
-        <w:t>Retreat Chanting Book</w:t>
+        <w:t>k</w:t>
       </w:r>
     </w:p>
     <w:p>
@@ -339,7 +236,7 @@
           <w:lang w:val="en-US"/>
         </w:rPr>
         <w:drawing>
-          <wp:anchor distT="0" distB="0" distL="114300" distR="114300" simplePos="0" relativeHeight="251662336" behindDoc="0" locked="0" layoutInCell="1" allowOverlap="1" wp14:anchorId="74B0E8A7" wp14:editId="41DA559D">
+          <wp:anchor distT="0" distB="0" distL="114300" distR="114300" simplePos="0" relativeHeight="251660288" behindDoc="0" locked="0" layoutInCell="1" allowOverlap="1" wp14:anchorId="47A0516F" wp14:editId="0E1CCA7D">
             <wp:simplePos x="0" y="0"/>
             <wp:positionH relativeFrom="margin">
               <wp:align>center</wp:align>
@@ -617,6 +514,19 @@
     </w:p>
     <w:p>
       <w:pPr>
+        <w:jc w:val="both"/>
+        <w:rPr>
+          <w:b/>
+          <w:bCs/>
+          <w:noProof/>
+          <w:sz w:val="30"/>
+          <w:szCs w:val="30"/>
+          <w:lang w:val="vi-VN"/>
+        </w:rPr>
+      </w:pPr>
+    </w:p>
+    <w:p>
+      <w:pPr>
         <w:rPr>
           <w:b/>
           <w:bCs/>
@@ -633,18 +543,6 @@
           <w:b/>
           <w:bCs/>
           <w:noProof/>
-          <w:sz w:val="26"/>
-          <w:szCs w:val="26"/>
-          <w:lang w:val="vi-VN"/>
-        </w:rPr>
-      </w:pPr>
-    </w:p>
-    <w:p>
-      <w:pPr>
-        <w:rPr>
-          <w:b/>
-          <w:bCs/>
-          <w:noProof/>
           <w:sz w:val="36"/>
           <w:szCs w:val="36"/>
           <w:lang w:val="en-US"/>
@@ -758,7 +656,7 @@
     </w:p>
     <w:p>
       <w:pPr>
-        <w:spacing w:before="160"/>
+        <w:spacing w:before="240"/>
         <w:jc w:val="center"/>
         <w:rPr>
           <w:b/>
@@ -944,7 +842,7 @@
             </w:rPr>
             <w:fldChar w:fldCharType="separate"/>
           </w:r>
-          <w:hyperlink w:anchor="_Toc236724326" w:history="1">
+          <w:hyperlink w:anchor="_Toc236727032" w:history="1">
             <w:r>
               <w:rPr>
                 <w:rStyle w:val="Hyperlink"/>
@@ -972,7 +870,7 @@
                 <w:noProof/>
                 <w:webHidden/>
               </w:rPr>
-              <w:instrText xml:space="preserve"> PAGEREF _Toc236724326 \h </w:instrText>
+              <w:instrText xml:space="preserve"> PAGEREF _Toc236727032 \h </w:instrText>
             </w:r>
             <w:r>
               <w:rPr>
@@ -1020,7 +918,7 @@
               <w14:ligatures w14:val="standardContextual"/>
             </w:rPr>
           </w:pPr>
-          <w:hyperlink w:anchor="_Toc236724327" w:history="1">
+          <w:hyperlink w:anchor="_Toc236727033" w:history="1">
             <w:r>
               <w:rPr>
                 <w:rStyle w:val="Hyperlink"/>
@@ -1065,7 +963,7 @@
                 <w:noProof/>
                 <w:webHidden/>
               </w:rPr>
-              <w:instrText xml:space="preserve"> PAGEREF _Toc236724327 \h </w:instrText>
+              <w:instrText xml:space="preserve"> PAGEREF _Toc236727033 \h </w:instrText>
             </w:r>
             <w:r>
               <w:rPr>
@@ -1113,7 +1011,7 @@
               <w14:ligatures w14:val="standardContextual"/>
             </w:rPr>
           </w:pPr>
-          <w:hyperlink w:anchor="_Toc236724328" w:history="1">
+          <w:hyperlink w:anchor="_Toc236727034" w:history="1">
             <w:r>
               <w:rPr>
                 <w:rStyle w:val="Hyperlink"/>
@@ -1141,7 +1039,7 @@
                 <w:noProof/>
                 <w:webHidden/>
               </w:rPr>
-              <w:instrText xml:space="preserve"> PAGEREF _Toc236724328 \h </w:instrText>
+              <w:instrText xml:space="preserve"> PAGEREF _Toc236727034 \h </w:instrText>
             </w:r>
             <w:r>
               <w:rPr>
@@ -1189,7 +1087,7 @@
               <w14:ligatures w14:val="standardContextual"/>
             </w:rPr>
           </w:pPr>
-          <w:hyperlink w:anchor="_Toc236724329" w:history="1">
+          <w:hyperlink w:anchor="_Toc236727035" w:history="1">
             <w:r>
               <w:rPr>
                 <w:rStyle w:val="Hyperlink"/>
@@ -1217,7 +1115,7 @@
                 <w:noProof/>
                 <w:webHidden/>
               </w:rPr>
-              <w:instrText xml:space="preserve"> PAGEREF _Toc236724329 \h </w:instrText>
+              <w:instrText xml:space="preserve"> PAGEREF _Toc236727035 \h </w:instrText>
             </w:r>
             <w:r>
               <w:rPr>
@@ -1265,7 +1163,7 @@
               <w14:ligatures w14:val="standardContextual"/>
             </w:rPr>
           </w:pPr>
-          <w:hyperlink w:anchor="_Toc236724330" w:history="1">
+          <w:hyperlink w:anchor="_Toc236727036" w:history="1">
             <w:r>
               <w:rPr>
                 <w:rStyle w:val="Hyperlink"/>
@@ -1293,7 +1191,7 @@
                 <w:noProof/>
                 <w:webHidden/>
               </w:rPr>
-              <w:instrText xml:space="preserve"> PAGEREF _Toc236724330 \h </w:instrText>
+              <w:instrText xml:space="preserve"> PAGEREF _Toc236727036 \h </w:instrText>
             </w:r>
             <w:r>
               <w:rPr>
@@ -1341,7 +1239,7 @@
               <w14:ligatures w14:val="standardContextual"/>
             </w:rPr>
           </w:pPr>
-          <w:hyperlink w:anchor="_Toc236724331" w:history="1">
+          <w:hyperlink w:anchor="_Toc236727037" w:history="1">
             <w:r>
               <w:rPr>
                 <w:rStyle w:val="Hyperlink"/>
@@ -1369,7 +1267,7 @@
                 <w:noProof/>
                 <w:webHidden/>
               </w:rPr>
-              <w:instrText xml:space="preserve"> PAGEREF _Toc236724331 \h </w:instrText>
+              <w:instrText xml:space="preserve"> PAGEREF _Toc236727037 \h </w:instrText>
             </w:r>
             <w:r>
               <w:rPr>
@@ -1417,7 +1315,7 @@
               <w14:ligatures w14:val="standardContextual"/>
             </w:rPr>
           </w:pPr>
-          <w:hyperlink w:anchor="_Toc236724332" w:history="1">
+          <w:hyperlink w:anchor="_Toc236727038" w:history="1">
             <w:r>
               <w:rPr>
                 <w:rStyle w:val="Hyperlink"/>
@@ -1454,7 +1352,7 @@
                 <w:noProof/>
                 <w:webHidden/>
               </w:rPr>
-              <w:instrText xml:space="preserve"> PAGEREF _Toc236724332 \h </w:instrText>
+              <w:instrText xml:space="preserve"> PAGEREF _Toc236727038 \h </w:instrText>
             </w:r>
             <w:r>
               <w:rPr>
@@ -1502,7 +1400,7 @@
               <w14:ligatures w14:val="standardContextual"/>
             </w:rPr>
           </w:pPr>
-          <w:hyperlink w:anchor="_Toc236724333" w:history="1">
+          <w:hyperlink w:anchor="_Toc236727039" w:history="1">
             <w:r>
               <w:rPr>
                 <w:rStyle w:val="Hyperlink"/>
@@ -1547,7 +1445,7 @@
                 <w:noProof/>
                 <w:webHidden/>
               </w:rPr>
-              <w:instrText xml:space="preserve"> PAGEREF _Toc236724333 \h </w:instrText>
+              <w:instrText xml:space="preserve"> PAGEREF _Toc236727039 \h </w:instrText>
             </w:r>
             <w:r>
               <w:rPr>
@@ -1595,7 +1493,7 @@
               <w14:ligatures w14:val="standardContextual"/>
             </w:rPr>
           </w:pPr>
-          <w:hyperlink w:anchor="_Toc236724334" w:history="1">
+          <w:hyperlink w:anchor="_Toc236727040" w:history="1">
             <w:r>
               <w:rPr>
                 <w:rStyle w:val="Hyperlink"/>
@@ -1649,7 +1547,7 @@
                 <w:noProof/>
                 <w:webHidden/>
               </w:rPr>
-              <w:instrText xml:space="preserve"> PAGEREF _Toc236724334 \h </w:instrText>
+              <w:instrText xml:space="preserve"> PAGEREF _Toc236727040 \h </w:instrText>
             </w:r>
             <w:r>
               <w:rPr>
@@ -1697,7 +1595,7 @@
               <w14:ligatures w14:val="standardContextual"/>
             </w:rPr>
           </w:pPr>
-          <w:hyperlink w:anchor="_Toc236724335" w:history="1">
+          <w:hyperlink w:anchor="_Toc236727041" w:history="1">
             <w:r>
               <w:rPr>
                 <w:rStyle w:val="Hyperlink"/>
@@ -1725,7 +1623,7 @@
                 <w:noProof/>
                 <w:webHidden/>
               </w:rPr>
-              <w:instrText xml:space="preserve"> PAGEREF _Toc236724335 \h </w:instrText>
+              <w:instrText xml:space="preserve"> PAGEREF _Toc236727041 \h </w:instrText>
             </w:r>
             <w:r>
               <w:rPr>
@@ -1773,7 +1671,7 @@
               <w14:ligatures w14:val="standardContextual"/>
             </w:rPr>
           </w:pPr>
-          <w:hyperlink w:anchor="_Toc236724336" w:history="1">
+          <w:hyperlink w:anchor="_Toc236727042" w:history="1">
             <w:r>
               <w:rPr>
                 <w:rStyle w:val="Hyperlink"/>
@@ -1801,7 +1699,7 @@
                 <w:noProof/>
                 <w:webHidden/>
               </w:rPr>
-              <w:instrText xml:space="preserve"> PAGEREF _Toc236724336 \h </w:instrText>
+              <w:instrText xml:space="preserve"> PAGEREF _Toc236727042 \h </w:instrText>
             </w:r>
             <w:r>
               <w:rPr>
@@ -1849,7 +1747,7 @@
               <w14:ligatures w14:val="standardContextual"/>
             </w:rPr>
           </w:pPr>
-          <w:hyperlink w:anchor="_Toc236724337" w:history="1">
+          <w:hyperlink w:anchor="_Toc236727043" w:history="1">
             <w:r>
               <w:rPr>
                 <w:rStyle w:val="Hyperlink"/>
@@ -1877,7 +1775,7 @@
                 <w:noProof/>
                 <w:webHidden/>
               </w:rPr>
-              <w:instrText xml:space="preserve"> PAGEREF _Toc236724337 \h </w:instrText>
+              <w:instrText xml:space="preserve"> PAGEREF _Toc236727043 \h </w:instrText>
             </w:r>
             <w:r>
               <w:rPr>
@@ -1925,7 +1823,7 @@
               <w14:ligatures w14:val="standardContextual"/>
             </w:rPr>
           </w:pPr>
-          <w:hyperlink w:anchor="_Toc236724338" w:history="1">
+          <w:hyperlink w:anchor="_Toc236727044" w:history="1">
             <w:r>
               <w:rPr>
                 <w:rStyle w:val="Hyperlink"/>
@@ -1952,7 +1850,7 @@
                 <w:noProof/>
                 <w:webHidden/>
               </w:rPr>
-              <w:instrText xml:space="preserve"> PAGEREF _Toc236724338 \h </w:instrText>
+              <w:instrText xml:space="preserve"> PAGEREF _Toc236727044 \h </w:instrText>
             </w:r>
             <w:r>
               <w:rPr>
@@ -2000,7 +1898,7 @@
               <w14:ligatures w14:val="standardContextual"/>
             </w:rPr>
           </w:pPr>
-          <w:hyperlink w:anchor="_Toc236724339" w:history="1">
+          <w:hyperlink w:anchor="_Toc236727045" w:history="1">
             <w:r>
               <w:rPr>
                 <w:rStyle w:val="Hyperlink"/>
@@ -2027,7 +1925,7 @@
                 <w:noProof/>
                 <w:webHidden/>
               </w:rPr>
-              <w:instrText xml:space="preserve"> PAGEREF _Toc236724339 \h </w:instrText>
+              <w:instrText xml:space="preserve"> PAGEREF _Toc236727045 \h </w:instrText>
             </w:r>
             <w:r>
               <w:rPr>
@@ -2260,20 +2158,6 @@
     <w:p>
       <w:pPr>
         <w:rPr>
-          <w:lang w:val="en-US"/>
-        </w:rPr>
-      </w:pPr>
-    </w:p>
-    <w:p>
-      <w:pPr>
-        <w:rPr>
-          <w:lang w:val="en-US"/>
-        </w:rPr>
-      </w:pPr>
-    </w:p>
-    <w:p>
-      <w:pPr>
-        <w:rPr>
           <w:lang w:val="vi-VN"/>
         </w:rPr>
       </w:pPr>
@@ -2282,6 +2166,20 @@
       <w:pPr>
         <w:rPr>
           <w:lang w:val="vi-VN"/>
+        </w:rPr>
+      </w:pPr>
+    </w:p>
+    <w:p>
+      <w:pPr>
+        <w:rPr>
+          <w:lang w:val="en-US"/>
+        </w:rPr>
+      </w:pPr>
+    </w:p>
+    <w:p>
+      <w:pPr>
+        <w:rPr>
+          <w:lang w:val="en-US"/>
         </w:rPr>
       </w:pPr>
     </w:p>
@@ -2584,7 +2482,7 @@
           <w:lang w:val="en-US"/>
         </w:rPr>
       </w:pPr>
-      <w:bookmarkStart w:id="0" w:name="_Toc236724326"/>
+      <w:bookmarkStart w:id="0" w:name="_Toc236727032"/>
       <w:r>
         <w:rPr>
           <w:lang w:val="en-US"/>
@@ -2601,7 +2499,7 @@
           <w:lang w:val="en-US"/>
         </w:rPr>
       </w:pPr>
-      <w:bookmarkStart w:id="1" w:name="_Toc236724327"/>
+      <w:bookmarkStart w:id="1" w:name="_Toc236727033"/>
       <w:r>
         <w:rPr>
           <w:lang w:val="en-US"/>
@@ -6847,7 +6745,7 @@
           <w:lang w:val="en-US"/>
         </w:rPr>
       </w:pPr>
-      <w:bookmarkStart w:id="3" w:name="_Toc236724328"/>
+      <w:bookmarkStart w:id="3" w:name="_Toc236727034"/>
       <w:r>
         <w:rPr>
           <w:lang w:val="en-US"/>
@@ -7803,7 +7701,7 @@
     </w:p>
     <w:p>
       <w:pPr>
-        <w:pStyle w:val="pnry3pali"/>
+        <w:pStyle w:val="pnry2palicenter"/>
         <w:rPr>
           <w:lang w:val="en-US"/>
         </w:rPr>
@@ -7817,7 +7715,7 @@
     </w:p>
     <w:p>
       <w:pPr>
-        <w:pStyle w:val="pnry3en"/>
+        <w:pStyle w:val="pnry2encenter"/>
         <w:rPr>
           <w:lang w:val="en-US"/>
         </w:rPr>
@@ -7831,15 +7729,9 @@
     </w:p>
     <w:p>
       <w:pPr>
-        <w:pStyle w:val="pnry3vi"/>
-        <w:rPr>
-          <w:lang w:val="en-US"/>
-        </w:rPr>
-      </w:pPr>
-      <w:r>
-        <w:rPr>
-          <w:lang w:val="en-US"/>
-        </w:rPr>
+        <w:pStyle w:val="pnry2vicenter"/>
+      </w:pPr>
+      <w:r>
         <w:t>Lành thay! Lành thay! Lành thay!</w:t>
       </w:r>
     </w:p>
@@ -7894,7 +7786,7 @@
           <w:lang w:val="en-US"/>
         </w:rPr>
       </w:pPr>
-      <w:bookmarkStart w:id="5" w:name="_Toc236724329"/>
+      <w:bookmarkStart w:id="5" w:name="_Toc236727035"/>
       <w:r>
         <w:rPr>
           <w:lang w:val="en-US"/>
@@ -8528,9 +8420,7 @@
     <w:p>
       <w:pPr>
         <w:pStyle w:val="pnry3vi"/>
-        <w:rPr>
-          <w:lang w:val="en-US"/>
-        </w:rPr>
+        <w:ind w:left="0"/>
       </w:pPr>
     </w:p>
     <w:p>
@@ -8739,9 +8629,6 @@
     <w:p>
       <w:pPr>
         <w:pStyle w:val="pnry3vi"/>
-        <w:rPr>
-          <w:lang w:val="en-US"/>
-        </w:rPr>
       </w:pPr>
       <w:r>
         <w:rPr>
@@ -8752,14 +8639,6 @@
     </w:p>
     <w:p>
       <w:pPr>
-        <w:pStyle w:val="pnry3vi"/>
-        <w:rPr>
-          <w:lang w:val="en-US"/>
-        </w:rPr>
-      </w:pPr>
-    </w:p>
-    <w:p>
-      <w:pPr>
         <w:pStyle w:val="pnry3pali"/>
         <w:rPr>
           <w:lang w:val="en-US"/>
@@ -8921,15 +8800,26 @@
     <w:p>
       <w:pPr>
         <w:pStyle w:val="pnry3vi"/>
-        <w:rPr>
-          <w:lang w:val="en-US"/>
-        </w:rPr>
       </w:pPr>
       <w:r>
         <w:rPr>
           <w:lang w:val="en-US"/>
         </w:rPr>
         <w:t>Được hoàn toàn bình phục.</w:t>
+      </w:r>
+    </w:p>
+    <w:p>
+      <w:pPr>
+        <w:pStyle w:val="pnry2palicenter"/>
+        <w:rPr>
+          <w:lang w:val="vi-VN"/>
+        </w:rPr>
+      </w:pPr>
+      <w:r>
+        <w:rPr>
+          <w:lang w:val="en-US"/>
+        </w:rPr>
+        <w:t>Sādhu! Sādhu! Sādhu!</w:t>
       </w:r>
     </w:p>
     <w:p>
@@ -8966,7 +8856,7 @@
           <w:lang w:val="en-US"/>
         </w:rPr>
       </w:pPr>
-      <w:bookmarkStart w:id="7" w:name="_Toc236724330"/>
+      <w:bookmarkStart w:id="7" w:name="_Toc236727036"/>
       <w:r>
         <w:rPr>
           <w:lang w:val="en-US"/>
@@ -8995,7 +8885,7 @@
           <w:lang w:val="en-US"/>
         </w:rPr>
       </w:pPr>
-      <w:bookmarkStart w:id="8" w:name="_Toc236724331"/>
+      <w:bookmarkStart w:id="8" w:name="_Toc236727037"/>
       <w:r>
         <w:rPr>
           <w:lang w:val="en-US"/>
@@ -9276,7 +9166,7 @@
           <w:lang w:val="en-US"/>
         </w:rPr>
       </w:pPr>
-      <w:bookmarkStart w:id="10" w:name="_Toc236724332"/>
+      <w:bookmarkStart w:id="10" w:name="_Toc236727038"/>
       <w:r>
         <w:rPr>
           <w:lang w:val="en-US"/>
@@ -10725,7 +10615,7 @@
     </w:p>
     <w:p>
       <w:pPr>
-        <w:pStyle w:val="pnry3pali"/>
+        <w:pStyle w:val="pnry2palicenter"/>
         <w:rPr>
           <w:lang w:val="en-US"/>
         </w:rPr>
@@ -10763,7 +10653,7 @@
     </w:p>
     <w:p>
       <w:pPr>
-        <w:pStyle w:val="pnry3en"/>
+        <w:pStyle w:val="pnry2encenter"/>
         <w:rPr>
           <w:lang w:val="en-US"/>
         </w:rPr>
@@ -10777,15 +10667,9 @@
     </w:p>
     <w:p>
       <w:pPr>
-        <w:pStyle w:val="pnry3vi"/>
-        <w:rPr>
-          <w:lang w:val="en-US"/>
-        </w:rPr>
-      </w:pPr>
-      <w:r>
-        <w:rPr>
-          <w:lang w:val="en-US"/>
-        </w:rPr>
+        <w:pStyle w:val="pnry2vicenter"/>
+      </w:pPr>
+      <w:r>
         <w:t>Dứt bài kinh Tâm Từ</w:t>
       </w:r>
     </w:p>
@@ -10830,7 +10714,7 @@
           <w:lang w:val="en-US"/>
         </w:rPr>
       </w:pPr>
-      <w:bookmarkStart w:id="12" w:name="_Toc236724333"/>
+      <w:bookmarkStart w:id="12" w:name="_Toc236727039"/>
       <w:r>
         <w:rPr>
           <w:lang w:val="en-US"/>
@@ -11840,7 +11724,7 @@
           <w:lang w:val="en-US"/>
         </w:rPr>
       </w:pPr>
-      <w:bookmarkStart w:id="14" w:name="_Toc236724334"/>
+      <w:bookmarkStart w:id="14" w:name="_Toc236727040"/>
       <w:r>
         <w:rPr>
           <w:lang w:val="en-US"/>
@@ -12657,7 +12541,7 @@
           <w:lang w:val="en-US"/>
         </w:rPr>
       </w:pPr>
-      <w:bookmarkStart w:id="16" w:name="_Toc236724335"/>
+      <w:bookmarkStart w:id="16" w:name="_Toc236727041"/>
       <w:r>
         <w:rPr>
           <w:lang w:val="en-US"/>
@@ -15093,7 +14977,7 @@
           <w:lang w:val="en-US"/>
         </w:rPr>
       </w:pPr>
-      <w:bookmarkStart w:id="18" w:name="_Toc236724336"/>
+      <w:bookmarkStart w:id="18" w:name="_Toc236727042"/>
       <w:r>
         <w:rPr>
           <w:lang w:val="en-US"/>
@@ -15158,7 +15042,7 @@
           <w:lang w:val="en-US"/>
         </w:rPr>
       </w:pPr>
-      <w:bookmarkStart w:id="19" w:name="_Toc236724337"/>
+      <w:bookmarkStart w:id="19" w:name="_Toc236727043"/>
       <w:r>
         <w:rPr>
           <w:lang w:val="en-US"/>
@@ -15210,7 +15094,6 @@
       <w:r>
         <w:rPr>
           <w:rFonts w:ascii="Apple Color Emoji" w:hAnsi="Apple Color Emoji" w:cs="Apple Color Emoji"/>
-          <w:i w:val="0"/>
           <w:iCs w:val="0"/>
         </w:rPr>
         <w:t>🙏</w:t>
@@ -15412,14 +15295,12 @@
       <w:r>
         <w:rPr>
           <w:rFonts w:ascii="Apple Color Emoji" w:hAnsi="Apple Color Emoji" w:cs="Apple Color Emoji"/>
-          <w:i w:val="0"/>
           <w:iCs/>
         </w:rPr>
         <w:t>☸️</w:t>
       </w:r>
       <w:r>
         <w:rPr>
-          <w:i w:val="0"/>
           <w:iCs/>
         </w:rPr>
         <w:t xml:space="preserve"> </w:t>
@@ -15477,14 +15358,12 @@
       <w:r>
         <w:rPr>
           <w:rFonts w:ascii="Apple Color Emoji" w:hAnsi="Apple Color Emoji" w:cs="Apple Color Emoji"/>
-          <w:i w:val="0"/>
           <w:iCs w:val="0"/>
         </w:rPr>
         <w:t>🙏</w:t>
       </w:r>
       <w:r>
         <w:rPr>
-          <w:i w:val="0"/>
           <w:iCs w:val="0"/>
         </w:rPr>
         <w:t xml:space="preserve"> </w:t>
@@ -15542,14 +15421,12 @@
       <w:r>
         <w:rPr>
           <w:rFonts w:ascii="Apple Color Emoji" w:hAnsi="Apple Color Emoji" w:cs="Apple Color Emoji"/>
-          <w:i w:val="0"/>
           <w:iCs/>
         </w:rPr>
         <w:t>☸️</w:t>
       </w:r>
       <w:r>
         <w:rPr>
-          <w:i w:val="0"/>
           <w:iCs/>
         </w:rPr>
         <w:t xml:space="preserve"> </w:t>
@@ -15571,14 +15448,12 @@
       <w:r>
         <w:rPr>
           <w:rFonts w:ascii="Apple Color Emoji" w:hAnsi="Apple Color Emoji" w:cs="Apple Color Emoji"/>
-          <w:i w:val="0"/>
           <w:iCs/>
         </w:rPr>
         <w:t>🙏</w:t>
       </w:r>
       <w:r>
         <w:rPr>
-          <w:i w:val="0"/>
           <w:iCs/>
         </w:rPr>
         <w:t xml:space="preserve"> </w:t>
@@ -15653,7 +15528,6 @@
       <w:r>
         <w:rPr>
           <w:rFonts w:ascii="Apple Color Emoji" w:hAnsi="Apple Color Emoji" w:cs="Apple Color Emoji"/>
-          <w:i w:val="0"/>
           <w:iCs/>
         </w:rPr>
         <w:lastRenderedPageBreak/>
@@ -15661,7 +15535,6 @@
       </w:r>
       <w:r>
         <w:rPr>
-          <w:i w:val="0"/>
           <w:iCs/>
         </w:rPr>
         <w:t xml:space="preserve"> </w:t>
@@ -15677,14 +15550,12 @@
       <w:r>
         <w:rPr>
           <w:rFonts w:ascii="Apple Color Emoji" w:hAnsi="Apple Color Emoji" w:cs="Apple Color Emoji"/>
-          <w:i w:val="0"/>
           <w:iCs/>
         </w:rPr>
         <w:t>🙏</w:t>
       </w:r>
       <w:r>
         <w:rPr>
-          <w:i w:val="0"/>
           <w:iCs/>
         </w:rPr>
         <w:t xml:space="preserve"> </w:t>
@@ -16079,14 +15950,12 @@
       <w:r>
         <w:rPr>
           <w:rFonts w:ascii="Apple Color Emoji" w:hAnsi="Apple Color Emoji" w:cs="Apple Color Emoji"/>
-          <w:i w:val="0"/>
           <w:iCs/>
         </w:rPr>
         <w:t>☸️</w:t>
       </w:r>
       <w:r>
         <w:rPr>
-          <w:i w:val="0"/>
           <w:iCs/>
         </w:rPr>
         <w:t xml:space="preserve"> </w:t>
@@ -16144,14 +16013,12 @@
       <w:r>
         <w:rPr>
           <w:rFonts w:ascii="Apple Color Emoji" w:hAnsi="Apple Color Emoji" w:cs="Apple Color Emoji"/>
-          <w:i w:val="0"/>
           <w:iCs w:val="0"/>
         </w:rPr>
         <w:t>🙏</w:t>
       </w:r>
       <w:r>
         <w:rPr>
-          <w:i w:val="0"/>
           <w:iCs w:val="0"/>
         </w:rPr>
         <w:t xml:space="preserve"> </w:t>
@@ -16209,14 +16076,12 @@
       <w:r>
         <w:rPr>
           <w:rFonts w:ascii="Apple Color Emoji" w:hAnsi="Apple Color Emoji" w:cs="Apple Color Emoji"/>
-          <w:i w:val="0"/>
           <w:iCs w:val="0"/>
         </w:rPr>
         <w:t>🙏</w:t>
       </w:r>
       <w:r>
         <w:rPr>
-          <w:i w:val="0"/>
           <w:iCs w:val="0"/>
         </w:rPr>
         <w:t xml:space="preserve"> </w:t>
@@ -16700,14 +16565,12 @@
       <w:r>
         <w:rPr>
           <w:rFonts w:ascii="Apple Color Emoji" w:hAnsi="Apple Color Emoji" w:cs="Apple Color Emoji"/>
-          <w:i w:val="0"/>
           <w:iCs/>
         </w:rPr>
         <w:t>☸️</w:t>
       </w:r>
       <w:r>
         <w:rPr>
-          <w:i w:val="0"/>
           <w:iCs/>
         </w:rPr>
         <w:t xml:space="preserve"> </w:t>
@@ -16723,14 +16586,12 @@
       <w:r>
         <w:rPr>
           <w:rFonts w:ascii="Apple Color Emoji" w:hAnsi="Apple Color Emoji" w:cs="Apple Color Emoji"/>
-          <w:i w:val="0"/>
           <w:iCs/>
         </w:rPr>
         <w:t>🙏</w:t>
       </w:r>
       <w:r>
         <w:rPr>
-          <w:i w:val="0"/>
           <w:iCs/>
         </w:rPr>
         <w:t xml:space="preserve"> </w:t>
@@ -16842,7 +16703,6 @@
       <w:r>
         <w:rPr>
           <w:rFonts w:ascii="Apple Color Emoji" w:hAnsi="Apple Color Emoji" w:cs="Apple Color Emoji"/>
-          <w:i w:val="0"/>
           <w:iCs/>
         </w:rPr>
         <w:t>☸️</w:t>
@@ -16950,14 +16810,12 @@
       <w:r>
         <w:rPr>
           <w:rFonts w:ascii="Apple Color Emoji" w:hAnsi="Apple Color Emoji" w:cs="Apple Color Emoji"/>
-          <w:i w:val="0"/>
           <w:iCs w:val="0"/>
         </w:rPr>
         <w:t>🙏</w:t>
       </w:r>
       <w:r>
         <w:rPr>
-          <w:i w:val="0"/>
           <w:iCs w:val="0"/>
         </w:rPr>
         <w:t xml:space="preserve"> </w:t>
@@ -17108,7 +16966,7 @@
           <w:lang w:val="vi-VN"/>
         </w:rPr>
       </w:pPr>
-      <w:bookmarkStart w:id="22" w:name="_Toc236724338"/>
+      <w:bookmarkStart w:id="22" w:name="_Toc236727044"/>
       <w:r>
         <w:lastRenderedPageBreak/>
         <w:t>Appendix / Phụ Lục</w:t>
@@ -17119,7 +16977,7 @@
       <w:pPr>
         <w:pStyle w:val="Heading2"/>
       </w:pPr>
-      <w:bookmarkStart w:id="23" w:name="_Toc236724339"/>
+      <w:bookmarkStart w:id="23" w:name="_Toc236727045"/>
       <w:r>
         <w:t>Ask For Forgiveness &amp; Rejoice in Merit</w:t>
       </w:r>
@@ -24275,13 +24133,12 @@
     <w:basedOn w:val="Normal"/>
     <w:next w:val="pnry3pali"/>
     <w:qFormat/>
-    <w:rsid w:val="005301B5"/>
+    <w:rsid w:val="00A763A0"/>
     <w:pPr>
       <w:shd w:val="clear" w:color="auto" w:fill="D9D9D9" w:themeFill="background1" w:themeFillShade="D9"/>
       <w:spacing w:before="160" w:after="80"/>
     </w:pPr>
     <w:rPr>
-      <w:i/>
       <w:noProof/>
       <w:sz w:val="26"/>
       <w:lang w:val="en-US"/>

--- a/Praha_Retreat_Chanting_Book_Pali-En-Viet.docx
+++ b/Praha_Retreat_Chanting_Book_Pali-En-Viet.docx
@@ -842,7 +842,7 @@
             </w:rPr>
             <w:fldChar w:fldCharType="separate"/>
           </w:r>
-          <w:hyperlink w:anchor="_Toc236727032" w:history="1">
+          <w:hyperlink w:anchor="_Toc236727960" w:history="1">
             <w:r>
               <w:rPr>
                 <w:rStyle w:val="Hyperlink"/>
@@ -870,7 +870,7 @@
                 <w:noProof/>
                 <w:webHidden/>
               </w:rPr>
-              <w:instrText xml:space="preserve"> PAGEREF _Toc236727032 \h </w:instrText>
+              <w:instrText xml:space="preserve"> PAGEREF _Toc236727960 \h </w:instrText>
             </w:r>
             <w:r>
               <w:rPr>
@@ -918,7 +918,7 @@
               <w14:ligatures w14:val="standardContextual"/>
             </w:rPr>
           </w:pPr>
-          <w:hyperlink w:anchor="_Toc236727033" w:history="1">
+          <w:hyperlink w:anchor="_Toc236727961" w:history="1">
             <w:r>
               <w:rPr>
                 <w:rStyle w:val="Hyperlink"/>
@@ -963,7 +963,7 @@
                 <w:noProof/>
                 <w:webHidden/>
               </w:rPr>
-              <w:instrText xml:space="preserve"> PAGEREF _Toc236727033 \h </w:instrText>
+              <w:instrText xml:space="preserve"> PAGEREF _Toc236727961 \h </w:instrText>
             </w:r>
             <w:r>
               <w:rPr>
@@ -1011,7 +1011,7 @@
               <w14:ligatures w14:val="standardContextual"/>
             </w:rPr>
           </w:pPr>
-          <w:hyperlink w:anchor="_Toc236727034" w:history="1">
+          <w:hyperlink w:anchor="_Toc236727962" w:history="1">
             <w:r>
               <w:rPr>
                 <w:rStyle w:val="Hyperlink"/>
@@ -1039,7 +1039,7 @@
                 <w:noProof/>
                 <w:webHidden/>
               </w:rPr>
-              <w:instrText xml:space="preserve"> PAGEREF _Toc236727034 \h </w:instrText>
+              <w:instrText xml:space="preserve"> PAGEREF _Toc236727962 \h </w:instrText>
             </w:r>
             <w:r>
               <w:rPr>
@@ -1087,7 +1087,7 @@
               <w14:ligatures w14:val="standardContextual"/>
             </w:rPr>
           </w:pPr>
-          <w:hyperlink w:anchor="_Toc236727035" w:history="1">
+          <w:hyperlink w:anchor="_Toc236727963" w:history="1">
             <w:r>
               <w:rPr>
                 <w:rStyle w:val="Hyperlink"/>
@@ -1115,7 +1115,7 @@
                 <w:noProof/>
                 <w:webHidden/>
               </w:rPr>
-              <w:instrText xml:space="preserve"> PAGEREF _Toc236727035 \h </w:instrText>
+              <w:instrText xml:space="preserve"> PAGEREF _Toc236727963 \h </w:instrText>
             </w:r>
             <w:r>
               <w:rPr>
@@ -1163,7 +1163,7 @@
               <w14:ligatures w14:val="standardContextual"/>
             </w:rPr>
           </w:pPr>
-          <w:hyperlink w:anchor="_Toc236727036" w:history="1">
+          <w:hyperlink w:anchor="_Toc236727964" w:history="1">
             <w:r>
               <w:rPr>
                 <w:rStyle w:val="Hyperlink"/>
@@ -1191,7 +1191,7 @@
                 <w:noProof/>
                 <w:webHidden/>
               </w:rPr>
-              <w:instrText xml:space="preserve"> PAGEREF _Toc236727036 \h </w:instrText>
+              <w:instrText xml:space="preserve"> PAGEREF _Toc236727964 \h </w:instrText>
             </w:r>
             <w:r>
               <w:rPr>
@@ -1239,7 +1239,7 @@
               <w14:ligatures w14:val="standardContextual"/>
             </w:rPr>
           </w:pPr>
-          <w:hyperlink w:anchor="_Toc236727037" w:history="1">
+          <w:hyperlink w:anchor="_Toc236727965" w:history="1">
             <w:r>
               <w:rPr>
                 <w:rStyle w:val="Hyperlink"/>
@@ -1267,7 +1267,7 @@
                 <w:noProof/>
                 <w:webHidden/>
               </w:rPr>
-              <w:instrText xml:space="preserve"> PAGEREF _Toc236727037 \h </w:instrText>
+              <w:instrText xml:space="preserve"> PAGEREF _Toc236727965 \h </w:instrText>
             </w:r>
             <w:r>
               <w:rPr>
@@ -1315,7 +1315,7 @@
               <w14:ligatures w14:val="standardContextual"/>
             </w:rPr>
           </w:pPr>
-          <w:hyperlink w:anchor="_Toc236727038" w:history="1">
+          <w:hyperlink w:anchor="_Toc236727966" w:history="1">
             <w:r>
               <w:rPr>
                 <w:rStyle w:val="Hyperlink"/>
@@ -1352,7 +1352,7 @@
                 <w:noProof/>
                 <w:webHidden/>
               </w:rPr>
-              <w:instrText xml:space="preserve"> PAGEREF _Toc236727038 \h </w:instrText>
+              <w:instrText xml:space="preserve"> PAGEREF _Toc236727966 \h </w:instrText>
             </w:r>
             <w:r>
               <w:rPr>
@@ -1400,7 +1400,7 @@
               <w14:ligatures w14:val="standardContextual"/>
             </w:rPr>
           </w:pPr>
-          <w:hyperlink w:anchor="_Toc236727039" w:history="1">
+          <w:hyperlink w:anchor="_Toc236727967" w:history="1">
             <w:r>
               <w:rPr>
                 <w:rStyle w:val="Hyperlink"/>
@@ -1445,7 +1445,7 @@
                 <w:noProof/>
                 <w:webHidden/>
               </w:rPr>
-              <w:instrText xml:space="preserve"> PAGEREF _Toc236727039 \h </w:instrText>
+              <w:instrText xml:space="preserve"> PAGEREF _Toc236727967 \h </w:instrText>
             </w:r>
             <w:r>
               <w:rPr>
@@ -1493,7 +1493,7 @@
               <w14:ligatures w14:val="standardContextual"/>
             </w:rPr>
           </w:pPr>
-          <w:hyperlink w:anchor="_Toc236727040" w:history="1">
+          <w:hyperlink w:anchor="_Toc236727968" w:history="1">
             <w:r>
               <w:rPr>
                 <w:rStyle w:val="Hyperlink"/>
@@ -1547,7 +1547,7 @@
                 <w:noProof/>
                 <w:webHidden/>
               </w:rPr>
-              <w:instrText xml:space="preserve"> PAGEREF _Toc236727040 \h </w:instrText>
+              <w:instrText xml:space="preserve"> PAGEREF _Toc236727968 \h </w:instrText>
             </w:r>
             <w:r>
               <w:rPr>
@@ -1595,7 +1595,7 @@
               <w14:ligatures w14:val="standardContextual"/>
             </w:rPr>
           </w:pPr>
-          <w:hyperlink w:anchor="_Toc236727041" w:history="1">
+          <w:hyperlink w:anchor="_Toc236727969" w:history="1">
             <w:r>
               <w:rPr>
                 <w:rStyle w:val="Hyperlink"/>
@@ -1623,7 +1623,7 @@
                 <w:noProof/>
                 <w:webHidden/>
               </w:rPr>
-              <w:instrText xml:space="preserve"> PAGEREF _Toc236727041 \h </w:instrText>
+              <w:instrText xml:space="preserve"> PAGEREF _Toc236727969 \h </w:instrText>
             </w:r>
             <w:r>
               <w:rPr>
@@ -1671,7 +1671,7 @@
               <w14:ligatures w14:val="standardContextual"/>
             </w:rPr>
           </w:pPr>
-          <w:hyperlink w:anchor="_Toc236727042" w:history="1">
+          <w:hyperlink w:anchor="_Toc236727970" w:history="1">
             <w:r>
               <w:rPr>
                 <w:rStyle w:val="Hyperlink"/>
@@ -1699,7 +1699,7 @@
                 <w:noProof/>
                 <w:webHidden/>
               </w:rPr>
-              <w:instrText xml:space="preserve"> PAGEREF _Toc236727042 \h </w:instrText>
+              <w:instrText xml:space="preserve"> PAGEREF _Toc236727970 \h </w:instrText>
             </w:r>
             <w:r>
               <w:rPr>
@@ -1747,7 +1747,7 @@
               <w14:ligatures w14:val="standardContextual"/>
             </w:rPr>
           </w:pPr>
-          <w:hyperlink w:anchor="_Toc236727043" w:history="1">
+          <w:hyperlink w:anchor="_Toc236727971" w:history="1">
             <w:r>
               <w:rPr>
                 <w:rStyle w:val="Hyperlink"/>
@@ -1775,7 +1775,7 @@
                 <w:noProof/>
                 <w:webHidden/>
               </w:rPr>
-              <w:instrText xml:space="preserve"> PAGEREF _Toc236727043 \h </w:instrText>
+              <w:instrText xml:space="preserve"> PAGEREF _Toc236727971 \h </w:instrText>
             </w:r>
             <w:r>
               <w:rPr>
@@ -1823,7 +1823,7 @@
               <w14:ligatures w14:val="standardContextual"/>
             </w:rPr>
           </w:pPr>
-          <w:hyperlink w:anchor="_Toc236727044" w:history="1">
+          <w:hyperlink w:anchor="_Toc236727972" w:history="1">
             <w:r>
               <w:rPr>
                 <w:rStyle w:val="Hyperlink"/>
@@ -1850,7 +1850,7 @@
                 <w:noProof/>
                 <w:webHidden/>
               </w:rPr>
-              <w:instrText xml:space="preserve"> PAGEREF _Toc236727044 \h </w:instrText>
+              <w:instrText xml:space="preserve"> PAGEREF _Toc236727972 \h </w:instrText>
             </w:r>
             <w:r>
               <w:rPr>
@@ -1898,7 +1898,7 @@
               <w14:ligatures w14:val="standardContextual"/>
             </w:rPr>
           </w:pPr>
-          <w:hyperlink w:anchor="_Toc236727045" w:history="1">
+          <w:hyperlink w:anchor="_Toc236727973" w:history="1">
             <w:r>
               <w:rPr>
                 <w:rStyle w:val="Hyperlink"/>
@@ -1925,7 +1925,7 @@
                 <w:noProof/>
                 <w:webHidden/>
               </w:rPr>
-              <w:instrText xml:space="preserve"> PAGEREF _Toc236727045 \h </w:instrText>
+              <w:instrText xml:space="preserve"> PAGEREF _Toc236727973 \h </w:instrText>
             </w:r>
             <w:r>
               <w:rPr>
@@ -2482,7 +2482,7 @@
           <w:lang w:val="en-US"/>
         </w:rPr>
       </w:pPr>
-      <w:bookmarkStart w:id="0" w:name="_Toc236727032"/>
+      <w:bookmarkStart w:id="0" w:name="_Toc236727960"/>
       <w:r>
         <w:rPr>
           <w:lang w:val="en-US"/>
@@ -2499,7 +2499,7 @@
           <w:lang w:val="en-US"/>
         </w:rPr>
       </w:pPr>
-      <w:bookmarkStart w:id="1" w:name="_Toc236727033"/>
+      <w:bookmarkStart w:id="1" w:name="_Toc236727961"/>
       <w:r>
         <w:rPr>
           <w:lang w:val="en-US"/>
@@ -6745,7 +6745,7 @@
           <w:lang w:val="en-US"/>
         </w:rPr>
       </w:pPr>
-      <w:bookmarkStart w:id="3" w:name="_Toc236727034"/>
+      <w:bookmarkStart w:id="3" w:name="_Toc236727962"/>
       <w:r>
         <w:rPr>
           <w:lang w:val="en-US"/>
@@ -7786,7 +7786,7 @@
           <w:lang w:val="en-US"/>
         </w:rPr>
       </w:pPr>
-      <w:bookmarkStart w:id="5" w:name="_Toc236727035"/>
+      <w:bookmarkStart w:id="5" w:name="_Toc236727963"/>
       <w:r>
         <w:rPr>
           <w:lang w:val="en-US"/>
@@ -8856,7 +8856,7 @@
           <w:lang w:val="en-US"/>
         </w:rPr>
       </w:pPr>
-      <w:bookmarkStart w:id="7" w:name="_Toc236727036"/>
+      <w:bookmarkStart w:id="7" w:name="_Toc236727964"/>
       <w:r>
         <w:rPr>
           <w:lang w:val="en-US"/>
@@ -8885,7 +8885,7 @@
           <w:lang w:val="en-US"/>
         </w:rPr>
       </w:pPr>
-      <w:bookmarkStart w:id="8" w:name="_Toc236727037"/>
+      <w:bookmarkStart w:id="8" w:name="_Toc236727965"/>
       <w:r>
         <w:rPr>
           <w:lang w:val="en-US"/>
@@ -9166,7 +9166,7 @@
           <w:lang w:val="en-US"/>
         </w:rPr>
       </w:pPr>
-      <w:bookmarkStart w:id="10" w:name="_Toc236727038"/>
+      <w:bookmarkStart w:id="10" w:name="_Toc236727966"/>
       <w:r>
         <w:rPr>
           <w:lang w:val="en-US"/>
@@ -10714,7 +10714,7 @@
           <w:lang w:val="en-US"/>
         </w:rPr>
       </w:pPr>
-      <w:bookmarkStart w:id="12" w:name="_Toc236727039"/>
+      <w:bookmarkStart w:id="12" w:name="_Toc236727967"/>
       <w:r>
         <w:rPr>
           <w:lang w:val="en-US"/>
@@ -11724,7 +11724,7 @@
           <w:lang w:val="en-US"/>
         </w:rPr>
       </w:pPr>
-      <w:bookmarkStart w:id="14" w:name="_Toc236727040"/>
+      <w:bookmarkStart w:id="14" w:name="_Toc236727968"/>
       <w:r>
         <w:rPr>
           <w:lang w:val="en-US"/>
@@ -12541,7 +12541,7 @@
           <w:lang w:val="en-US"/>
         </w:rPr>
       </w:pPr>
-      <w:bookmarkStart w:id="16" w:name="_Toc236727041"/>
+      <w:bookmarkStart w:id="16" w:name="_Toc236727969"/>
       <w:r>
         <w:rPr>
           <w:lang w:val="en-US"/>
@@ -14977,7 +14977,7 @@
           <w:lang w:val="en-US"/>
         </w:rPr>
       </w:pPr>
-      <w:bookmarkStart w:id="18" w:name="_Toc236727042"/>
+      <w:bookmarkStart w:id="18" w:name="_Toc236727970"/>
       <w:r>
         <w:rPr>
           <w:lang w:val="en-US"/>
@@ -15042,7 +15042,7 @@
           <w:lang w:val="en-US"/>
         </w:rPr>
       </w:pPr>
-      <w:bookmarkStart w:id="19" w:name="_Toc236727043"/>
+      <w:bookmarkStart w:id="19" w:name="_Toc236727971"/>
       <w:r>
         <w:rPr>
           <w:lang w:val="en-US"/>
@@ -16966,7 +16966,7 @@
           <w:lang w:val="vi-VN"/>
         </w:rPr>
       </w:pPr>
-      <w:bookmarkStart w:id="22" w:name="_Toc236727044"/>
+      <w:bookmarkStart w:id="22" w:name="_Toc236727972"/>
       <w:r>
         <w:lastRenderedPageBreak/>
         <w:t>Appendix / Phụ Lục</w:t>
@@ -16977,7 +16977,7 @@
       <w:pPr>
         <w:pStyle w:val="Heading2"/>
       </w:pPr>
-      <w:bookmarkStart w:id="23" w:name="_Toc236727045"/>
+      <w:bookmarkStart w:id="23" w:name="_Toc236727973"/>
       <w:r>
         <w:t>Ask For Forgiveness &amp; Rejoice in Merit</w:t>
       </w:r>
